--- a/docs/NMWC-Customer-Master-SOP-and-Access-Policy.docx
+++ b/docs/NMWC-Customer-Master-SOP-and-Access-Policy.docx
@@ -211,7 +211,7 @@
               <w:jc w:val="left"/>
             </w:pPr>
             <w:r>
-              <w:t xml:space="preserve">1.0 (for approval)</w:t>
+              <w:t xml:space="preserve">1.1 (for approval)</w:t>
             </w:r>
           </w:p>
         </w:tc>
@@ -749,6 +749,116 @@
           </w:p>
         </w:tc>
       </w:tr>
+      <w:tr>
+        <w:tc>
+          <w:tcPr>
+            <w:tcW w:type="dxa" w:w="1404"/>
+            <w:tcBorders>
+              <w:top w:val="single" w:color="D6E1EC" w:sz="4"/>
+              <w:left w:val="single" w:color="D6E1EC" w:sz="4"/>
+              <w:bottom w:val="single" w:color="D6E1EC" w:sz="4"/>
+              <w:right w:val="single" w:color="D6E1EC" w:sz="4"/>
+            </w:tcBorders>
+            <w:tcMar>
+              <w:top w:type="dxa" w:w="60"/>
+              <w:left w:type="dxa" w:w="90"/>
+              <w:bottom w:type="dxa" w:w="60"/>
+              <w:right w:type="dxa" w:w="90"/>
+            </w:tcMar>
+            <w:vAlign w:val="center"/>
+          </w:tcPr>
+          <w:p>
+            <w:pPr>
+              <w:spacing w:after="0"/>
+              <w:jc w:val="left"/>
+            </w:pPr>
+            <w:r>
+              <w:t xml:space="preserve">1.1</w:t>
+            </w:r>
+          </w:p>
+        </w:tc>
+        <w:tc>
+          <w:tcPr>
+            <w:tcW w:type="dxa" w:w="2006"/>
+            <w:tcBorders>
+              <w:top w:val="single" w:color="D6E1EC" w:sz="4"/>
+              <w:left w:val="single" w:color="D6E1EC" w:sz="4"/>
+              <w:bottom w:val="single" w:color="D6E1EC" w:sz="4"/>
+              <w:right w:val="single" w:color="D6E1EC" w:sz="4"/>
+            </w:tcBorders>
+            <w:tcMar>
+              <w:top w:type="dxa" w:w="60"/>
+              <w:left w:type="dxa" w:w="90"/>
+              <w:bottom w:type="dxa" w:w="60"/>
+              <w:right w:type="dxa" w:w="90"/>
+            </w:tcMar>
+            <w:vAlign w:val="center"/>
+          </w:tcPr>
+          <w:p>
+            <w:pPr>
+              <w:spacing w:after="0"/>
+              <w:jc w:val="left"/>
+            </w:pPr>
+            <w:r>
+              <w:t xml:space="preserve">__________</w:t>
+            </w:r>
+          </w:p>
+        </w:tc>
+        <w:tc>
+          <w:tcPr>
+            <w:tcW w:type="dxa" w:w="2407"/>
+            <w:tcBorders>
+              <w:top w:val="single" w:color="D6E1EC" w:sz="4"/>
+              <w:left w:val="single" w:color="D6E1EC" w:sz="4"/>
+              <w:bottom w:val="single" w:color="D6E1EC" w:sz="4"/>
+              <w:right w:val="single" w:color="D6E1EC" w:sz="4"/>
+            </w:tcBorders>
+            <w:tcMar>
+              <w:top w:type="dxa" w:w="60"/>
+              <w:left w:type="dxa" w:w="90"/>
+              <w:bottom w:type="dxa" w:w="60"/>
+              <w:right w:type="dxa" w:w="90"/>
+            </w:tcMar>
+            <w:vAlign w:val="center"/>
+          </w:tcPr>
+          <w:p>
+            <w:pPr>
+              <w:spacing w:after="0"/>
+              <w:jc w:val="left"/>
+            </w:pPr>
+            <w:r>
+              <w:t xml:space="preserve">CRM / IT</w:t>
+            </w:r>
+          </w:p>
+        </w:tc>
+        <w:tc>
+          <w:tcPr>
+            <w:tcW w:type="dxa" w:w="3209"/>
+            <w:tcBorders>
+              <w:top w:val="single" w:color="D6E1EC" w:sz="4"/>
+              <w:left w:val="single" w:color="D6E1EC" w:sz="4"/>
+              <w:bottom w:val="single" w:color="D6E1EC" w:sz="4"/>
+              <w:right w:val="single" w:color="D6E1EC" w:sz="4"/>
+            </w:tcBorders>
+            <w:tcMar>
+              <w:top w:type="dxa" w:w="60"/>
+              <w:left w:type="dxa" w:w="90"/>
+              <w:bottom w:type="dxa" w:w="60"/>
+              <w:right w:type="dxa" w:w="90"/>
+            </w:tcMar>
+            <w:vAlign w:val="center"/>
+          </w:tcPr>
+          <w:p>
+            <w:pPr>
+              <w:spacing w:after="0"/>
+              <w:jc w:val="left"/>
+            </w:pPr>
+            <w:r>
+              <w:t xml:space="preserve">Added §8 Bulk Data Load (Import) Procedure: staged load, promotion in passes with resume, the mandatory post-load reconciliation, and the rule that bulk-loaded customers do not pass through the approval chain. Sections 8–10 renumbered to 9–11.</w:t>
+            </w:r>
+          </w:p>
+        </w:tc>
+      </w:tr>
     </w:tbl>
     <w:p>
       <w:pPr>
@@ -2749,6 +2859,22 @@
       </w:pPr>
       <w:r>
         <w:t xml:space="preserve">A new customer moves through five stages. The record does NOT exist in the master until the final approval; every step is recorded in the audit log.</w:t>
+      </w:r>
+    </w:p>
+    <w:p>
+      <w:pPr>
+        <w:spacing w:after="120"/>
+        <w:jc w:val="both"/>
+      </w:pPr>
+      <w:r>
+        <w:rPr>
+          <w:b/>
+          <w:bCs/>
+        </w:rPr>
+        <w:t xml:space="preserve">Two ways into the master. </w:t>
+      </w:r>
+      <w:r>
+        <w:t xml:space="preserve">This section describes customer creation in the FIELD, which is how every customer acquired after go-live enters the system. The other path is the bulk load used to migrate and reconcile customers that already exist in Temix; it is performed by the Data Steward, does not travel the approval chain, and is governed separately by §8.</w:t>
       </w:r>
     </w:p>
     <w:p>
@@ -11802,7 +11928,7 @@
               <w:jc w:val="left"/>
             </w:pPr>
             <w:r>
-              <w:t xml:space="preserve">The Steward imports the Account master (regions, routes, people) then the Customer master, reviews the staged rows, and promotes them.</w:t>
+              <w:t xml:space="preserve">The Steward imports the Account master (regions, routes, people), then the Customer master; reviews the staged rows; promotes them — the promotion runs in passes and reports progress; then reconciles the counts. Full procedure in §8.</w:t>
             </w:r>
           </w:p>
         </w:tc>
@@ -12092,7 +12218,1063 @@
           </w:p>
         </w:tc>
       </w:tr>
+      <w:tr>
+        <w:tc>
+          <w:tcPr>
+            <w:tcW w:type="dxa" w:w="564"/>
+            <w:tcBorders>
+              <w:top w:val="single" w:color="D6E1EC" w:sz="4"/>
+              <w:left w:val="single" w:color="D6E1EC" w:sz="4"/>
+              <w:bottom w:val="single" w:color="D6E1EC" w:sz="4"/>
+              <w:right w:val="single" w:color="D6E1EC" w:sz="4"/>
+            </w:tcBorders>
+            <w:shd w:fill="1F3A5F" w:color="auto" w:val="clear"/>
+            <w:tcMar>
+              <w:top w:type="dxa" w:w="60"/>
+              <w:left w:type="dxa" w:w="90"/>
+              <w:bottom w:type="dxa" w:w="60"/>
+              <w:right w:type="dxa" w:w="90"/>
+            </w:tcMar>
+            <w:vAlign w:val="center"/>
+          </w:tcPr>
+          <w:p>
+            <w:pPr>
+              <w:spacing w:after="0"/>
+              <w:jc w:val="center"/>
+            </w:pPr>
+            <w:r>
+              <w:rPr>
+                <w:b/>
+                <w:bCs/>
+                <w:color w:val="FFFFFF"/>
+              </w:rPr>
+              <w:t xml:space="preserve">L</w:t>
+            </w:r>
+          </w:p>
+        </w:tc>
+        <w:tc>
+          <w:tcPr>
+            <w:tcW w:type="dxa" w:w="2933"/>
+            <w:tcBorders>
+              <w:top w:val="single" w:color="D6E1EC" w:sz="4"/>
+              <w:left w:val="single" w:color="D6E1EC" w:sz="4"/>
+              <w:bottom w:val="single" w:color="D6E1EC" w:sz="4"/>
+              <w:right w:val="single" w:color="D6E1EC" w:sz="4"/>
+            </w:tcBorders>
+            <w:shd w:fill="FFFFFF" w:color="auto" w:val="clear"/>
+            <w:tcMar>
+              <w:top w:type="dxa" w:w="60"/>
+              <w:left w:type="dxa" w:w="90"/>
+              <w:bottom w:type="dxa" w:w="60"/>
+              <w:right w:type="dxa" w:w="90"/>
+            </w:tcMar>
+            <w:vAlign w:val="center"/>
+          </w:tcPr>
+          <w:p>
+            <w:pPr>
+              <w:spacing w:after="0"/>
+              <w:jc w:val="left"/>
+            </w:pPr>
+            <w:r>
+              <w:rPr>
+                <w:b/>
+                <w:bCs/>
+              </w:rPr>
+              <w:t xml:space="preserve">A bulk load is interrupted</w:t>
+            </w:r>
+          </w:p>
+        </w:tc>
+        <w:tc>
+          <w:tcPr>
+            <w:tcW w:type="dxa" w:w="5529"/>
+            <w:tcBorders>
+              <w:top w:val="single" w:color="D6E1EC" w:sz="4"/>
+              <w:left w:val="single" w:color="D6E1EC" w:sz="4"/>
+              <w:bottom w:val="single" w:color="D6E1EC" w:sz="4"/>
+              <w:right w:val="single" w:color="D6E1EC" w:sz="4"/>
+            </w:tcBorders>
+            <w:shd w:fill="FFFFFF" w:color="auto" w:val="clear"/>
+            <w:tcMar>
+              <w:top w:type="dxa" w:w="60"/>
+              <w:left w:type="dxa" w:w="90"/>
+              <w:bottom w:type="dxa" w:w="60"/>
+              <w:right w:type="dxa" w:w="90"/>
+            </w:tcMar>
+            <w:vAlign w:val="center"/>
+          </w:tcPr>
+          <w:p>
+            <w:pPr>
+              <w:spacing w:after="0"/>
+              <w:jc w:val="left"/>
+            </w:pPr>
+            <w:r>
+              <w:t xml:space="preserve">Everything already promoted is saved. The batch shows “Promote interrupted” and appears in the Steward’s work list as “Import to resume”; the Steward clicks Resume promote and it continues from exactly where it stopped. Nothing is loaded twice or skipped (§8.3).</w:t>
+            </w:r>
+          </w:p>
+        </w:tc>
+      </w:tr>
+      <w:tr>
+        <w:tc>
+          <w:tcPr>
+            <w:tcW w:type="dxa" w:w="564"/>
+            <w:tcBorders>
+              <w:top w:val="single" w:color="D6E1EC" w:sz="4"/>
+              <w:left w:val="single" w:color="D6E1EC" w:sz="4"/>
+              <w:bottom w:val="single" w:color="D6E1EC" w:sz="4"/>
+              <w:right w:val="single" w:color="D6E1EC" w:sz="4"/>
+            </w:tcBorders>
+            <w:shd w:fill="1F3A5F" w:color="auto" w:val="clear"/>
+            <w:tcMar>
+              <w:top w:type="dxa" w:w="60"/>
+              <w:left w:type="dxa" w:w="90"/>
+              <w:bottom w:type="dxa" w:w="60"/>
+              <w:right w:type="dxa" w:w="90"/>
+            </w:tcMar>
+            <w:vAlign w:val="center"/>
+          </w:tcPr>
+          <w:p>
+            <w:pPr>
+              <w:spacing w:after="0"/>
+              <w:jc w:val="center"/>
+            </w:pPr>
+            <w:r>
+              <w:rPr>
+                <w:b/>
+                <w:bCs/>
+                <w:color w:val="FFFFFF"/>
+              </w:rPr>
+              <w:t xml:space="preserve">M</w:t>
+            </w:r>
+          </w:p>
+        </w:tc>
+        <w:tc>
+          <w:tcPr>
+            <w:tcW w:type="dxa" w:w="2933"/>
+            <w:tcBorders>
+              <w:top w:val="single" w:color="D6E1EC" w:sz="4"/>
+              <w:left w:val="single" w:color="D6E1EC" w:sz="4"/>
+              <w:bottom w:val="single" w:color="D6E1EC" w:sz="4"/>
+              <w:right w:val="single" w:color="D6E1EC" w:sz="4"/>
+            </w:tcBorders>
+            <w:shd w:fill="EAF0F6" w:color="auto" w:val="clear"/>
+            <w:tcMar>
+              <w:top w:type="dxa" w:w="60"/>
+              <w:left w:type="dxa" w:w="90"/>
+              <w:bottom w:type="dxa" w:w="60"/>
+              <w:right w:type="dxa" w:w="90"/>
+            </w:tcMar>
+            <w:vAlign w:val="center"/>
+          </w:tcPr>
+          <w:p>
+            <w:pPr>
+              <w:spacing w:after="0"/>
+              <w:jc w:val="left"/>
+            </w:pPr>
+            <w:r>
+              <w:rPr>
+                <w:b/>
+                <w:bCs/>
+              </w:rPr>
+              <w:t xml:space="preserve">Rows rejected during a load</w:t>
+            </w:r>
+          </w:p>
+        </w:tc>
+        <w:tc>
+          <w:tcPr>
+            <w:tcW w:type="dxa" w:w="5529"/>
+            <w:tcBorders>
+              <w:top w:val="single" w:color="D6E1EC" w:sz="4"/>
+              <w:left w:val="single" w:color="D6E1EC" w:sz="4"/>
+              <w:bottom w:val="single" w:color="D6E1EC" w:sz="4"/>
+              <w:right w:val="single" w:color="D6E1EC" w:sz="4"/>
+            </w:tcBorders>
+            <w:shd w:fill="EAF0F6" w:color="auto" w:val="clear"/>
+            <w:tcMar>
+              <w:top w:type="dxa" w:w="60"/>
+              <w:left w:type="dxa" w:w="90"/>
+              <w:bottom w:type="dxa" w:w="60"/>
+              <w:right w:type="dxa" w:w="90"/>
+            </w:tcMar>
+            <w:vAlign w:val="center"/>
+          </w:tcPr>
+          <w:p>
+            <w:pPr>
+              <w:spacing w:after="0"/>
+              <w:jc w:val="left"/>
+            </w:pPr>
+            <w:r>
+              <w:t xml:space="preserve">A rejected row is NOT in the master. The Steward reviews each one (rejected rows are listed first, with the reason), corrects the source file, and re-imports the affected customers. The load is not complete until every rejected and quarantined row is resolved or formally accepted (§8.4).</w:t>
+            </w:r>
+          </w:p>
+        </w:tc>
+      </w:tr>
     </w:tbl>
+    <w:p>
+      <w:pPr>
+        <w:pStyle w:val="Heading1"/>
+        <w:spacing w:after="120" w:before="260"/>
+      </w:pPr>
+      <w:r>
+        <w:t xml:space="preserve">8.  Bulk Data Load (Import) Procedure</w:t>
+      </w:r>
+    </w:p>
+    <w:p>
+      <w:pPr>
+        <w:spacing w:after="120"/>
+        <w:jc w:val="both"/>
+      </w:pPr>
+      <w:r>
+        <w:t xml:space="preserve">The customer master is first populated — and thereafter reconciled against Temix — by a bulk load performed by the Data Steward. Because a full master runs to several thousand rows, the load is a controlled, staged and resumable procedure rather than a single action. This section is the authoritative procedure for it.</w:t>
+      </w:r>
+    </w:p>
+    <w:p>
+      <w:pPr>
+        <w:pStyle w:val="Heading2"/>
+        <w:spacing w:after="90" w:before="180"/>
+      </w:pPr>
+      <w:r>
+        <w:t xml:space="preserve">8.1  Order of loading (mandatory)</w:t>
+      </w:r>
+    </w:p>
+    <w:p>
+      <w:pPr>
+        <w:pStyle w:val="ListParagraph"/>
+        <w:numPr>
+          <w:ilvl w:val="0"/>
+          <w:numId w:val="2"/>
+        </w:numPr>
+        <w:spacing w:after="60"/>
+      </w:pPr>
+      <w:r>
+        <w:rPr>
+          <w:b/>
+          <w:bCs/>
+        </w:rPr>
+        <w:t xml:space="preserve">1. Create the MANAGER and STEWARD accounts in the application first. </w:t>
+      </w:r>
+      <w:r>
+        <w:t xml:space="preserve">The import deliberately CANNOT create these two roles, so that no administrative account can ever be introduced from a spreadsheet.</w:t>
+      </w:r>
+    </w:p>
+    <w:p>
+      <w:pPr>
+        <w:pStyle w:val="ListParagraph"/>
+        <w:numPr>
+          <w:ilvl w:val="0"/>
+          <w:numId w:val="2"/>
+        </w:numPr>
+        <w:spacing w:after="60"/>
+      </w:pPr>
+      <w:r>
+        <w:rPr>
+          <w:b/>
+          <w:bCs/>
+        </w:rPr>
+        <w:t xml:space="preserve">2. Import the Account master </w:t>
+      </w:r>
+      <w:r>
+        <w:t xml:space="preserve">— regions, then routes, then people (salesmen, supervisors, accountants, Finance Manager, GM, viewers). Routes must exist before the customers that reference them.</w:t>
+      </w:r>
+    </w:p>
+    <w:p>
+      <w:pPr>
+        <w:pStyle w:val="ListParagraph"/>
+        <w:numPr>
+          <w:ilvl w:val="0"/>
+          <w:numId w:val="2"/>
+        </w:numPr>
+        <w:spacing w:after="60"/>
+      </w:pPr>
+      <w:r>
+        <w:rPr>
+          <w:b/>
+          <w:bCs/>
+        </w:rPr>
+        <w:t xml:space="preserve">3. Import the Customer master </w:t>
+      </w:r>
+      <w:r>
+        <w:t xml:space="preserve">— customers and their branches, one row per branch.</w:t>
+      </w:r>
+    </w:p>
+    <w:p>
+      <w:pPr>
+        <w:spacing w:after="120"/>
+        <w:jc w:val="both"/>
+      </w:pPr>
+      <w:r>
+        <w:rPr>
+          <w:b/>
+          <w:bCs/>
+        </w:rPr>
+        <w:t xml:space="preserve">Regions and routes are matched on their CODE, never their name. </w:t>
+      </w:r>
+      <w:r>
+        <w:t xml:space="preserve">A customer whose region or route code is unknown is parked in an UNASSIGNED area with a warning for the Steward to resolve — it is never silently discarded.</w:t>
+      </w:r>
+    </w:p>
+    <w:p>
+      <w:pPr>
+        <w:pStyle w:val="Heading2"/>
+        <w:spacing w:after="90" w:before="180"/>
+      </w:pPr>
+      <w:r>
+        <w:t xml:space="preserve">8.2  Two stages: stage, then promote</w:t>
+      </w:r>
+    </w:p>
+    <w:p>
+      <w:pPr>
+        <w:spacing w:after="120"/>
+        <w:jc w:val="both"/>
+      </w:pPr>
+      <w:r>
+        <w:t xml:space="preserve">An import is never applied directly to the live master. It has two distinct stages, and the record does not exist until the second.</w:t>
+      </w:r>
+    </w:p>
+    <w:p>
+      <w:pPr>
+        <w:pStyle w:val="ListParagraph"/>
+        <w:numPr>
+          <w:ilvl w:val="0"/>
+          <w:numId w:val="2"/>
+        </w:numPr>
+        <w:spacing w:after="60"/>
+      </w:pPr>
+      <w:r>
+        <w:rPr>
+          <w:b/>
+          <w:bCs/>
+        </w:rPr>
+        <w:t xml:space="preserve">Stage (upload). </w:t>
+      </w:r>
+      <w:r>
+        <w:t xml:space="preserve">The file is validated row by row. Valid rows are held as “clean”; rows that fail validation, or that collide with an existing customer on phone or commercial registration, are “quarantined” for the Steward to inspect. Nothing has entered the master at this point.</w:t>
+      </w:r>
+    </w:p>
+    <w:p>
+      <w:pPr>
+        <w:pStyle w:val="ListParagraph"/>
+        <w:numPr>
+          <w:ilvl w:val="0"/>
+          <w:numId w:val="2"/>
+        </w:numPr>
+        <w:spacing w:after="60"/>
+      </w:pPr>
+      <w:r>
+        <w:rPr>
+          <w:b/>
+          <w:bCs/>
+        </w:rPr>
+        <w:t xml:space="preserve">Promote. </w:t>
+      </w:r>
+      <w:r>
+        <w:t xml:space="preserve">The Steward reviews the staged result and promotes it. Only now are the live customer and branch records created.</w:t>
+      </w:r>
+    </w:p>
+    <w:p>
+      <w:pPr>
+        <w:pStyle w:val="Heading2"/>
+        <w:spacing w:after="90" w:before="180"/>
+      </w:pPr>
+      <w:r>
+        <w:t xml:space="preserve">8.3  Promotion runs in passes and may be resumed</w:t>
+      </w:r>
+    </w:p>
+    <w:p>
+      <w:pPr>
+        <w:spacing w:after="120"/>
+        <w:jc w:val="both"/>
+      </w:pPr>
+      <w:r>
+        <w:t xml:space="preserve">A full master is far too large to load in a single operation, so promotion works through it in successive passes, reporting progress as it goes (for example “1,200 done, 2,100 left”). The Steward keeps the screen open until it reports completion.</w:t>
+      </w:r>
+    </w:p>
+    <w:p>
+      <w:pPr>
+        <w:pStyle w:val="ListParagraph"/>
+        <w:numPr>
+          <w:ilvl w:val="0"/>
+          <w:numId w:val="2"/>
+        </w:numPr>
+        <w:spacing w:after="60"/>
+      </w:pPr>
+      <w:r>
+        <w:rPr>
+          <w:b/>
+          <w:bCs/>
+        </w:rPr>
+        <w:t xml:space="preserve">Interruption is safe. </w:t>
+      </w:r>
+      <w:r>
+        <w:t xml:space="preserve">If the load is interrupted — the screen is closed, the connection drops, the session times out — every record already promoted is permanently saved. The batch is shown as “Promote interrupted”, and a “Resume promote” action continues from exactly where it stopped. No record is loaded twice and none is skipped.</w:t>
+      </w:r>
+    </w:p>
+    <w:p>
+      <w:pPr>
+        <w:pStyle w:val="ListParagraph"/>
+        <w:numPr>
+          <w:ilvl w:val="0"/>
+          <w:numId w:val="2"/>
+        </w:numPr>
+        <w:spacing w:after="60"/>
+      </w:pPr>
+      <w:r>
+        <w:rPr>
+          <w:b/>
+          <w:bCs/>
+        </w:rPr>
+        <w:t xml:space="preserve">An interrupted load is a work item. </w:t>
+      </w:r>
+      <w:r>
+        <w:t xml:space="preserve">It appears in the Steward’s work list as “Import to resume”, so a half-finished load cannot be forgotten.</w:t>
+      </w:r>
+    </w:p>
+    <w:p>
+      <w:pPr>
+        <w:pStyle w:val="ListParagraph"/>
+        <w:numPr>
+          <w:ilvl w:val="0"/>
+          <w:numId w:val="2"/>
+        </w:numPr>
+        <w:spacing w:after="60"/>
+      </w:pPr>
+      <w:r>
+        <w:rPr>
+          <w:b/>
+          <w:bCs/>
+        </w:rPr>
+        <w:t xml:space="preserve">One load at a time. </w:t>
+      </w:r>
+      <w:r>
+        <w:t xml:space="preserve">Only one customer import may be promoted at any moment; a second is refused with a message naming the file already running. If a corrected file must be loaded, the first load is finished (or abandoned) first.</w:t>
+      </w:r>
+    </w:p>
+    <w:p>
+      <w:pPr>
+        <w:pStyle w:val="ListParagraph"/>
+        <w:numPr>
+          <w:ilvl w:val="0"/>
+          <w:numId w:val="2"/>
+        </w:numPr>
+        <w:spacing w:after="60"/>
+      </w:pPr>
+      <w:r>
+        <w:rPr>
+          <w:b/>
+          <w:bCs/>
+        </w:rPr>
+        <w:t xml:space="preserve">A stalled load stops itself. </w:t>
+      </w:r>
+      <w:r>
+        <w:t xml:space="preserve">If a pass makes no progress, the system halts and reports it rather than retrying indefinitely. This is escalated to IT — it must never be answered by repeatedly re-clicking.</w:t>
+      </w:r>
+    </w:p>
+    <w:p>
+      <w:pPr>
+        <w:pStyle w:val="Heading2"/>
+        <w:spacing w:after="90" w:before="180"/>
+      </w:pPr>
+      <w:r>
+        <w:t xml:space="preserve">8.4  Mandatory reconciliation after every load</w:t>
+      </w:r>
+    </w:p>
+    <w:p>
+      <w:pPr>
+        <w:spacing w:after="120"/>
+        <w:jc w:val="both"/>
+      </w:pPr>
+      <w:r>
+        <w:rPr>
+          <w:b/>
+          <w:bCs/>
+        </w:rPr>
+        <w:t xml:space="preserve">A load is not complete when the screen stops moving; it is complete when it has been reconciled. </w:t>
+      </w:r>
+      <w:r>
+        <w:t xml:space="preserve">The batch page reports six figures, and the Steward must check them before declaring the load done:</w:t>
+      </w:r>
+    </w:p>
+    <w:tbl>
+      <w:tblPr>
+        <w:tblW w:type="dxa" w:w="9026"/>
+        <w:tblBorders>
+          <w:top w:val="single" w:color="auto" w:sz="4"/>
+          <w:left w:val="single" w:color="auto" w:sz="4"/>
+          <w:bottom w:val="single" w:color="auto" w:sz="4"/>
+          <w:right w:val="single" w:color="auto" w:sz="4"/>
+          <w:insideH w:val="single" w:color="auto" w:sz="4"/>
+          <w:insideV w:val="single" w:color="auto" w:sz="4"/>
+        </w:tblBorders>
+      </w:tblPr>
+      <w:tblGrid>
+        <w:gridCol w:w="2482"/>
+        <w:gridCol w:w="6544"/>
+      </w:tblGrid>
+      <w:tr>
+        <w:trPr>
+          <w:tblHeader/>
+        </w:trPr>
+        <w:tc>
+          <w:tcPr>
+            <w:tcW w:type="dxa" w:w="2482"/>
+            <w:tcBorders>
+              <w:top w:val="single" w:color="D6E1EC" w:sz="4"/>
+              <w:left w:val="single" w:color="D6E1EC" w:sz="4"/>
+              <w:bottom w:val="single" w:color="D6E1EC" w:sz="4"/>
+              <w:right w:val="single" w:color="D6E1EC" w:sz="4"/>
+            </w:tcBorders>
+            <w:shd w:fill="1F3A5F" w:color="auto" w:val="clear"/>
+            <w:tcMar>
+              <w:top w:type="dxa" w:w="60"/>
+              <w:left w:type="dxa" w:w="90"/>
+              <w:bottom w:type="dxa" w:w="60"/>
+              <w:right w:type="dxa" w:w="90"/>
+            </w:tcMar>
+            <w:vAlign w:val="center"/>
+          </w:tcPr>
+          <w:p>
+            <w:pPr>
+              <w:spacing w:after="0"/>
+              <w:jc w:val="center"/>
+            </w:pPr>
+            <w:r>
+              <w:rPr>
+                <w:b/>
+                <w:bCs/>
+                <w:color w:val="FFFFFF"/>
+              </w:rPr>
+              <w:t xml:space="preserve">Figure</w:t>
+            </w:r>
+          </w:p>
+        </w:tc>
+        <w:tc>
+          <w:tcPr>
+            <w:tcW w:type="dxa" w:w="6544"/>
+            <w:tcBorders>
+              <w:top w:val="single" w:color="D6E1EC" w:sz="4"/>
+              <w:left w:val="single" w:color="D6E1EC" w:sz="4"/>
+              <w:bottom w:val="single" w:color="D6E1EC" w:sz="4"/>
+              <w:right w:val="single" w:color="D6E1EC" w:sz="4"/>
+            </w:tcBorders>
+            <w:shd w:fill="1F3A5F" w:color="auto" w:val="clear"/>
+            <w:tcMar>
+              <w:top w:type="dxa" w:w="60"/>
+              <w:left w:type="dxa" w:w="90"/>
+              <w:bottom w:type="dxa" w:w="60"/>
+              <w:right w:type="dxa" w:w="90"/>
+            </w:tcMar>
+            <w:vAlign w:val="center"/>
+          </w:tcPr>
+          <w:p>
+            <w:pPr>
+              <w:spacing w:after="0"/>
+              <w:jc w:val="center"/>
+            </w:pPr>
+            <w:r>
+              <w:rPr>
+                <w:b/>
+                <w:bCs/>
+                <w:color w:val="FFFFFF"/>
+              </w:rPr>
+              <w:t xml:space="preserve">What the Steward must confirm</w:t>
+            </w:r>
+          </w:p>
+        </w:tc>
+      </w:tr>
+      <w:tr>
+        <w:tc>
+          <w:tcPr>
+            <w:tcW w:type="dxa" w:w="2482"/>
+            <w:tcBorders>
+              <w:top w:val="single" w:color="D6E1EC" w:sz="4"/>
+              <w:left w:val="single" w:color="D6E1EC" w:sz="4"/>
+              <w:bottom w:val="single" w:color="D6E1EC" w:sz="4"/>
+              <w:right w:val="single" w:color="D6E1EC" w:sz="4"/>
+            </w:tcBorders>
+            <w:shd w:fill="EAF0F6" w:color="auto" w:val="clear"/>
+            <w:tcMar>
+              <w:top w:type="dxa" w:w="60"/>
+              <w:left w:type="dxa" w:w="90"/>
+              <w:bottom w:type="dxa" w:w="60"/>
+              <w:right w:type="dxa" w:w="90"/>
+            </w:tcMar>
+            <w:vAlign w:val="center"/>
+          </w:tcPr>
+          <w:p>
+            <w:pPr>
+              <w:spacing w:after="0"/>
+              <w:jc w:val="left"/>
+            </w:pPr>
+            <w:r>
+              <w:rPr>
+                <w:b/>
+                <w:bCs/>
+              </w:rPr>
+              <w:t xml:space="preserve">Total</w:t>
+            </w:r>
+          </w:p>
+        </w:tc>
+        <w:tc>
+          <w:tcPr>
+            <w:tcW w:type="dxa" w:w="6544"/>
+            <w:tcBorders>
+              <w:top w:val="single" w:color="D6E1EC" w:sz="4"/>
+              <w:left w:val="single" w:color="D6E1EC" w:sz="4"/>
+              <w:bottom w:val="single" w:color="D6E1EC" w:sz="4"/>
+              <w:right w:val="single" w:color="D6E1EC" w:sz="4"/>
+            </w:tcBorders>
+            <w:tcMar>
+              <w:top w:type="dxa" w:w="60"/>
+              <w:left w:type="dxa" w:w="90"/>
+              <w:bottom w:type="dxa" w:w="60"/>
+              <w:right w:type="dxa" w:w="90"/>
+            </w:tcMar>
+            <w:vAlign w:val="center"/>
+          </w:tcPr>
+          <w:p>
+            <w:pPr>
+              <w:spacing w:after="0"/>
+              <w:jc w:val="left"/>
+            </w:pPr>
+            <w:r>
+              <w:t xml:space="preserve">Matches the number of data rows in the source file.</w:t>
+            </w:r>
+          </w:p>
+        </w:tc>
+      </w:tr>
+      <w:tr>
+        <w:tc>
+          <w:tcPr>
+            <w:tcW w:type="dxa" w:w="2482"/>
+            <w:tcBorders>
+              <w:top w:val="single" w:color="D6E1EC" w:sz="4"/>
+              <w:left w:val="single" w:color="D6E1EC" w:sz="4"/>
+              <w:bottom w:val="single" w:color="D6E1EC" w:sz="4"/>
+              <w:right w:val="single" w:color="D6E1EC" w:sz="4"/>
+            </w:tcBorders>
+            <w:shd w:fill="EAF0F6" w:color="auto" w:val="clear"/>
+            <w:tcMar>
+              <w:top w:type="dxa" w:w="60"/>
+              <w:left w:type="dxa" w:w="90"/>
+              <w:bottom w:type="dxa" w:w="60"/>
+              <w:right w:type="dxa" w:w="90"/>
+            </w:tcMar>
+            <w:vAlign w:val="center"/>
+          </w:tcPr>
+          <w:p>
+            <w:pPr>
+              <w:spacing w:after="0"/>
+              <w:jc w:val="left"/>
+            </w:pPr>
+            <w:r>
+              <w:rPr>
+                <w:b/>
+                <w:bCs/>
+              </w:rPr>
+              <w:t xml:space="preserve">Clean / Quarantined</w:t>
+            </w:r>
+          </w:p>
+        </w:tc>
+        <w:tc>
+          <w:tcPr>
+            <w:tcW w:type="dxa" w:w="6544"/>
+            <w:tcBorders>
+              <w:top w:val="single" w:color="D6E1EC" w:sz="4"/>
+              <w:left w:val="single" w:color="D6E1EC" w:sz="4"/>
+              <w:bottom w:val="single" w:color="D6E1EC" w:sz="4"/>
+              <w:right w:val="single" w:color="D6E1EC" w:sz="4"/>
+            </w:tcBorders>
+            <w:shd w:fill="FFFFFF" w:color="auto" w:val="clear"/>
+            <w:tcMar>
+              <w:top w:type="dxa" w:w="60"/>
+              <w:left w:type="dxa" w:w="90"/>
+              <w:bottom w:type="dxa" w:w="60"/>
+              <w:right w:type="dxa" w:w="90"/>
+            </w:tcMar>
+            <w:vAlign w:val="center"/>
+          </w:tcPr>
+          <w:p>
+            <w:pPr>
+              <w:spacing w:after="0"/>
+              <w:jc w:val="left"/>
+            </w:pPr>
+            <w:r>
+              <w:t xml:space="preserve">Every quarantined row has been inspected; each is either corrected and re-imported, or formally accepted as excluded.</w:t>
+            </w:r>
+          </w:p>
+        </w:tc>
+      </w:tr>
+      <w:tr>
+        <w:tc>
+          <w:tcPr>
+            <w:tcW w:type="dxa" w:w="2482"/>
+            <w:tcBorders>
+              <w:top w:val="single" w:color="D6E1EC" w:sz="4"/>
+              <w:left w:val="single" w:color="D6E1EC" w:sz="4"/>
+              <w:bottom w:val="single" w:color="D6E1EC" w:sz="4"/>
+              <w:right w:val="single" w:color="D6E1EC" w:sz="4"/>
+            </w:tcBorders>
+            <w:shd w:fill="EAF0F6" w:color="auto" w:val="clear"/>
+            <w:tcMar>
+              <w:top w:type="dxa" w:w="60"/>
+              <w:left w:type="dxa" w:w="90"/>
+              <w:bottom w:type="dxa" w:w="60"/>
+              <w:right w:type="dxa" w:w="90"/>
+            </w:tcMar>
+            <w:vAlign w:val="center"/>
+          </w:tcPr>
+          <w:p>
+            <w:pPr>
+              <w:spacing w:after="0"/>
+              <w:jc w:val="left"/>
+            </w:pPr>
+            <w:r>
+              <w:rPr>
+                <w:b/>
+                <w:bCs/>
+              </w:rPr>
+              <w:t xml:space="preserve">Promoted</w:t>
+            </w:r>
+          </w:p>
+        </w:tc>
+        <w:tc>
+          <w:tcPr>
+            <w:tcW w:type="dxa" w:w="6544"/>
+            <w:tcBorders>
+              <w:top w:val="single" w:color="D6E1EC" w:sz="4"/>
+              <w:left w:val="single" w:color="D6E1EC" w:sz="4"/>
+              <w:bottom w:val="single" w:color="D6E1EC" w:sz="4"/>
+              <w:right w:val="single" w:color="D6E1EC" w:sz="4"/>
+            </w:tcBorders>
+            <w:tcMar>
+              <w:top w:type="dxa" w:w="60"/>
+              <w:left w:type="dxa" w:w="90"/>
+              <w:bottom w:type="dxa" w:w="60"/>
+              <w:right w:type="dxa" w:w="90"/>
+            </w:tcMar>
+            <w:vAlign w:val="center"/>
+          </w:tcPr>
+          <w:p>
+            <w:pPr>
+              <w:spacing w:after="0"/>
+              <w:jc w:val="left"/>
+            </w:pPr>
+            <w:r>
+              <w:t xml:space="preserve">The rows that are now live in the master.</w:t>
+            </w:r>
+          </w:p>
+        </w:tc>
+      </w:tr>
+      <w:tr>
+        <w:tc>
+          <w:tcPr>
+            <w:tcW w:type="dxa" w:w="2482"/>
+            <w:tcBorders>
+              <w:top w:val="single" w:color="D6E1EC" w:sz="4"/>
+              <w:left w:val="single" w:color="D6E1EC" w:sz="4"/>
+              <w:bottom w:val="single" w:color="D6E1EC" w:sz="4"/>
+              <w:right w:val="single" w:color="D6E1EC" w:sz="4"/>
+            </w:tcBorders>
+            <w:shd w:fill="EAF0F6" w:color="auto" w:val="clear"/>
+            <w:tcMar>
+              <w:top w:type="dxa" w:w="60"/>
+              <w:left w:type="dxa" w:w="90"/>
+              <w:bottom w:type="dxa" w:w="60"/>
+              <w:right w:type="dxa" w:w="90"/>
+            </w:tcMar>
+            <w:vAlign w:val="center"/>
+          </w:tcPr>
+          <w:p>
+            <w:pPr>
+              <w:spacing w:after="0"/>
+              <w:jc w:val="left"/>
+            </w:pPr>
+            <w:r>
+              <w:rPr>
+                <w:b/>
+                <w:bCs/>
+              </w:rPr>
+              <w:t xml:space="preserve">Rejected</w:t>
+            </w:r>
+          </w:p>
+        </w:tc>
+        <w:tc>
+          <w:tcPr>
+            <w:tcW w:type="dxa" w:w="6544"/>
+            <w:tcBorders>
+              <w:top w:val="single" w:color="D6E1EC" w:sz="4"/>
+              <w:left w:val="single" w:color="D6E1EC" w:sz="4"/>
+              <w:bottom w:val="single" w:color="D6E1EC" w:sz="4"/>
+              <w:right w:val="single" w:color="D6E1EC" w:sz="4"/>
+            </w:tcBorders>
+            <w:shd w:fill="FFFFFF" w:color="auto" w:val="clear"/>
+            <w:tcMar>
+              <w:top w:type="dxa" w:w="60"/>
+              <w:left w:type="dxa" w:w="90"/>
+              <w:bottom w:type="dxa" w:w="60"/>
+              <w:right w:type="dxa" w:w="90"/>
+            </w:tcMar>
+            <w:vAlign w:val="center"/>
+          </w:tcPr>
+          <w:p>
+            <w:pPr>
+              <w:spacing w:after="0"/>
+              <w:jc w:val="left"/>
+            </w:pPr>
+            <w:r>
+              <w:t xml:space="preserve">MUST be reviewed one by one. A rejected row is NOT in the master. The reason is shown against each row, and rejected rows are listed first so none is missed.</w:t>
+            </w:r>
+          </w:p>
+        </w:tc>
+      </w:tr>
+      <w:tr>
+        <w:tc>
+          <w:tcPr>
+            <w:tcW w:type="dxa" w:w="2482"/>
+            <w:tcBorders>
+              <w:top w:val="single" w:color="D6E1EC" w:sz="4"/>
+              <w:left w:val="single" w:color="D6E1EC" w:sz="4"/>
+              <w:bottom w:val="single" w:color="D6E1EC" w:sz="4"/>
+              <w:right w:val="single" w:color="D6E1EC" w:sz="4"/>
+            </w:tcBorders>
+            <w:shd w:fill="EAF0F6" w:color="auto" w:val="clear"/>
+            <w:tcMar>
+              <w:top w:type="dxa" w:w="60"/>
+              <w:left w:type="dxa" w:w="90"/>
+              <w:bottom w:type="dxa" w:w="60"/>
+              <w:right w:type="dxa" w:w="90"/>
+            </w:tcMar>
+            <w:vAlign w:val="center"/>
+          </w:tcPr>
+          <w:p>
+            <w:pPr>
+              <w:spacing w:after="0"/>
+              <w:jc w:val="left"/>
+            </w:pPr>
+            <w:r>
+              <w:rPr>
+                <w:b/>
+                <w:bCs/>
+              </w:rPr>
+              <w:t xml:space="preserve">Left to promote</w:t>
+            </w:r>
+          </w:p>
+        </w:tc>
+        <w:tc>
+          <w:tcPr>
+            <w:tcW w:type="dxa" w:w="6544"/>
+            <w:tcBorders>
+              <w:top w:val="single" w:color="D6E1EC" w:sz="4"/>
+              <w:left w:val="single" w:color="D6E1EC" w:sz="4"/>
+              <w:bottom w:val="single" w:color="D6E1EC" w:sz="4"/>
+              <w:right w:val="single" w:color="D6E1EC" w:sz="4"/>
+            </w:tcBorders>
+            <w:tcMar>
+              <w:top w:type="dxa" w:w="60"/>
+              <w:left w:type="dxa" w:w="90"/>
+              <w:bottom w:type="dxa" w:w="60"/>
+              <w:right w:type="dxa" w:w="90"/>
+            </w:tcMar>
+            <w:vAlign w:val="center"/>
+          </w:tcPr>
+          <w:p>
+            <w:pPr>
+              <w:spacing w:after="0"/>
+              <w:jc w:val="left"/>
+            </w:pPr>
+            <w:r>
+              <w:t xml:space="preserve">Must be zero. Any other value means the load is unfinished — resume it.</w:t>
+            </w:r>
+          </w:p>
+        </w:tc>
+      </w:tr>
+      <w:tr>
+        <w:tc>
+          <w:tcPr>
+            <w:tcW w:type="dxa" w:w="2482"/>
+            <w:tcBorders>
+              <w:top w:val="single" w:color="D6E1EC" w:sz="4"/>
+              <w:left w:val="single" w:color="D6E1EC" w:sz="4"/>
+              <w:bottom w:val="single" w:color="D6E1EC" w:sz="4"/>
+              <w:right w:val="single" w:color="D6E1EC" w:sz="4"/>
+            </w:tcBorders>
+            <w:shd w:fill="EAF0F6" w:color="auto" w:val="clear"/>
+            <w:tcMar>
+              <w:top w:type="dxa" w:w="60"/>
+              <w:left w:type="dxa" w:w="90"/>
+              <w:bottom w:type="dxa" w:w="60"/>
+              <w:right w:type="dxa" w:w="90"/>
+            </w:tcMar>
+            <w:vAlign w:val="center"/>
+          </w:tcPr>
+          <w:p>
+            <w:pPr>
+              <w:spacing w:after="0"/>
+              <w:jc w:val="left"/>
+            </w:pPr>
+            <w:r>
+              <w:rPr>
+                <w:b/>
+                <w:bCs/>
+              </w:rPr>
+              <w:t xml:space="preserve">Reconciliation</w:t>
+            </w:r>
+          </w:p>
+        </w:tc>
+        <w:tc>
+          <w:tcPr>
+            <w:tcW w:type="dxa" w:w="6544"/>
+            <w:tcBorders>
+              <w:top w:val="single" w:color="D6E1EC" w:sz="4"/>
+              <w:left w:val="single" w:color="D6E1EC" w:sz="4"/>
+              <w:bottom w:val="single" w:color="D6E1EC" w:sz="4"/>
+              <w:right w:val="single" w:color="D6E1EC" w:sz="4"/>
+            </w:tcBorders>
+            <w:shd w:fill="FFFFFF" w:color="auto" w:val="clear"/>
+            <w:tcMar>
+              <w:top w:type="dxa" w:w="60"/>
+              <w:left w:type="dxa" w:w="90"/>
+              <w:bottom w:type="dxa" w:w="60"/>
+              <w:right w:type="dxa" w:w="90"/>
+            </w:tcMar>
+            <w:vAlign w:val="center"/>
+          </w:tcPr>
+          <w:p>
+            <w:pPr>
+              <w:spacing w:after="0"/>
+              <w:jc w:val="left"/>
+            </w:pPr>
+            <w:r>
+              <w:t xml:space="preserve">Promoted + Rejected + Quarantined must equal Total. Record the figures as evidence that the load was checked.</w:t>
+            </w:r>
+          </w:p>
+        </w:tc>
+      </w:tr>
+    </w:tbl>
+    <w:p>
+      <w:pPr>
+        <w:spacing w:after="120"/>
+        <w:jc w:val="both"/>
+      </w:pPr>
+      <w:r>
+        <w:rPr>
+          <w:b/>
+          <w:bCs/>
+          <w:color w:val="B45309"/>
+        </w:rPr>
+        <w:t xml:space="preserve">Unresolved rejected or quarantined rows are missing customers. </w:t>
+      </w:r>
+      <w:r>
+        <w:t xml:space="preserve">They must be corrected and re-imported, or explicitly signed off as excluded, before the load is treated as complete.</w:t>
+      </w:r>
+    </w:p>
+    <w:p>
+      <w:pPr>
+        <w:pStyle w:val="Heading2"/>
+        <w:spacing w:after="90" w:before="180"/>
+      </w:pPr>
+      <w:r>
+        <w:t xml:space="preserve">8.5  Bulk-loaded customers do not pass through the approval chain</w:t>
+      </w:r>
+    </w:p>
+    <w:p>
+      <w:pPr>
+        <w:spacing w:after="120"/>
+        <w:jc w:val="both"/>
+      </w:pPr>
+      <w:r>
+        <w:rPr>
+          <w:b/>
+          <w:bCs/>
+        </w:rPr>
+        <w:t xml:space="preserve">This is a deliberate policy decision requiring management endorsement. </w:t>
+      </w:r>
+      <w:r>
+        <w:t xml:space="preserve">Customers introduced by a bulk import are existing NMWC customers being migrated or reconciled from Temix — not new applications — so they are created directly and do NOT travel the Supervisor / Finance Manager / GM / Accountant chain described in §5. Any customer created in the field after go-live does follow that chain in full.</w:t>
+      </w:r>
+    </w:p>
+    <w:p>
+      <w:pPr>
+        <w:spacing w:after="120"/>
+        <w:jc w:val="both"/>
+      </w:pPr>
+      <w:r>
+        <w:t xml:space="preserve">The compensating controls are that importing is restricted to the Data Steward alone, that the Steward sits outside the approval chain and so cannot approve their own work, that every import and every promotion pass is written to the immutable audit log with its counts, and that the reconciliation in §8.4 is mandatory.</w:t>
+      </w:r>
+    </w:p>
+    <w:p>
+      <w:pPr>
+        <w:pStyle w:val="Heading2"/>
+        <w:spacing w:after="90" w:before="180"/>
+      </w:pPr>
+      <w:r>
+        <w:t xml:space="preserve">8.6  What an import may and may not create</w:t>
+      </w:r>
+    </w:p>
+    <w:p>
+      <w:pPr>
+        <w:pStyle w:val="ListParagraph"/>
+        <w:numPr>
+          <w:ilvl w:val="0"/>
+          <w:numId w:val="2"/>
+        </w:numPr>
+        <w:spacing w:after="60"/>
+      </w:pPr>
+      <w:r>
+        <w:rPr>
+          <w:b/>
+          <w:bCs/>
+        </w:rPr>
+        <w:t xml:space="preserve">May create or update: </w:t>
+      </w:r>
+      <w:r>
+        <w:t xml:space="preserve">regions, routes, user accounts for salesmen, supervisors, accountants, Finance Manager, GM and viewers; customers and their branches.</w:t>
+      </w:r>
+    </w:p>
+    <w:p>
+      <w:pPr>
+        <w:pStyle w:val="ListParagraph"/>
+        <w:numPr>
+          <w:ilvl w:val="0"/>
+          <w:numId w:val="2"/>
+        </w:numPr>
+        <w:spacing w:after="60"/>
+      </w:pPr>
+      <w:r>
+        <w:rPr>
+          <w:b/>
+          <w:bCs/>
+        </w:rPr>
+        <w:t xml:space="preserve">May never create: </w:t>
+      </w:r>
+      <w:r>
+        <w:t xml:space="preserve">MANAGER or STEWARD accounts — these exist only through the application, created by an existing administrator. An import may also never promote an existing user INTO, or demote one OUT OF, those two roles. Administrative privilege therefore cannot be granted from a spreadsheet under any circumstances.</w:t>
+      </w:r>
+    </w:p>
+    <w:p>
+      <w:pPr>
+        <w:pStyle w:val="ListParagraph"/>
+        <w:numPr>
+          <w:ilvl w:val="0"/>
+          <w:numId w:val="2"/>
+        </w:numPr>
+        <w:spacing w:after="60"/>
+      </w:pPr>
+      <w:r>
+        <w:rPr>
+          <w:b/>
+          <w:bCs/>
+        </w:rPr>
+        <w:t xml:space="preserve">Never overwritten by a re-import: </w:t>
+      </w:r>
+      <w:r>
+        <w:t xml:space="preserve">an existing user keeps their password, role and supervisor unless the file explicitly says otherwise; and field-captured customer data (photographs, GPS, equipment counts, contacts) is never cleared by a blank cell in a later file.</w:t>
+      </w:r>
+    </w:p>
+    <w:p>
+      <w:r>
+        <w:br w:type="page"/>
+      </w:r>
+    </w:p>
     <w:p>
       <w:r>
         <w:br w:type="page"/>
@@ -12104,7 +13286,7 @@
         <w:spacing w:after="120" w:before="260"/>
       </w:pPr>
       <w:r>
-        <w:t xml:space="preserve">8.  Data Ownership &amp; the Temix Boundary</w:t>
+        <w:t xml:space="preserve">9.  Data Ownership &amp; the Temix Boundary</w:t>
       </w:r>
     </w:p>
     <w:p>
@@ -12394,7 +13576,7 @@
         <w:spacing w:after="120" w:before="260"/>
       </w:pPr>
       <w:r>
-        <w:t xml:space="preserve">9.  Controls, Safeguards &amp; Audit</w:t>
+        <w:t xml:space="preserve">10.  Controls, Safeguards &amp; Audit</w:t>
       </w:r>
     </w:p>
     <w:p>
@@ -12531,6 +13713,46 @@
           <w:b/>
           <w:bCs/>
         </w:rPr>
+        <w:t xml:space="preserve">Bulk-load reconciliation: </w:t>
+      </w:r>
+      <w:r>
+        <w:t xml:space="preserve">importing is restricted to the Data Steward, who sits outside the approval chain; every load — and every pass of a resumed load — is written to the audit log with its counts; and the load is not complete until Promoted + Rejected + Quarantined equals Total (§8.4).</w:t>
+      </w:r>
+    </w:p>
+    <w:p>
+      <w:pPr>
+        <w:pStyle w:val="ListParagraph"/>
+        <w:numPr>
+          <w:ilvl w:val="0"/>
+          <w:numId w:val="2"/>
+        </w:numPr>
+        <w:spacing w:after="60"/>
+      </w:pPr>
+      <w:r>
+        <w:rPr>
+          <w:b/>
+          <w:bCs/>
+        </w:rPr>
+        <w:t xml:space="preserve">No silent data loss on import: </w:t>
+      </w:r>
+      <w:r>
+        <w:t xml:space="preserve">a customer whose region or route is unknown is parked in UNASSIGNED with a warning rather than discarded; a customer that could not be loaded because of a technical fault is retried automatically rather than written off; and a load that stops making progress halts and reports instead of retrying indefinitely.</w:t>
+      </w:r>
+    </w:p>
+    <w:p>
+      <w:pPr>
+        <w:pStyle w:val="ListParagraph"/>
+        <w:numPr>
+          <w:ilvl w:val="0"/>
+          <w:numId w:val="2"/>
+        </w:numPr>
+        <w:spacing w:after="60"/>
+      </w:pPr>
+      <w:r>
+        <w:rPr>
+          <w:b/>
+          <w:bCs/>
+        </w:rPr>
         <w:t xml:space="preserve">Full audit trail: </w:t>
       </w:r>
       <w:r>
@@ -12543,7 +13765,7 @@
         <w:spacing w:after="120" w:before="260"/>
       </w:pPr>
       <w:r>
-        <w:t xml:space="preserve">10.  Exceptions &amp; Escalation</w:t>
+        <w:t xml:space="preserve">11.  Exceptions &amp; Escalation</w:t>
       </w:r>
     </w:p>
     <w:p>

--- a/docs/NMWC-Customer-Master-SOP-and-Access-Policy.docx
+++ b/docs/NMWC-Customer-Master-SOP-and-Access-Policy.docx
@@ -12453,7 +12453,7 @@
         <w:t xml:space="preserve">1. Create the MANAGER and STEWARD accounts in the application first. </w:t>
       </w:r>
       <w:r>
-        <w:t xml:space="preserve">The import deliberately CANNOT create these two roles, so that no administrative account can ever be introduced from a spreadsheet.</w:t>
+        <w:t xml:space="preserve">The import deliberately CANNOT create these two roles, so that no administrative account can ever be introduced from a spreadsheet. (On a brand-new system the very first Steward is created by IT through a one-time, audited bootstrap procedure, because no account able to create a Steward exists yet; every Steward after that is created in the application.)</w:t>
       </w:r>
     </w:p>
     <w:p>

--- a/docs/NMWC-Customer-Master-SOP-and-Access-Policy.docx
+++ b/docs/NMWC-Customer-Master-SOP-and-Access-Policy.docx
@@ -4,7 +4,7 @@
   <w:body>
     <w:p>
       <w:pPr>
-        <w:spacing w:after="40" w:before="1600"/>
+        <w:spacing w:before="1600" w:after="40"/>
         <w:jc w:val="center"/>
       </w:pPr>
       <w:r>
@@ -469,7 +469,7 @@
     <w:p>
       <w:pPr>
         <w:pStyle w:val="Heading1"/>
-        <w:spacing w:after="120" w:before="260"/>
+        <w:spacing w:before="260" w:after="120"/>
       </w:pPr>
       <w:r>
         <w:t xml:space="preserve">Document Control &amp; Approval</w:t>
@@ -478,7 +478,7 @@
     <w:p>
       <w:pPr>
         <w:pStyle w:val="Heading2"/>
-        <w:spacing w:after="90" w:before="180"/>
+        <w:spacing w:before="180" w:after="90"/>
       </w:pPr>
       <w:r>
         <w:t xml:space="preserve">Version history</w:t>
@@ -859,11 +859,121 @@
           </w:p>
         </w:tc>
       </w:tr>
+      <w:tr>
+        <w:tc>
+          <w:tcPr>
+            <w:tcW w:type="dxa" w:w="1404"/>
+            <w:tcBorders>
+              <w:top w:val="single" w:color="D6E1EC" w:sz="4"/>
+              <w:left w:val="single" w:color="D6E1EC" w:sz="4"/>
+              <w:bottom w:val="single" w:color="D6E1EC" w:sz="4"/>
+              <w:right w:val="single" w:color="D6E1EC" w:sz="4"/>
+            </w:tcBorders>
+            <w:tcMar>
+              <w:top w:type="dxa" w:w="60"/>
+              <w:left w:type="dxa" w:w="90"/>
+              <w:bottom w:type="dxa" w:w="60"/>
+              <w:right w:type="dxa" w:w="90"/>
+            </w:tcMar>
+            <w:vAlign w:val="center"/>
+          </w:tcPr>
+          <w:p>
+            <w:pPr>
+              <w:spacing w:after="0"/>
+              <w:jc w:val="left"/>
+            </w:pPr>
+            <w:r>
+              <w:t xml:space="preserve">1.2</w:t>
+            </w:r>
+          </w:p>
+        </w:tc>
+        <w:tc>
+          <w:tcPr>
+            <w:tcW w:type="dxa" w:w="2006"/>
+            <w:tcBorders>
+              <w:top w:val="single" w:color="D6E1EC" w:sz="4"/>
+              <w:left w:val="single" w:color="D6E1EC" w:sz="4"/>
+              <w:bottom w:val="single" w:color="D6E1EC" w:sz="4"/>
+              <w:right w:val="single" w:color="D6E1EC" w:sz="4"/>
+            </w:tcBorders>
+            <w:tcMar>
+              <w:top w:type="dxa" w:w="60"/>
+              <w:left w:type="dxa" w:w="90"/>
+              <w:bottom w:type="dxa" w:w="60"/>
+              <w:right w:type="dxa" w:w="90"/>
+            </w:tcMar>
+            <w:vAlign w:val="center"/>
+          </w:tcPr>
+          <w:p>
+            <w:pPr>
+              <w:spacing w:after="0"/>
+              <w:jc w:val="left"/>
+            </w:pPr>
+            <w:r>
+              <w:t xml:space="preserve">__________</w:t>
+            </w:r>
+          </w:p>
+        </w:tc>
+        <w:tc>
+          <w:tcPr>
+            <w:tcW w:type="dxa" w:w="2407"/>
+            <w:tcBorders>
+              <w:top w:val="single" w:color="D6E1EC" w:sz="4"/>
+              <w:left w:val="single" w:color="D6E1EC" w:sz="4"/>
+              <w:bottom w:val="single" w:color="D6E1EC" w:sz="4"/>
+              <w:right w:val="single" w:color="D6E1EC" w:sz="4"/>
+            </w:tcBorders>
+            <w:tcMar>
+              <w:top w:type="dxa" w:w="60"/>
+              <w:left w:type="dxa" w:w="90"/>
+              <w:bottom w:type="dxa" w:w="60"/>
+              <w:right w:type="dxa" w:w="90"/>
+            </w:tcMar>
+            <w:vAlign w:val="center"/>
+          </w:tcPr>
+          <w:p>
+            <w:pPr>
+              <w:spacing w:after="0"/>
+              <w:jc w:val="left"/>
+            </w:pPr>
+            <w:r>
+              <w:t xml:space="preserve">CRM / IT</w:t>
+            </w:r>
+          </w:p>
+        </w:tc>
+        <w:tc>
+          <w:tcPr>
+            <w:tcW w:type="dxa" w:w="3209"/>
+            <w:tcBorders>
+              <w:top w:val="single" w:color="D6E1EC" w:sz="4"/>
+              <w:left w:val="single" w:color="D6E1EC" w:sz="4"/>
+              <w:bottom w:val="single" w:color="D6E1EC" w:sz="4"/>
+              <w:right w:val="single" w:color="D6E1EC" w:sz="4"/>
+            </w:tcBorders>
+            <w:tcMar>
+              <w:top w:type="dxa" w:w="60"/>
+              <w:left w:type="dxa" w:w="90"/>
+              <w:bottom w:type="dxa" w:w="60"/>
+              <w:right w:type="dxa" w:w="90"/>
+            </w:tcMar>
+            <w:vAlign w:val="center"/>
+          </w:tcPr>
+          <w:p>
+            <w:pPr>
+              <w:spacing w:after="0"/>
+              <w:jc w:val="left"/>
+            </w:pPr>
+            <w:r>
+              <w:t xml:space="preserve">Credit onboarding (management decisions of 11 October 2026): the Sales Director role and approval step; the customer’s signed credit application, uploaded by the salesman; the customer’s e-mail and four credit documents in place of the guarantee; the one-step-back send-back; the printed credit application and customer form, every print recorded.</w:t>
+            </w:r>
+          </w:p>
+        </w:tc>
+      </w:tr>
     </w:tbl>
     <w:p>
       <w:pPr>
         <w:pStyle w:val="Heading2"/>
-        <w:spacing w:after="90" w:before="180"/>
+        <w:spacing w:before="180" w:after="90"/>
       </w:pPr>
       <w:r>
         <w:t xml:space="preserve">Approval &amp; sign-off</w:t>
@@ -1502,7 +1612,7 @@
     <w:p>
       <w:pPr>
         <w:pStyle w:val="Heading1"/>
-        <w:spacing w:after="120" w:before="260"/>
+        <w:spacing w:before="260" w:after="120"/>
       </w:pPr>
       <w:r>
         <w:t xml:space="preserve">Table of Contents</w:t>
@@ -1535,7 +1645,7 @@
     <w:p>
       <w:pPr>
         <w:pStyle w:val="Heading1"/>
-        <w:spacing w:after="120" w:before="260"/>
+        <w:spacing w:before="260" w:after="120"/>
       </w:pPr>
       <w:r>
         <w:t xml:space="preserve">1.  Purpose &amp; Scope</w:t>
@@ -1601,7 +1711,7 @@
     <w:p>
       <w:pPr>
         <w:pStyle w:val="Heading1"/>
-        <w:spacing w:after="120" w:before="260"/>
+        <w:spacing w:before="260" w:after="120"/>
       </w:pPr>
       <w:r>
         <w:t xml:space="preserve">2.  Definitions &amp; System Overview</w:t>
@@ -1933,7 +2043,7 @@
               <w:jc w:val="left"/>
             </w:pPr>
             <w:r>
-              <w:t xml:space="preserve">Granted a credit limit and payment terms. Onboarding additionally requires Finance Manager and GM approval.</w:t>
+              <w:t xml:space="preserve">Granted a credit limit and payment terms. Onboarding additionally requires Sales Director, Finance Manager and GM approval, the customer’s e-mail and credit documents, and the customer’s signed credit application.</w:t>
             </w:r>
           </w:p>
         </w:tc>
@@ -2247,7 +2357,7 @@
     <w:p>
       <w:pPr>
         <w:pStyle w:val="Heading1"/>
-        <w:spacing w:after="120" w:before="260"/>
+        <w:spacing w:before="260" w:after="120"/>
       </w:pPr>
       <w:r>
         <w:t xml:space="preserve">3.  Roles &amp; Responsibilities</w:t>
@@ -2259,7 +2369,7 @@
         <w:jc w:val="both"/>
       </w:pPr>
       <w:r>
-        <w:t xml:space="preserve">The CRM has eight account types. Every user is assigned exactly one role.</w:t>
+        <w:t xml:space="preserve">The CRM has nine account types. Every user is assigned exactly one role.</w:t>
       </w:r>
     </w:p>
     <w:tbl>
@@ -2405,7 +2515,7 @@
               <w:jc w:val="left"/>
             </w:pPr>
             <w:r>
-              <w:t xml:space="preserve">Field sales. Creates and enriches customers on their OWN route, capturing the required photos and GPS. Submits branch-closure and reactivation requests. Cannot approve anything.</w:t>
+              <w:t xml:space="preserve">Field sales. Creates and enriches customers on their OWN route, capturing the required photos and GPS. For a credit customer, obtains the customer’s signature and company stamp on the printed credit application and uploads it. Submits branch-closure and reactivation requests. Cannot approve anything, and cannot print.</w:t>
             </w:r>
           </w:p>
         </w:tc>
@@ -2561,7 +2671,7 @@
                 <w:b/>
                 <w:bCs/>
               </w:rPr>
-              <w:t xml:space="preserve">Finance Manager</w:t>
+              <w:t xml:space="preserve">Sales Director</w:t>
             </w:r>
           </w:p>
         </w:tc>
@@ -2588,7 +2698,7 @@
               <w:jc w:val="left"/>
             </w:pPr>
             <w:r>
-              <w:t xml:space="preserve">Organization-wide credit approver — the second step of the CREDIT chain. Reviews the requested credit limit and terms.</w:t>
+              <w:t xml:space="preserve">Organization-wide credit approver for every region in Oman — the step of the CREDIT chain after the Supervisor. Has the same access as the GM throughout the system.</w:t>
             </w:r>
           </w:p>
         </w:tc>
@@ -2622,7 +2732,7 @@
                 <w:b/>
                 <w:bCs/>
               </w:rPr>
-              <w:t xml:space="preserve">GM (General Manager)</w:t>
+              <w:t xml:space="preserve">Finance Manager</w:t>
             </w:r>
           </w:p>
         </w:tc>
@@ -2649,7 +2759,7 @@
               <w:jc w:val="left"/>
             </w:pPr>
             <w:r>
-              <w:t xml:space="preserve">Organization-wide credit approver — the third step of the CREDIT chain. Final management endorsement of credit before the Accountant.</w:t>
+              <w:t xml:space="preserve">Organization-wide credit approver — the step of the CREDIT chain after the customer’s signed credit application. Reviews the requested credit limit and terms.</w:t>
             </w:r>
           </w:p>
         </w:tc>
@@ -2683,7 +2793,7 @@
                 <w:b/>
                 <w:bCs/>
               </w:rPr>
-              <w:t xml:space="preserve">Manager</w:t>
+              <w:t xml:space="preserve">GM (General Manager)</w:t>
             </w:r>
           </w:p>
         </w:tc>
@@ -2710,7 +2820,7 @@
               <w:jc w:val="left"/>
             </w:pPr>
             <w:r>
-              <w:t xml:space="preserve">Regional field-force administrator. Creates and manages Salesman / Supervisor / Viewer accounts, approves branch REACTIVATIONS (photo-gated), stands in for an absent Supervisor on the first approval step, and sees a regional dashboard. Cannot create finance/approver accounts.</w:t>
+              <w:t xml:space="preserve">Organization-wide credit approver — the step of the CREDIT chain after the Finance Manager. Final management endorsement of credit before the Accountant.</w:t>
             </w:r>
           </w:p>
         </w:tc>
@@ -2744,6 +2854,67 @@
                 <w:b/>
                 <w:bCs/>
               </w:rPr>
+              <w:t xml:space="preserve">Manager</w:t>
+            </w:r>
+          </w:p>
+        </w:tc>
+        <w:tc>
+          <w:tcPr>
+            <w:tcW w:type="dxa" w:w="6882"/>
+            <w:tcBorders>
+              <w:top w:val="single" w:color="D6E1EC" w:sz="4"/>
+              <w:left w:val="single" w:color="D6E1EC" w:sz="4"/>
+              <w:bottom w:val="single" w:color="D6E1EC" w:sz="4"/>
+              <w:right w:val="single" w:color="D6E1EC" w:sz="4"/>
+            </w:tcBorders>
+            <w:tcMar>
+              <w:top w:type="dxa" w:w="60"/>
+              <w:left w:type="dxa" w:w="90"/>
+              <w:bottom w:type="dxa" w:w="60"/>
+              <w:right w:type="dxa" w:w="90"/>
+            </w:tcMar>
+            <w:vAlign w:val="center"/>
+          </w:tcPr>
+          <w:p>
+            <w:pPr>
+              <w:spacing w:after="0"/>
+              <w:jc w:val="left"/>
+            </w:pPr>
+            <w:r>
+              <w:t xml:space="preserve">Regional field-force administrator. Creates and manages Salesman / Supervisor / Viewer accounts, approves branch REACTIVATIONS (photo-gated), stands in for an absent Supervisor on the first approval step, and sees a regional dashboard. Cannot create finance/approver accounts.</w:t>
+            </w:r>
+          </w:p>
+        </w:tc>
+      </w:tr>
+      <w:tr>
+        <w:tc>
+          <w:tcPr>
+            <w:tcW w:type="dxa" w:w="2144"/>
+            <w:tcBorders>
+              <w:top w:val="single" w:color="D6E1EC" w:sz="4"/>
+              <w:left w:val="single" w:color="D6E1EC" w:sz="4"/>
+              <w:bottom w:val="single" w:color="D6E1EC" w:sz="4"/>
+              <w:right w:val="single" w:color="D6E1EC" w:sz="4"/>
+            </w:tcBorders>
+            <w:shd w:fill="EAF0F6" w:color="auto" w:val="clear"/>
+            <w:tcMar>
+              <w:top w:type="dxa" w:w="60"/>
+              <w:left w:type="dxa" w:w="90"/>
+              <w:bottom w:type="dxa" w:w="60"/>
+              <w:right w:type="dxa" w:w="90"/>
+            </w:tcMar>
+            <w:vAlign w:val="center"/>
+          </w:tcPr>
+          <w:p>
+            <w:pPr>
+              <w:spacing w:after="0"/>
+              <w:jc w:val="left"/>
+            </w:pPr>
+            <w:r>
+              <w:rPr>
+                <w:b/>
+                <w:bCs/>
+              </w:rPr>
               <w:t xml:space="preserve">Steward</w:t>
             </w:r>
           </w:p>
@@ -2771,7 +2942,7 @@
               <w:jc w:val="left"/>
             </w:pPr>
             <w:r>
-              <w:t xml:space="preserve">Data-operations administrator. Runs the bulk account &amp; customer master imports, merges duplicate customers, runs Temix synchronization, and provisions the approver accounts (Accountant / Finance Manager / GM). Does not sit in the approval chain.</w:t>
+              <w:t xml:space="preserve">Data-operations administrator. Runs the bulk account &amp; customer master imports, merges duplicate customers, runs Temix synchronization, and provisions the approver accounts (Accountant / Finance Manager / GM / Sales Director). Does not sit in the approval chain.</w:t>
             </w:r>
           </w:p>
         </w:tc>
@@ -2846,7 +3017,7 @@
     <w:p>
       <w:pPr>
         <w:pStyle w:val="Heading1"/>
-        <w:spacing w:after="120" w:before="260"/>
+        <w:spacing w:before="260" w:after="120"/>
       </w:pPr>
       <w:r>
         <w:t xml:space="preserve">4.  The Customer Lifecycle — End-to-End Process Flow</w:t>
@@ -2880,7 +3051,7 @@
     <w:p>
       <w:pPr>
         <w:pStyle w:val="Heading2"/>
-        <w:spacing w:after="90" w:before="180"/>
+        <w:spacing w:before="180" w:after="90"/>
       </w:pPr>
       <w:r>
         <w:t xml:space="preserve">4.1  High-level flow</w:t>
@@ -3285,7 +3456,7 @@
     <w:p>
       <w:pPr>
         <w:pStyle w:val="Heading2"/>
-        <w:spacing w:after="90" w:before="180"/>
+        <w:spacing w:before="180" w:after="90"/>
       </w:pPr>
       <w:r>
         <w:t xml:space="preserve">4.2  Step detail</w:t>
@@ -3308,7 +3479,7 @@
         <w:t xml:space="preserve">1. Capture (Salesman). </w:t>
       </w:r>
       <w:r>
-        <w:t xml:space="preserve">At the shop the salesman records the customer and branch details, and captures the mandatory evidence: the CR (commercial registration) document photo, the shop photo and the signboard photo, plus GPS inside Oman. The salesman selects the payment basis — CASH or CREDIT — and, for credit, enters the requested credit limit, payment-term days and uploads the guarantee/security document.</w:t>
+        <w:t xml:space="preserve">At the shop the salesman records the customer and branch details, and captures the mandatory evidence: the CR (commercial registration) document photo, the shop photo and the signboard photo, plus GPS inside Oman. The salesman selects the payment basis — CASH or CREDIT — and, for credit, enters the customer’s e-mail and the requested credit limit and payment-term days, and photographs the four credit documents: the owner’s ID card, the membership certificate, the VAT registration certificate and the tax card. (A guarantee/security document is no longer required.)</w:t>
       </w:r>
     </w:p>
     <w:p>
@@ -3415,7 +3586,7 @@
     <w:p>
       <w:pPr>
         <w:pStyle w:val="Heading1"/>
-        <w:spacing w:after="120" w:before="260"/>
+        <w:spacing w:before="260" w:after="120"/>
       </w:pPr>
       <w:r>
         <w:t xml:space="preserve">5.  Approval Policy</w:t>
@@ -3424,7 +3595,7 @@
     <w:p>
       <w:pPr>
         <w:pStyle w:val="Heading2"/>
-        <w:spacing w:after="90" w:before="180"/>
+        <w:spacing w:before="180" w:after="90"/>
       </w:pPr>
       <w:r>
         <w:t xml:space="preserve">5.1  New CASH customer</w:t>
@@ -3676,7 +3847,7 @@
     <w:p>
       <w:pPr>
         <w:pStyle w:val="Heading2"/>
-        <w:spacing w:after="90" w:before="180"/>
+        <w:spacing w:before="180" w:after="90"/>
       </w:pPr>
       <w:r>
         <w:t xml:space="preserve">5.2  New CREDIT customer</w:t>
@@ -3695,20 +3866,24 @@
         </w:tblBorders>
       </w:tblPr>
       <w:tblGrid>
-        <w:gridCol w:w="1597"/>
+        <w:gridCol w:w="1066"/>
         <w:gridCol w:w="260"/>
-        <w:gridCol w:w="1597"/>
+        <w:gridCol w:w="1066"/>
         <w:gridCol w:w="260"/>
-        <w:gridCol w:w="1597"/>
+        <w:gridCol w:w="1066"/>
         <w:gridCol w:w="260"/>
-        <w:gridCol w:w="1597"/>
+        <w:gridCol w:w="1066"/>
         <w:gridCol w:w="260"/>
-        <w:gridCol w:w="1598"/>
+        <w:gridCol w:w="1066"/>
+        <w:gridCol w:w="260"/>
+        <w:gridCol w:w="1066"/>
+        <w:gridCol w:w="260"/>
+        <w:gridCol w:w="1070"/>
       </w:tblGrid>
       <w:tr>
         <w:tc>
           <w:tcPr>
-            <w:tcW w:type="dxa" w:w="1597"/>
+            <w:tcW w:type="dxa" w:w="1066"/>
             <w:tcBorders>
               <w:top w:val="single" w:color="D6E1EC" w:sz="4"/>
               <w:left w:val="single" w:color="D6E1EC" w:sz="4"/>
@@ -3787,7 +3962,7 @@
         </w:tc>
         <w:tc>
           <w:tcPr>
-            <w:tcW w:type="dxa" w:w="1597"/>
+            <w:tcW w:type="dxa" w:w="1066"/>
             <w:tcBorders>
               <w:top w:val="single" w:color="D6E1EC" w:sz="4"/>
               <w:left w:val="single" w:color="D6E1EC" w:sz="4"/>
@@ -3866,7 +4041,7 @@
         </w:tc>
         <w:tc>
           <w:tcPr>
-            <w:tcW w:type="dxa" w:w="1597"/>
+            <w:tcW w:type="dxa" w:w="1066"/>
             <w:tcBorders>
               <w:top w:val="single" w:color="D6E1EC" w:sz="4"/>
               <w:left w:val="single" w:color="D6E1EC" w:sz="4"/>
@@ -3895,7 +4070,7 @@
                 <w:sz w:val="18"/>
                 <w:szCs w:val="18"/>
               </w:rPr>
-              <w:t xml:space="preserve">Finance Mgr</w:t>
+              <w:t xml:space="preserve">Sales Dir.</w:t>
             </w:r>
             <w:r>
               <w:br/>
@@ -3945,14 +4120,14 @@
         </w:tc>
         <w:tc>
           <w:tcPr>
-            <w:tcW w:type="dxa" w:w="1597"/>
-            <w:tcBorders>
-              <w:top w:val="single" w:color="D6E1EC" w:sz="4"/>
-              <w:left w:val="single" w:color="D6E1EC" w:sz="4"/>
-              <w:bottom w:val="single" w:color="D6E1EC" w:sz="4"/>
-              <w:right w:val="single" w:color="D6E1EC" w:sz="4"/>
-            </w:tcBorders>
-            <w:shd w:fill="1F3A5F" w:color="auto" w:val="clear"/>
+            <w:tcW w:type="dxa" w:w="1066"/>
+            <w:tcBorders>
+              <w:top w:val="single" w:color="D6E1EC" w:sz="4"/>
+              <w:left w:val="single" w:color="D6E1EC" w:sz="4"/>
+              <w:bottom w:val="single" w:color="D6E1EC" w:sz="4"/>
+              <w:right w:val="single" w:color="D6E1EC" w:sz="4"/>
+            </w:tcBorders>
+            <w:shd w:fill="2E5E8C" w:color="auto" w:val="clear"/>
             <w:tcMar>
               <w:top w:type="dxa" w:w="60"/>
               <w:left w:type="dxa" w:w="90"/>
@@ -3974,7 +4149,7 @@
                 <w:sz w:val="18"/>
                 <w:szCs w:val="18"/>
               </w:rPr>
-              <w:t xml:space="preserve">GM</w:t>
+              <w:t xml:space="preserve">Signed form</w:t>
             </w:r>
             <w:r>
               <w:br/>
@@ -3985,7 +4160,7 @@
                 <w:sz w:val="15"/>
                 <w:szCs w:val="15"/>
               </w:rPr>
-              <w:t xml:space="preserve">org-wide</w:t>
+              <w:t xml:space="preserve">salesman</w:t>
             </w:r>
           </w:p>
         </w:tc>
@@ -4024,7 +4199,165 @@
         </w:tc>
         <w:tc>
           <w:tcPr>
-            <w:tcW w:type="dxa" w:w="1597"/>
+            <w:tcW w:type="dxa" w:w="1066"/>
+            <w:tcBorders>
+              <w:top w:val="single" w:color="D6E1EC" w:sz="4"/>
+              <w:left w:val="single" w:color="D6E1EC" w:sz="4"/>
+              <w:bottom w:val="single" w:color="D6E1EC" w:sz="4"/>
+              <w:right w:val="single" w:color="D6E1EC" w:sz="4"/>
+            </w:tcBorders>
+            <w:shd w:fill="1F3A5F" w:color="auto" w:val="clear"/>
+            <w:tcMar>
+              <w:top w:type="dxa" w:w="60"/>
+              <w:left w:type="dxa" w:w="90"/>
+              <w:bottom w:type="dxa" w:w="60"/>
+              <w:right w:type="dxa" w:w="90"/>
+            </w:tcMar>
+            <w:vAlign w:val="center"/>
+          </w:tcPr>
+          <w:p>
+            <w:pPr>
+              <w:spacing w:after="0"/>
+              <w:jc w:val="center"/>
+            </w:pPr>
+            <w:r>
+              <w:rPr>
+                <w:b/>
+                <w:bCs/>
+                <w:color w:val="FFFFFF"/>
+                <w:sz w:val="18"/>
+                <w:szCs w:val="18"/>
+              </w:rPr>
+              <w:t xml:space="preserve">Finance Mgr</w:t>
+            </w:r>
+            <w:r>
+              <w:br/>
+            </w:r>
+            <w:r>
+              <w:rPr>
+                <w:color w:val="E5EEF6"/>
+                <w:sz w:val="15"/>
+                <w:szCs w:val="15"/>
+              </w:rPr>
+              <w:t xml:space="preserve">org-wide</w:t>
+            </w:r>
+          </w:p>
+        </w:tc>
+        <w:tc>
+          <w:tcPr>
+            <w:tcW w:type="dxa" w:w="260"/>
+            <w:tcBorders>
+              <w:top w:val="single" w:color="D6E1EC" w:sz="4"/>
+              <w:left w:val="single" w:color="D6E1EC" w:sz="4"/>
+              <w:bottom w:val="single" w:color="D6E1EC" w:sz="4"/>
+              <w:right w:val="single" w:color="D6E1EC" w:sz="4"/>
+            </w:tcBorders>
+            <w:tcMar>
+              <w:top w:type="dxa" w:w="60"/>
+              <w:left w:type="dxa" w:w="90"/>
+              <w:bottom w:type="dxa" w:w="60"/>
+              <w:right w:type="dxa" w:w="90"/>
+            </w:tcMar>
+            <w:vAlign w:val="center"/>
+          </w:tcPr>
+          <w:p>
+            <w:pPr>
+              <w:spacing w:after="0"/>
+              <w:jc w:val="center"/>
+            </w:pPr>
+            <w:r>
+              <w:rPr>
+                <w:b/>
+                <w:bCs/>
+                <w:sz w:val="22"/>
+                <w:szCs w:val="22"/>
+              </w:rPr>
+              <w:t xml:space="preserve">→</w:t>
+            </w:r>
+          </w:p>
+        </w:tc>
+        <w:tc>
+          <w:tcPr>
+            <w:tcW w:type="dxa" w:w="1066"/>
+            <w:tcBorders>
+              <w:top w:val="single" w:color="D6E1EC" w:sz="4"/>
+              <w:left w:val="single" w:color="D6E1EC" w:sz="4"/>
+              <w:bottom w:val="single" w:color="D6E1EC" w:sz="4"/>
+              <w:right w:val="single" w:color="D6E1EC" w:sz="4"/>
+            </w:tcBorders>
+            <w:shd w:fill="1F3A5F" w:color="auto" w:val="clear"/>
+            <w:tcMar>
+              <w:top w:type="dxa" w:w="60"/>
+              <w:left w:type="dxa" w:w="90"/>
+              <w:bottom w:type="dxa" w:w="60"/>
+              <w:right w:type="dxa" w:w="90"/>
+            </w:tcMar>
+            <w:vAlign w:val="center"/>
+          </w:tcPr>
+          <w:p>
+            <w:pPr>
+              <w:spacing w:after="0"/>
+              <w:jc w:val="center"/>
+            </w:pPr>
+            <w:r>
+              <w:rPr>
+                <w:b/>
+                <w:bCs/>
+                <w:color w:val="FFFFFF"/>
+                <w:sz w:val="18"/>
+                <w:szCs w:val="18"/>
+              </w:rPr>
+              <w:t xml:space="preserve">GM</w:t>
+            </w:r>
+            <w:r>
+              <w:br/>
+            </w:r>
+            <w:r>
+              <w:rPr>
+                <w:color w:val="E5EEF6"/>
+                <w:sz w:val="15"/>
+                <w:szCs w:val="15"/>
+              </w:rPr>
+              <w:t xml:space="preserve">org-wide</w:t>
+            </w:r>
+          </w:p>
+        </w:tc>
+        <w:tc>
+          <w:tcPr>
+            <w:tcW w:type="dxa" w:w="260"/>
+            <w:tcBorders>
+              <w:top w:val="single" w:color="D6E1EC" w:sz="4"/>
+              <w:left w:val="single" w:color="D6E1EC" w:sz="4"/>
+              <w:bottom w:val="single" w:color="D6E1EC" w:sz="4"/>
+              <w:right w:val="single" w:color="D6E1EC" w:sz="4"/>
+            </w:tcBorders>
+            <w:tcMar>
+              <w:top w:type="dxa" w:w="60"/>
+              <w:left w:type="dxa" w:w="90"/>
+              <w:bottom w:type="dxa" w:w="60"/>
+              <w:right w:type="dxa" w:w="90"/>
+            </w:tcMar>
+            <w:vAlign w:val="center"/>
+          </w:tcPr>
+          <w:p>
+            <w:pPr>
+              <w:spacing w:after="0"/>
+              <w:jc w:val="center"/>
+            </w:pPr>
+            <w:r>
+              <w:rPr>
+                <w:b/>
+                <w:bCs/>
+                <w:sz w:val="22"/>
+                <w:szCs w:val="22"/>
+              </w:rPr>
+              <w:t xml:space="preserve">→</w:t>
+            </w:r>
+          </w:p>
+        </w:tc>
+        <w:tc>
+          <w:tcPr>
+            <w:tcW w:type="dxa" w:w="1066"/>
             <w:tcBorders>
               <w:top w:val="single" w:color="D6E1EC" w:sz="4"/>
               <w:left w:val="single" w:color="D6E1EC" w:sz="4"/>
@@ -4084,7 +4417,7 @@
         <w:jc w:val="both"/>
       </w:pPr>
       <w:r>
-        <w:t xml:space="preserve">Four approval steps. Credit onboarding always requires Finance Manager AND GM in addition to Supervisor and Accountant — there is no value threshold that skips them. </w:t>
+        <w:t xml:space="preserve">Five approval steps and the customer’s signed credit application. Credit onboarding always requires the Sales Director, the Finance Manager AND the GM in addition to the Supervisor and the Accountant — there is no value threshold that skips them. </w:t>
       </w:r>
       <w:r>
         <w:rPr>
@@ -4099,8 +4432,40 @@
     </w:p>
     <w:p>
       <w:pPr>
+        <w:spacing w:after="120"/>
+        <w:jc w:val="both"/>
+      </w:pPr>
+      <w:r>
+        <w:rPr>
+          <w:b/>
+          <w:bCs/>
+        </w:rPr>
+        <w:t xml:space="preserve">The signed credit application. </w:t>
+      </w:r>
+      <w:r>
+        <w:t xml:space="preserve">After the Sales Director approves, the Supervisor (or anyone allowed to print) prints the credit application. The salesman has the customer sign it and stamp it with the company stamp, and uploads it within 3 working days; the request then goes to the Finance Manager. Nobody approves this step, so the submitter still never approves his own request.</w:t>
+      </w:r>
+    </w:p>
+    <w:p>
+      <w:pPr>
+        <w:spacing w:after="120"/>
+        <w:jc w:val="both"/>
+      </w:pPr>
+      <w:r>
+        <w:rPr>
+          <w:b/>
+          <w:bCs/>
+        </w:rPr>
+        <w:t xml:space="preserve">Send-backs. </w:t>
+      </w:r>
+      <w:r>
+        <w:t xml:space="preserve">A send-back returns the request one step: the Finance Manager’s to the signed-application step (the salesman uploads it again), the GM’s to the Finance Manager, the Sales Director’s to the Supervisor, and the Supervisor’s to the salesman for correction.</w:t>
+      </w:r>
+    </w:p>
+    <w:p>
+      <w:pPr>
         <w:pStyle w:val="Heading2"/>
-        <w:spacing w:after="90" w:before="180"/>
+        <w:spacing w:before="180" w:after="90"/>
       </w:pPr>
       <w:r>
         <w:t xml:space="preserve">5.3  Enrichment edit (existing customer)</w:t>
@@ -4271,7 +4636,7 @@
     <w:p>
       <w:pPr>
         <w:pStyle w:val="Heading2"/>
-        <w:spacing w:after="90" w:before="180"/>
+        <w:spacing w:before="180" w:after="90"/>
       </w:pPr>
       <w:r>
         <w:t xml:space="preserve">5.4  Branch closure and reactivation</w:t>
@@ -4320,7 +4685,7 @@
     <w:p>
       <w:pPr>
         <w:pStyle w:val="Heading2"/>
-        <w:spacing w:after="90" w:before="180"/>
+        <w:spacing w:before="180" w:after="90"/>
       </w:pPr>
       <w:r>
         <w:t xml:space="preserve">5.5  Cross-cutting rules</w:t>
@@ -4409,7 +4774,7 @@
     <w:p>
       <w:pPr>
         <w:pStyle w:val="Heading2"/>
-        <w:spacing w:after="90" w:before="180"/>
+        <w:spacing w:before="180" w:after="90"/>
       </w:pPr>
       <w:r>
         <w:t xml:space="preserve">5.6  Service levels (SLA)</w:t>
@@ -4735,6 +5100,172 @@
               <w:jc w:val="left"/>
             </w:pPr>
             <w:r>
+              <w:t xml:space="preserve">Credit — sales review</w:t>
+            </w:r>
+          </w:p>
+        </w:tc>
+        <w:tc>
+          <w:tcPr>
+            <w:tcW w:type="dxa" w:w="2257"/>
+            <w:tcBorders>
+              <w:top w:val="single" w:color="D6E1EC" w:sz="4"/>
+              <w:left w:val="single" w:color="D6E1EC" w:sz="4"/>
+              <w:bottom w:val="single" w:color="D6E1EC" w:sz="4"/>
+              <w:right w:val="single" w:color="D6E1EC" w:sz="4"/>
+            </w:tcBorders>
+            <w:tcMar>
+              <w:top w:type="dxa" w:w="60"/>
+              <w:left w:type="dxa" w:w="90"/>
+              <w:bottom w:type="dxa" w:w="60"/>
+              <w:right w:type="dxa" w:w="90"/>
+            </w:tcMar>
+            <w:vAlign w:val="center"/>
+          </w:tcPr>
+          <w:p>
+            <w:pPr>
+              <w:spacing w:after="0"/>
+              <w:jc w:val="left"/>
+            </w:pPr>
+            <w:r>
+              <w:t xml:space="preserve">Sales Director</w:t>
+            </w:r>
+          </w:p>
+        </w:tc>
+        <w:tc>
+          <w:tcPr>
+            <w:tcW w:type="dxa" w:w="2256"/>
+            <w:tcBorders>
+              <w:top w:val="single" w:color="D6E1EC" w:sz="4"/>
+              <w:left w:val="single" w:color="D6E1EC" w:sz="4"/>
+              <w:bottom w:val="single" w:color="D6E1EC" w:sz="4"/>
+              <w:right w:val="single" w:color="D6E1EC" w:sz="4"/>
+            </w:tcBorders>
+            <w:tcMar>
+              <w:top w:type="dxa" w:w="60"/>
+              <w:left w:type="dxa" w:w="90"/>
+              <w:bottom w:type="dxa" w:w="60"/>
+              <w:right w:type="dxa" w:w="90"/>
+            </w:tcMar>
+            <w:vAlign w:val="center"/>
+          </w:tcPr>
+          <w:p>
+            <w:pPr>
+              <w:spacing w:after="0"/>
+              <w:jc w:val="center"/>
+            </w:pPr>
+            <w:r>
+              <w:t xml:space="preserve">16</w:t>
+            </w:r>
+          </w:p>
+        </w:tc>
+      </w:tr>
+      <w:tr>
+        <w:tc>
+          <w:tcPr>
+            <w:tcW w:type="dxa" w:w="4513"/>
+            <w:tcBorders>
+              <w:top w:val="single" w:color="D6E1EC" w:sz="4"/>
+              <w:left w:val="single" w:color="D6E1EC" w:sz="4"/>
+              <w:bottom w:val="single" w:color="D6E1EC" w:sz="4"/>
+              <w:right w:val="single" w:color="D6E1EC" w:sz="4"/>
+            </w:tcBorders>
+            <w:tcMar>
+              <w:top w:type="dxa" w:w="60"/>
+              <w:left w:type="dxa" w:w="90"/>
+              <w:bottom w:type="dxa" w:w="60"/>
+              <w:right w:type="dxa" w:w="90"/>
+            </w:tcMar>
+            <w:vAlign w:val="center"/>
+          </w:tcPr>
+          <w:p>
+            <w:pPr>
+              <w:spacing w:after="0"/>
+              <w:jc w:val="left"/>
+            </w:pPr>
+            <w:r>
+              <w:t xml:space="preserve">Credit — signed application</w:t>
+            </w:r>
+          </w:p>
+        </w:tc>
+        <w:tc>
+          <w:tcPr>
+            <w:tcW w:type="dxa" w:w="2257"/>
+            <w:tcBorders>
+              <w:top w:val="single" w:color="D6E1EC" w:sz="4"/>
+              <w:left w:val="single" w:color="D6E1EC" w:sz="4"/>
+              <w:bottom w:val="single" w:color="D6E1EC" w:sz="4"/>
+              <w:right w:val="single" w:color="D6E1EC" w:sz="4"/>
+            </w:tcBorders>
+            <w:tcMar>
+              <w:top w:type="dxa" w:w="60"/>
+              <w:left w:type="dxa" w:w="90"/>
+              <w:bottom w:type="dxa" w:w="60"/>
+              <w:right w:type="dxa" w:w="90"/>
+            </w:tcMar>
+            <w:vAlign w:val="center"/>
+          </w:tcPr>
+          <w:p>
+            <w:pPr>
+              <w:spacing w:after="0"/>
+              <w:jc w:val="left"/>
+            </w:pPr>
+            <w:r>
+              <w:t xml:space="preserve">Salesman</w:t>
+            </w:r>
+          </w:p>
+        </w:tc>
+        <w:tc>
+          <w:tcPr>
+            <w:tcW w:type="dxa" w:w="2256"/>
+            <w:tcBorders>
+              <w:top w:val="single" w:color="D6E1EC" w:sz="4"/>
+              <w:left w:val="single" w:color="D6E1EC" w:sz="4"/>
+              <w:bottom w:val="single" w:color="D6E1EC" w:sz="4"/>
+              <w:right w:val="single" w:color="D6E1EC" w:sz="4"/>
+            </w:tcBorders>
+            <w:tcMar>
+              <w:top w:type="dxa" w:w="60"/>
+              <w:left w:type="dxa" w:w="90"/>
+              <w:bottom w:type="dxa" w:w="60"/>
+              <w:right w:type="dxa" w:w="90"/>
+            </w:tcMar>
+            <w:vAlign w:val="center"/>
+          </w:tcPr>
+          <w:p>
+            <w:pPr>
+              <w:spacing w:after="0"/>
+              <w:jc w:val="center"/>
+            </w:pPr>
+            <w:r>
+              <w:t xml:space="preserve">27 (3 working days)</w:t>
+            </w:r>
+          </w:p>
+        </w:tc>
+      </w:tr>
+      <w:tr>
+        <w:tc>
+          <w:tcPr>
+            <w:tcW w:type="dxa" w:w="4513"/>
+            <w:tcBorders>
+              <w:top w:val="single" w:color="D6E1EC" w:sz="4"/>
+              <w:left w:val="single" w:color="D6E1EC" w:sz="4"/>
+              <w:bottom w:val="single" w:color="D6E1EC" w:sz="4"/>
+              <w:right w:val="single" w:color="D6E1EC" w:sz="4"/>
+            </w:tcBorders>
+            <w:tcMar>
+              <w:top w:type="dxa" w:w="60"/>
+              <w:left w:type="dxa" w:w="90"/>
+              <w:bottom w:type="dxa" w:w="60"/>
+              <w:right w:type="dxa" w:w="90"/>
+            </w:tcMar>
+            <w:vAlign w:val="center"/>
+          </w:tcPr>
+          <w:p>
+            <w:pPr>
+              <w:spacing w:after="0"/>
+              <w:jc w:val="left"/>
+            </w:pPr>
+            <w:r>
               <w:t xml:space="preserve">Credit — finance review</w:t>
             </w:r>
           </w:p>
@@ -4969,7 +5500,7 @@
     <w:p>
       <w:pPr>
         <w:pStyle w:val="Heading1"/>
-        <w:spacing w:after="120" w:before="260"/>
+        <w:spacing w:before="260" w:after="120"/>
       </w:pPr>
       <w:r>
         <w:t xml:space="preserve">6.  Access-Control Matrix — What Each Account Can Do</w:t>
@@ -4997,15 +5528,16 @@
         </w:tblBorders>
       </w:tblPr>
       <w:tblGrid>
-        <w:gridCol w:w="3266"/>
-        <w:gridCol w:w="720"/>
-        <w:gridCol w:w="720"/>
-        <w:gridCol w:w="720"/>
-        <w:gridCol w:w="720"/>
-        <w:gridCol w:w="720"/>
-        <w:gridCol w:w="720"/>
-        <w:gridCol w:w="720"/>
-        <w:gridCol w:w="720"/>
+        <w:gridCol w:w="3086"/>
+        <w:gridCol w:w="660"/>
+        <w:gridCol w:w="660"/>
+        <w:gridCol w:w="660"/>
+        <w:gridCol w:w="660"/>
+        <w:gridCol w:w="660"/>
+        <w:gridCol w:w="660"/>
+        <w:gridCol w:w="660"/>
+        <w:gridCol w:w="660"/>
+        <w:gridCol w:w="660"/>
       </w:tblGrid>
       <w:tr>
         <w:trPr>
@@ -5013,7 +5545,7 @@
         </w:trPr>
         <w:tc>
           <w:tcPr>
-            <w:tcW w:type="dxa" w:w="3266"/>
+            <w:tcW w:type="dxa" w:w="3086"/>
             <w:tcBorders>
               <w:top w:val="single" w:color="D6E1EC" w:sz="4"/>
               <w:left w:val="single" w:color="D6E1EC" w:sz="4"/>
@@ -5048,7 +5580,7 @@
         </w:tc>
         <w:tc>
           <w:tcPr>
-            <w:tcW w:type="dxa" w:w="720"/>
+            <w:tcW w:type="dxa" w:w="660"/>
             <w:tcBorders>
               <w:top w:val="single" w:color="D6E1EC" w:sz="4"/>
               <w:left w:val="single" w:color="D6E1EC" w:sz="4"/>
@@ -5083,7 +5615,7 @@
         </w:tc>
         <w:tc>
           <w:tcPr>
-            <w:tcW w:type="dxa" w:w="720"/>
+            <w:tcW w:type="dxa" w:w="660"/>
             <w:tcBorders>
               <w:top w:val="single" w:color="D6E1EC" w:sz="4"/>
               <w:left w:val="single" w:color="D6E1EC" w:sz="4"/>
@@ -5118,7 +5650,7 @@
         </w:tc>
         <w:tc>
           <w:tcPr>
-            <w:tcW w:type="dxa" w:w="720"/>
+            <w:tcW w:type="dxa" w:w="660"/>
             <w:tcBorders>
               <w:top w:val="single" w:color="D6E1EC" w:sz="4"/>
               <w:left w:val="single" w:color="D6E1EC" w:sz="4"/>
@@ -5153,7 +5685,7 @@
         </w:tc>
         <w:tc>
           <w:tcPr>
-            <w:tcW w:type="dxa" w:w="720"/>
+            <w:tcW w:type="dxa" w:w="660"/>
             <w:tcBorders>
               <w:top w:val="single" w:color="D6E1EC" w:sz="4"/>
               <w:left w:val="single" w:color="D6E1EC" w:sz="4"/>
@@ -5188,7 +5720,7 @@
         </w:tc>
         <w:tc>
           <w:tcPr>
-            <w:tcW w:type="dxa" w:w="720"/>
+            <w:tcW w:type="dxa" w:w="660"/>
             <w:tcBorders>
               <w:top w:val="single" w:color="D6E1EC" w:sz="4"/>
               <w:left w:val="single" w:color="D6E1EC" w:sz="4"/>
@@ -5223,7 +5755,7 @@
         </w:tc>
         <w:tc>
           <w:tcPr>
-            <w:tcW w:type="dxa" w:w="720"/>
+            <w:tcW w:type="dxa" w:w="660"/>
             <w:tcBorders>
               <w:top w:val="single" w:color="D6E1EC" w:sz="4"/>
               <w:left w:val="single" w:color="D6E1EC" w:sz="4"/>
@@ -5252,13 +5784,13 @@
                 <w:sz w:val="16"/>
                 <w:szCs w:val="16"/>
               </w:rPr>
-              <w:t xml:space="preserve">Mgr</w:t>
-            </w:r>
-          </w:p>
-        </w:tc>
-        <w:tc>
-          <w:tcPr>
-            <w:tcW w:type="dxa" w:w="720"/>
+              <w:t xml:space="preserve">SD</w:t>
+            </w:r>
+          </w:p>
+        </w:tc>
+        <w:tc>
+          <w:tcPr>
+            <w:tcW w:type="dxa" w:w="660"/>
             <w:tcBorders>
               <w:top w:val="single" w:color="D6E1EC" w:sz="4"/>
               <w:left w:val="single" w:color="D6E1EC" w:sz="4"/>
@@ -5287,13 +5819,13 @@
                 <w:sz w:val="16"/>
                 <w:szCs w:val="16"/>
               </w:rPr>
-              <w:t xml:space="preserve">Stew</w:t>
-            </w:r>
-          </w:p>
-        </w:tc>
-        <w:tc>
-          <w:tcPr>
-            <w:tcW w:type="dxa" w:w="720"/>
+              <w:t xml:space="preserve">Mgr</w:t>
+            </w:r>
+          </w:p>
+        </w:tc>
+        <w:tc>
+          <w:tcPr>
+            <w:tcW w:type="dxa" w:w="660"/>
             <w:tcBorders>
               <w:top w:val="single" w:color="D6E1EC" w:sz="4"/>
               <w:left w:val="single" w:color="D6E1EC" w:sz="4"/>
@@ -5322,6 +5854,41 @@
                 <w:sz w:val="16"/>
                 <w:szCs w:val="16"/>
               </w:rPr>
+              <w:t xml:space="preserve">Stew</w:t>
+            </w:r>
+          </w:p>
+        </w:tc>
+        <w:tc>
+          <w:tcPr>
+            <w:tcW w:type="dxa" w:w="660"/>
+            <w:tcBorders>
+              <w:top w:val="single" w:color="D6E1EC" w:sz="4"/>
+              <w:left w:val="single" w:color="D6E1EC" w:sz="4"/>
+              <w:bottom w:val="single" w:color="D6E1EC" w:sz="4"/>
+              <w:right w:val="single" w:color="D6E1EC" w:sz="4"/>
+            </w:tcBorders>
+            <w:shd w:fill="1F3A5F" w:color="auto" w:val="clear"/>
+            <w:tcMar>
+              <w:top w:type="dxa" w:w="60"/>
+              <w:left w:type="dxa" w:w="90"/>
+              <w:bottom w:type="dxa" w:w="60"/>
+              <w:right w:type="dxa" w:w="90"/>
+            </w:tcMar>
+            <w:vAlign w:val="center"/>
+          </w:tcPr>
+          <w:p>
+            <w:pPr>
+              <w:spacing w:after="0"/>
+              <w:jc w:val="center"/>
+            </w:pPr>
+            <w:r>
+              <w:rPr>
+                <w:b/>
+                <w:bCs/>
+                <w:color w:val="FFFFFF"/>
+                <w:sz w:val="16"/>
+                <w:szCs w:val="16"/>
+              </w:rPr>
               <w:t xml:space="preserve">View</w:t>
             </w:r>
           </w:p>
@@ -5330,7 +5897,7 @@
       <w:tr>
         <w:tc>
           <w:tcPr>
-            <w:tcW w:type="dxa" w:w="3266"/>
+            <w:tcW w:type="dxa" w:w="3086"/>
             <w:tcBorders>
               <w:top w:val="single" w:color="D6E1EC" w:sz="4"/>
               <w:left w:val="single" w:color="D6E1EC" w:sz="4"/>
@@ -5364,7 +5931,7 @@
         </w:tc>
         <w:tc>
           <w:tcPr>
-            <w:tcW w:type="dxa" w:w="720"/>
+            <w:tcW w:type="dxa" w:w="660"/>
             <w:tcBorders>
               <w:top w:val="single" w:color="D6E1EC" w:sz="4"/>
               <w:left w:val="single" w:color="D6E1EC" w:sz="4"/>
@@ -5399,7 +5966,7 @@
         </w:tc>
         <w:tc>
           <w:tcPr>
-            <w:tcW w:type="dxa" w:w="720"/>
+            <w:tcW w:type="dxa" w:w="660"/>
             <w:tcBorders>
               <w:top w:val="single" w:color="D6E1EC" w:sz="4"/>
               <w:left w:val="single" w:color="D6E1EC" w:sz="4"/>
@@ -5434,7 +6001,7 @@
         </w:tc>
         <w:tc>
           <w:tcPr>
-            <w:tcW w:type="dxa" w:w="720"/>
+            <w:tcW w:type="dxa" w:w="660"/>
             <w:tcBorders>
               <w:top w:val="single" w:color="D6E1EC" w:sz="4"/>
               <w:left w:val="single" w:color="D6E1EC" w:sz="4"/>
@@ -5469,7 +6036,7 @@
         </w:tc>
         <w:tc>
           <w:tcPr>
-            <w:tcW w:type="dxa" w:w="720"/>
+            <w:tcW w:type="dxa" w:w="660"/>
             <w:tcBorders>
               <w:top w:val="single" w:color="D6E1EC" w:sz="4"/>
               <w:left w:val="single" w:color="D6E1EC" w:sz="4"/>
@@ -5504,7 +6071,7 @@
         </w:tc>
         <w:tc>
           <w:tcPr>
-            <w:tcW w:type="dxa" w:w="720"/>
+            <w:tcW w:type="dxa" w:w="660"/>
             <w:tcBorders>
               <w:top w:val="single" w:color="D6E1EC" w:sz="4"/>
               <w:left w:val="single" w:color="D6E1EC" w:sz="4"/>
@@ -5539,7 +6106,7 @@
         </w:tc>
         <w:tc>
           <w:tcPr>
-            <w:tcW w:type="dxa" w:w="720"/>
+            <w:tcW w:type="dxa" w:w="660"/>
             <w:tcBorders>
               <w:top w:val="single" w:color="D6E1EC" w:sz="4"/>
               <w:left w:val="single" w:color="D6E1EC" w:sz="4"/>
@@ -5574,7 +6141,42 @@
         </w:tc>
         <w:tc>
           <w:tcPr>
-            <w:tcW w:type="dxa" w:w="720"/>
+            <w:tcW w:type="dxa" w:w="660"/>
+            <w:tcBorders>
+              <w:top w:val="single" w:color="D6E1EC" w:sz="4"/>
+              <w:left w:val="single" w:color="D6E1EC" w:sz="4"/>
+              <w:bottom w:val="single" w:color="D6E1EC" w:sz="4"/>
+              <w:right w:val="single" w:color="D6E1EC" w:sz="4"/>
+            </w:tcBorders>
+            <w:shd w:fill="FFFFFF" w:color="auto" w:val="clear"/>
+            <w:tcMar>
+              <w:top w:type="dxa" w:w="60"/>
+              <w:left w:type="dxa" w:w="90"/>
+              <w:bottom w:type="dxa" w:w="60"/>
+              <w:right w:type="dxa" w:w="90"/>
+            </w:tcMar>
+            <w:vAlign w:val="center"/>
+          </w:tcPr>
+          <w:p>
+            <w:pPr>
+              <w:spacing w:after="0"/>
+              <w:jc w:val="center"/>
+            </w:pPr>
+            <w:r>
+              <w:rPr>
+                <w:b w:val="false"/>
+                <w:bCs w:val="false"/>
+                <w:color w:val="6B7280"/>
+                <w:sz w:val="15"/>
+                <w:szCs w:val="15"/>
+              </w:rPr>
+              <w:t xml:space="preserve">—</w:t>
+            </w:r>
+          </w:p>
+        </w:tc>
+        <w:tc>
+          <w:tcPr>
+            <w:tcW w:type="dxa" w:w="660"/>
             <w:tcBorders>
               <w:top w:val="single" w:color="D6E1EC" w:sz="4"/>
               <w:left w:val="single" w:color="D6E1EC" w:sz="4"/>
@@ -5609,7 +6211,7 @@
         </w:tc>
         <w:tc>
           <w:tcPr>
-            <w:tcW w:type="dxa" w:w="720"/>
+            <w:tcW w:type="dxa" w:w="660"/>
             <w:tcBorders>
               <w:top w:val="single" w:color="D6E1EC" w:sz="4"/>
               <w:left w:val="single" w:color="D6E1EC" w:sz="4"/>
@@ -5646,7 +6248,7 @@
       <w:tr>
         <w:tc>
           <w:tcPr>
-            <w:tcW w:type="dxa" w:w="3266"/>
+            <w:tcW w:type="dxa" w:w="3086"/>
             <w:tcBorders>
               <w:top w:val="single" w:color="D6E1EC" w:sz="4"/>
               <w:left w:val="single" w:color="D6E1EC" w:sz="4"/>
@@ -5680,7 +6282,7 @@
         </w:tc>
         <w:tc>
           <w:tcPr>
-            <w:tcW w:type="dxa" w:w="720"/>
+            <w:tcW w:type="dxa" w:w="660"/>
             <w:tcBorders>
               <w:top w:val="single" w:color="D6E1EC" w:sz="4"/>
               <w:left w:val="single" w:color="D6E1EC" w:sz="4"/>
@@ -5715,7 +6317,7 @@
         </w:tc>
         <w:tc>
           <w:tcPr>
-            <w:tcW w:type="dxa" w:w="720"/>
+            <w:tcW w:type="dxa" w:w="660"/>
             <w:tcBorders>
               <w:top w:val="single" w:color="D6E1EC" w:sz="4"/>
               <w:left w:val="single" w:color="D6E1EC" w:sz="4"/>
@@ -5750,7 +6352,7 @@
         </w:tc>
         <w:tc>
           <w:tcPr>
-            <w:tcW w:type="dxa" w:w="720"/>
+            <w:tcW w:type="dxa" w:w="660"/>
             <w:tcBorders>
               <w:top w:val="single" w:color="D6E1EC" w:sz="4"/>
               <w:left w:val="single" w:color="D6E1EC" w:sz="4"/>
@@ -5785,7 +6387,7 @@
         </w:tc>
         <w:tc>
           <w:tcPr>
-            <w:tcW w:type="dxa" w:w="720"/>
+            <w:tcW w:type="dxa" w:w="660"/>
             <w:tcBorders>
               <w:top w:val="single" w:color="D6E1EC" w:sz="4"/>
               <w:left w:val="single" w:color="D6E1EC" w:sz="4"/>
@@ -5820,7 +6422,7 @@
         </w:tc>
         <w:tc>
           <w:tcPr>
-            <w:tcW w:type="dxa" w:w="720"/>
+            <w:tcW w:type="dxa" w:w="660"/>
             <w:tcBorders>
               <w:top w:val="single" w:color="D6E1EC" w:sz="4"/>
               <w:left w:val="single" w:color="D6E1EC" w:sz="4"/>
@@ -5855,7 +6457,42 @@
         </w:tc>
         <w:tc>
           <w:tcPr>
-            <w:tcW w:type="dxa" w:w="720"/>
+            <w:tcW w:type="dxa" w:w="660"/>
+            <w:tcBorders>
+              <w:top w:val="single" w:color="D6E1EC" w:sz="4"/>
+              <w:left w:val="single" w:color="D6E1EC" w:sz="4"/>
+              <w:bottom w:val="single" w:color="D6E1EC" w:sz="4"/>
+              <w:right w:val="single" w:color="D6E1EC" w:sz="4"/>
+            </w:tcBorders>
+            <w:shd w:fill="FFFFFF" w:color="auto" w:val="clear"/>
+            <w:tcMar>
+              <w:top w:type="dxa" w:w="60"/>
+              <w:left w:type="dxa" w:w="90"/>
+              <w:bottom w:type="dxa" w:w="60"/>
+              <w:right w:type="dxa" w:w="90"/>
+            </w:tcMar>
+            <w:vAlign w:val="center"/>
+          </w:tcPr>
+          <w:p>
+            <w:pPr>
+              <w:spacing w:after="0"/>
+              <w:jc w:val="center"/>
+            </w:pPr>
+            <w:r>
+              <w:rPr>
+                <w:b w:val="false"/>
+                <w:bCs w:val="false"/>
+                <w:color w:val="6B7280"/>
+                <w:sz w:val="15"/>
+                <w:szCs w:val="15"/>
+              </w:rPr>
+              <w:t xml:space="preserve">—</w:t>
+            </w:r>
+          </w:p>
+        </w:tc>
+        <w:tc>
+          <w:tcPr>
+            <w:tcW w:type="dxa" w:w="660"/>
             <w:tcBorders>
               <w:top w:val="single" w:color="D6E1EC" w:sz="4"/>
               <w:left w:val="single" w:color="D6E1EC" w:sz="4"/>
@@ -5889,7 +6526,7 @@
         </w:tc>
         <w:tc>
           <w:tcPr>
-            <w:tcW w:type="dxa" w:w="720"/>
+            <w:tcW w:type="dxa" w:w="660"/>
             <w:tcBorders>
               <w:top w:val="single" w:color="D6E1EC" w:sz="4"/>
               <w:left w:val="single" w:color="D6E1EC" w:sz="4"/>
@@ -5924,7 +6561,7 @@
         </w:tc>
         <w:tc>
           <w:tcPr>
-            <w:tcW w:type="dxa" w:w="720"/>
+            <w:tcW w:type="dxa" w:w="660"/>
             <w:tcBorders>
               <w:top w:val="single" w:color="D6E1EC" w:sz="4"/>
               <w:left w:val="single" w:color="D6E1EC" w:sz="4"/>
@@ -5961,7 +6598,7 @@
       <w:tr>
         <w:tc>
           <w:tcPr>
-            <w:tcW w:type="dxa" w:w="3266"/>
+            <w:tcW w:type="dxa" w:w="3086"/>
             <w:tcBorders>
               <w:top w:val="single" w:color="D6E1EC" w:sz="4"/>
               <w:left w:val="single" w:color="D6E1EC" w:sz="4"/>
@@ -5989,13 +6626,13 @@
                 <w:sz w:val="15"/>
                 <w:szCs w:val="15"/>
               </w:rPr>
-              <w:t xml:space="preserve">Approve — Finance Manager step</w:t>
-            </w:r>
-          </w:p>
-        </w:tc>
-        <w:tc>
-          <w:tcPr>
-            <w:tcW w:type="dxa" w:w="720"/>
+              <w:t xml:space="preserve">Approve — Sales Director step</w:t>
+            </w:r>
+          </w:p>
+        </w:tc>
+        <w:tc>
+          <w:tcPr>
+            <w:tcW w:type="dxa" w:w="660"/>
             <w:tcBorders>
               <w:top w:val="single" w:color="D6E1EC" w:sz="4"/>
               <w:left w:val="single" w:color="D6E1EC" w:sz="4"/>
@@ -6030,7 +6667,7 @@
         </w:tc>
         <w:tc>
           <w:tcPr>
-            <w:tcW w:type="dxa" w:w="720"/>
+            <w:tcW w:type="dxa" w:w="660"/>
             <w:tcBorders>
               <w:top w:val="single" w:color="D6E1EC" w:sz="4"/>
               <w:left w:val="single" w:color="D6E1EC" w:sz="4"/>
@@ -6065,7 +6702,7 @@
         </w:tc>
         <w:tc>
           <w:tcPr>
-            <w:tcW w:type="dxa" w:w="720"/>
+            <w:tcW w:type="dxa" w:w="660"/>
             <w:tcBorders>
               <w:top w:val="single" w:color="D6E1EC" w:sz="4"/>
               <w:left w:val="single" w:color="D6E1EC" w:sz="4"/>
@@ -6100,7 +6737,77 @@
         </w:tc>
         <w:tc>
           <w:tcPr>
-            <w:tcW w:type="dxa" w:w="720"/>
+            <w:tcW w:type="dxa" w:w="660"/>
+            <w:tcBorders>
+              <w:top w:val="single" w:color="D6E1EC" w:sz="4"/>
+              <w:left w:val="single" w:color="D6E1EC" w:sz="4"/>
+              <w:bottom w:val="single" w:color="D6E1EC" w:sz="4"/>
+              <w:right w:val="single" w:color="D6E1EC" w:sz="4"/>
+            </w:tcBorders>
+            <w:shd w:fill="FFFFFF" w:color="auto" w:val="clear"/>
+            <w:tcMar>
+              <w:top w:type="dxa" w:w="60"/>
+              <w:left w:type="dxa" w:w="90"/>
+              <w:bottom w:type="dxa" w:w="60"/>
+              <w:right w:type="dxa" w:w="90"/>
+            </w:tcMar>
+            <w:vAlign w:val="center"/>
+          </w:tcPr>
+          <w:p>
+            <w:pPr>
+              <w:spacing w:after="0"/>
+              <w:jc w:val="center"/>
+            </w:pPr>
+            <w:r>
+              <w:rPr>
+                <w:b w:val="false"/>
+                <w:bCs w:val="false"/>
+                <w:color w:val="6B7280"/>
+                <w:sz w:val="15"/>
+                <w:szCs w:val="15"/>
+              </w:rPr>
+              <w:t xml:space="preserve">—</w:t>
+            </w:r>
+          </w:p>
+        </w:tc>
+        <w:tc>
+          <w:tcPr>
+            <w:tcW w:type="dxa" w:w="660"/>
+            <w:tcBorders>
+              <w:top w:val="single" w:color="D6E1EC" w:sz="4"/>
+              <w:left w:val="single" w:color="D6E1EC" w:sz="4"/>
+              <w:bottom w:val="single" w:color="D6E1EC" w:sz="4"/>
+              <w:right w:val="single" w:color="D6E1EC" w:sz="4"/>
+            </w:tcBorders>
+            <w:shd w:fill="FFFFFF" w:color="auto" w:val="clear"/>
+            <w:tcMar>
+              <w:top w:type="dxa" w:w="60"/>
+              <w:left w:type="dxa" w:w="90"/>
+              <w:bottom w:type="dxa" w:w="60"/>
+              <w:right w:type="dxa" w:w="90"/>
+            </w:tcMar>
+            <w:vAlign w:val="center"/>
+          </w:tcPr>
+          <w:p>
+            <w:pPr>
+              <w:spacing w:after="0"/>
+              <w:jc w:val="center"/>
+            </w:pPr>
+            <w:r>
+              <w:rPr>
+                <w:b w:val="false"/>
+                <w:bCs w:val="false"/>
+                <w:color w:val="6B7280"/>
+                <w:sz w:val="15"/>
+                <w:szCs w:val="15"/>
+              </w:rPr>
+              <w:t xml:space="preserve">—</w:t>
+            </w:r>
+          </w:p>
+        </w:tc>
+        <w:tc>
+          <w:tcPr>
+            <w:tcW w:type="dxa" w:w="660"/>
             <w:tcBorders>
               <w:top w:val="single" w:color="D6E1EC" w:sz="4"/>
               <w:left w:val="single" w:color="D6E1EC" w:sz="4"/>
@@ -6135,7 +6842,7 @@
         </w:tc>
         <w:tc>
           <w:tcPr>
-            <w:tcW w:type="dxa" w:w="720"/>
+            <w:tcW w:type="dxa" w:w="660"/>
             <w:tcBorders>
               <w:top w:val="single" w:color="D6E1EC" w:sz="4"/>
               <w:left w:val="single" w:color="D6E1EC" w:sz="4"/>
@@ -6170,7 +6877,7 @@
         </w:tc>
         <w:tc>
           <w:tcPr>
-            <w:tcW w:type="dxa" w:w="720"/>
+            <w:tcW w:type="dxa" w:w="660"/>
             <w:tcBorders>
               <w:top w:val="single" w:color="D6E1EC" w:sz="4"/>
               <w:left w:val="single" w:color="D6E1EC" w:sz="4"/>
@@ -6205,42 +6912,7 @@
         </w:tc>
         <w:tc>
           <w:tcPr>
-            <w:tcW w:type="dxa" w:w="720"/>
-            <w:tcBorders>
-              <w:top w:val="single" w:color="D6E1EC" w:sz="4"/>
-              <w:left w:val="single" w:color="D6E1EC" w:sz="4"/>
-              <w:bottom w:val="single" w:color="D6E1EC" w:sz="4"/>
-              <w:right w:val="single" w:color="D6E1EC" w:sz="4"/>
-            </w:tcBorders>
-            <w:shd w:fill="FFFFFF" w:color="auto" w:val="clear"/>
-            <w:tcMar>
-              <w:top w:type="dxa" w:w="60"/>
-              <w:left w:type="dxa" w:w="90"/>
-              <w:bottom w:type="dxa" w:w="60"/>
-              <w:right w:type="dxa" w:w="90"/>
-            </w:tcMar>
-            <w:vAlign w:val="center"/>
-          </w:tcPr>
-          <w:p>
-            <w:pPr>
-              <w:spacing w:after="0"/>
-              <w:jc w:val="center"/>
-            </w:pPr>
-            <w:r>
-              <w:rPr>
-                <w:b w:val="false"/>
-                <w:bCs w:val="false"/>
-                <w:color w:val="6B7280"/>
-                <w:sz w:val="15"/>
-                <w:szCs w:val="15"/>
-              </w:rPr>
-              <w:t xml:space="preserve">—</w:t>
-            </w:r>
-          </w:p>
-        </w:tc>
-        <w:tc>
-          <w:tcPr>
-            <w:tcW w:type="dxa" w:w="720"/>
+            <w:tcW w:type="dxa" w:w="660"/>
             <w:tcBorders>
               <w:top w:val="single" w:color="D6E1EC" w:sz="4"/>
               <w:left w:val="single" w:color="D6E1EC" w:sz="4"/>
@@ -6277,7 +6949,7 @@
       <w:tr>
         <w:tc>
           <w:tcPr>
-            <w:tcW w:type="dxa" w:w="3266"/>
+            <w:tcW w:type="dxa" w:w="3086"/>
             <w:tcBorders>
               <w:top w:val="single" w:color="D6E1EC" w:sz="4"/>
               <w:left w:val="single" w:color="D6E1EC" w:sz="4"/>
@@ -6305,13 +6977,48 @@
                 <w:sz w:val="15"/>
                 <w:szCs w:val="15"/>
               </w:rPr>
-              <w:t xml:space="preserve">Approve — GM step</w:t>
-            </w:r>
-          </w:p>
-        </w:tc>
-        <w:tc>
-          <w:tcPr>
-            <w:tcW w:type="dxa" w:w="720"/>
+              <w:t xml:space="preserve">Upload the signed credit application</w:t>
+            </w:r>
+          </w:p>
+        </w:tc>
+        <w:tc>
+          <w:tcPr>
+            <w:tcW w:type="dxa" w:w="660"/>
+            <w:tcBorders>
+              <w:top w:val="single" w:color="D6E1EC" w:sz="4"/>
+              <w:left w:val="single" w:color="D6E1EC" w:sz="4"/>
+              <w:bottom w:val="single" w:color="D6E1EC" w:sz="4"/>
+              <w:right w:val="single" w:color="D6E1EC" w:sz="4"/>
+            </w:tcBorders>
+            <w:shd w:fill="FFFFFF" w:color="auto" w:val="clear"/>
+            <w:tcMar>
+              <w:top w:type="dxa" w:w="60"/>
+              <w:left w:type="dxa" w:w="90"/>
+              <w:bottom w:type="dxa" w:w="60"/>
+              <w:right w:type="dxa" w:w="90"/>
+            </w:tcMar>
+            <w:vAlign w:val="center"/>
+          </w:tcPr>
+          <w:p>
+            <w:pPr>
+              <w:spacing w:after="0"/>
+              <w:jc w:val="center"/>
+            </w:pPr>
+            <w:r>
+              <w:rPr>
+                <w:b w:val="false"/>
+                <w:bCs w:val="false"/>
+                <w:color w:val="1B7A3D"/>
+                <w:sz w:val="15"/>
+                <w:szCs w:val="15"/>
+              </w:rPr>
+              <w:t xml:space="preserve">Own</w:t>
+            </w:r>
+          </w:p>
+        </w:tc>
+        <w:tc>
+          <w:tcPr>
+            <w:tcW w:type="dxa" w:w="660"/>
             <w:tcBorders>
               <w:top w:val="single" w:color="D6E1EC" w:sz="4"/>
               <w:left w:val="single" w:color="D6E1EC" w:sz="4"/>
@@ -6346,7 +7053,7 @@
         </w:tc>
         <w:tc>
           <w:tcPr>
-            <w:tcW w:type="dxa" w:w="720"/>
+            <w:tcW w:type="dxa" w:w="660"/>
             <w:tcBorders>
               <w:top w:val="single" w:color="D6E1EC" w:sz="4"/>
               <w:left w:val="single" w:color="D6E1EC" w:sz="4"/>
@@ -6381,7 +7088,7 @@
         </w:tc>
         <w:tc>
           <w:tcPr>
-            <w:tcW w:type="dxa" w:w="720"/>
+            <w:tcW w:type="dxa" w:w="660"/>
             <w:tcBorders>
               <w:top w:val="single" w:color="D6E1EC" w:sz="4"/>
               <w:left w:val="single" w:color="D6E1EC" w:sz="4"/>
@@ -6416,7 +7123,7 @@
         </w:tc>
         <w:tc>
           <w:tcPr>
-            <w:tcW w:type="dxa" w:w="720"/>
+            <w:tcW w:type="dxa" w:w="660"/>
             <w:tcBorders>
               <w:top w:val="single" w:color="D6E1EC" w:sz="4"/>
               <w:left w:val="single" w:color="D6E1EC" w:sz="4"/>
@@ -6451,42 +7158,7 @@
         </w:tc>
         <w:tc>
           <w:tcPr>
-            <w:tcW w:type="dxa" w:w="720"/>
-            <w:tcBorders>
-              <w:top w:val="single" w:color="D6E1EC" w:sz="4"/>
-              <w:left w:val="single" w:color="D6E1EC" w:sz="4"/>
-              <w:bottom w:val="single" w:color="D6E1EC" w:sz="4"/>
-              <w:right w:val="single" w:color="D6E1EC" w:sz="4"/>
-            </w:tcBorders>
-            <w:shd w:fill="FFFFFF" w:color="auto" w:val="clear"/>
-            <w:tcMar>
-              <w:top w:type="dxa" w:w="60"/>
-              <w:left w:type="dxa" w:w="90"/>
-              <w:bottom w:type="dxa" w:w="60"/>
-              <w:right w:type="dxa" w:w="90"/>
-            </w:tcMar>
-            <w:vAlign w:val="center"/>
-          </w:tcPr>
-          <w:p>
-            <w:pPr>
-              <w:spacing w:after="0"/>
-              <w:jc w:val="center"/>
-            </w:pPr>
-            <w:r>
-              <w:rPr>
-                <w:b w:val="false"/>
-                <w:bCs w:val="false"/>
-                <w:color w:val="1B7A3D"/>
-                <w:sz w:val="15"/>
-                <w:szCs w:val="15"/>
-              </w:rPr>
-              <w:t xml:space="preserve">All</w:t>
-            </w:r>
-          </w:p>
-        </w:tc>
-        <w:tc>
-          <w:tcPr>
-            <w:tcW w:type="dxa" w:w="720"/>
+            <w:tcW w:type="dxa" w:w="660"/>
             <w:tcBorders>
               <w:top w:val="single" w:color="D6E1EC" w:sz="4"/>
               <w:left w:val="single" w:color="D6E1EC" w:sz="4"/>
@@ -6521,7 +7193,7 @@
         </w:tc>
         <w:tc>
           <w:tcPr>
-            <w:tcW w:type="dxa" w:w="720"/>
+            <w:tcW w:type="dxa" w:w="660"/>
             <w:tcBorders>
               <w:top w:val="single" w:color="D6E1EC" w:sz="4"/>
               <w:left w:val="single" w:color="D6E1EC" w:sz="4"/>
@@ -6556,7 +7228,42 @@
         </w:tc>
         <w:tc>
           <w:tcPr>
-            <w:tcW w:type="dxa" w:w="720"/>
+            <w:tcW w:type="dxa" w:w="660"/>
+            <w:tcBorders>
+              <w:top w:val="single" w:color="D6E1EC" w:sz="4"/>
+              <w:left w:val="single" w:color="D6E1EC" w:sz="4"/>
+              <w:bottom w:val="single" w:color="D6E1EC" w:sz="4"/>
+              <w:right w:val="single" w:color="D6E1EC" w:sz="4"/>
+            </w:tcBorders>
+            <w:shd w:fill="FFFFFF" w:color="auto" w:val="clear"/>
+            <w:tcMar>
+              <w:top w:type="dxa" w:w="60"/>
+              <w:left w:type="dxa" w:w="90"/>
+              <w:bottom w:type="dxa" w:w="60"/>
+              <w:right w:type="dxa" w:w="90"/>
+            </w:tcMar>
+            <w:vAlign w:val="center"/>
+          </w:tcPr>
+          <w:p>
+            <w:pPr>
+              <w:spacing w:after="0"/>
+              <w:jc w:val="center"/>
+            </w:pPr>
+            <w:r>
+              <w:rPr>
+                <w:b w:val="false"/>
+                <w:bCs w:val="false"/>
+                <w:color w:val="6B7280"/>
+                <w:sz w:val="15"/>
+                <w:szCs w:val="15"/>
+              </w:rPr>
+              <w:t xml:space="preserve">—</w:t>
+            </w:r>
+          </w:p>
+        </w:tc>
+        <w:tc>
+          <w:tcPr>
+            <w:tcW w:type="dxa" w:w="660"/>
             <w:tcBorders>
               <w:top w:val="single" w:color="D6E1EC" w:sz="4"/>
               <w:left w:val="single" w:color="D6E1EC" w:sz="4"/>
@@ -6593,7 +7300,7 @@
       <w:tr>
         <w:tc>
           <w:tcPr>
-            <w:tcW w:type="dxa" w:w="3266"/>
+            <w:tcW w:type="dxa" w:w="3086"/>
             <w:tcBorders>
               <w:top w:val="single" w:color="D6E1EC" w:sz="4"/>
               <w:left w:val="single" w:color="D6E1EC" w:sz="4"/>
@@ -6621,13 +7328,13 @@
                 <w:sz w:val="15"/>
                 <w:szCs w:val="15"/>
               </w:rPr>
-              <w:t xml:space="preserve">Approve — Accountant (final) step</w:t>
-            </w:r>
-          </w:p>
-        </w:tc>
-        <w:tc>
-          <w:tcPr>
-            <w:tcW w:type="dxa" w:w="720"/>
+              <w:t xml:space="preserve">Approve — Finance Manager step</w:t>
+            </w:r>
+          </w:p>
+        </w:tc>
+        <w:tc>
+          <w:tcPr>
+            <w:tcW w:type="dxa" w:w="660"/>
             <w:tcBorders>
               <w:top w:val="single" w:color="D6E1EC" w:sz="4"/>
               <w:left w:val="single" w:color="D6E1EC" w:sz="4"/>
@@ -6662,7 +7369,7 @@
         </w:tc>
         <w:tc>
           <w:tcPr>
-            <w:tcW w:type="dxa" w:w="720"/>
+            <w:tcW w:type="dxa" w:w="660"/>
             <w:tcBorders>
               <w:top w:val="single" w:color="D6E1EC" w:sz="4"/>
               <w:left w:val="single" w:color="D6E1EC" w:sz="4"/>
@@ -6697,7 +7404,42 @@
         </w:tc>
         <w:tc>
           <w:tcPr>
-            <w:tcW w:type="dxa" w:w="720"/>
+            <w:tcW w:type="dxa" w:w="660"/>
+            <w:tcBorders>
+              <w:top w:val="single" w:color="D6E1EC" w:sz="4"/>
+              <w:left w:val="single" w:color="D6E1EC" w:sz="4"/>
+              <w:bottom w:val="single" w:color="D6E1EC" w:sz="4"/>
+              <w:right w:val="single" w:color="D6E1EC" w:sz="4"/>
+            </w:tcBorders>
+            <w:shd w:fill="FFFFFF" w:color="auto" w:val="clear"/>
+            <w:tcMar>
+              <w:top w:type="dxa" w:w="60"/>
+              <w:left w:type="dxa" w:w="90"/>
+              <w:bottom w:type="dxa" w:w="60"/>
+              <w:right w:type="dxa" w:w="90"/>
+            </w:tcMar>
+            <w:vAlign w:val="center"/>
+          </w:tcPr>
+          <w:p>
+            <w:pPr>
+              <w:spacing w:after="0"/>
+              <w:jc w:val="center"/>
+            </w:pPr>
+            <w:r>
+              <w:rPr>
+                <w:b w:val="false"/>
+                <w:bCs w:val="false"/>
+                <w:color w:val="6B7280"/>
+                <w:sz w:val="15"/>
+                <w:szCs w:val="15"/>
+              </w:rPr>
+              <w:t xml:space="preserve">—</w:t>
+            </w:r>
+          </w:p>
+        </w:tc>
+        <w:tc>
+          <w:tcPr>
+            <w:tcW w:type="dxa" w:w="660"/>
             <w:tcBorders>
               <w:top w:val="single" w:color="D6E1EC" w:sz="4"/>
               <w:left w:val="single" w:color="D6E1EC" w:sz="4"/>
@@ -6726,13 +7468,13 @@
                 <w:sz w:val="15"/>
                 <w:szCs w:val="15"/>
               </w:rPr>
-              <w:t xml:space="preserve">Rgn</w:t>
-            </w:r>
-          </w:p>
-        </w:tc>
-        <w:tc>
-          <w:tcPr>
-            <w:tcW w:type="dxa" w:w="720"/>
+              <w:t xml:space="preserve">All</w:t>
+            </w:r>
+          </w:p>
+        </w:tc>
+        <w:tc>
+          <w:tcPr>
+            <w:tcW w:type="dxa" w:w="660"/>
             <w:tcBorders>
               <w:top w:val="single" w:color="D6E1EC" w:sz="4"/>
               <w:left w:val="single" w:color="D6E1EC" w:sz="4"/>
@@ -6767,7 +7509,7 @@
         </w:tc>
         <w:tc>
           <w:tcPr>
-            <w:tcW w:type="dxa" w:w="720"/>
+            <w:tcW w:type="dxa" w:w="660"/>
             <w:tcBorders>
               <w:top w:val="single" w:color="D6E1EC" w:sz="4"/>
               <w:left w:val="single" w:color="D6E1EC" w:sz="4"/>
@@ -6802,7 +7544,7 @@
         </w:tc>
         <w:tc>
           <w:tcPr>
-            <w:tcW w:type="dxa" w:w="720"/>
+            <w:tcW w:type="dxa" w:w="660"/>
             <w:tcBorders>
               <w:top w:val="single" w:color="D6E1EC" w:sz="4"/>
               <w:left w:val="single" w:color="D6E1EC" w:sz="4"/>
@@ -6837,7 +7579,7 @@
         </w:tc>
         <w:tc>
           <w:tcPr>
-            <w:tcW w:type="dxa" w:w="720"/>
+            <w:tcW w:type="dxa" w:w="660"/>
             <w:tcBorders>
               <w:top w:val="single" w:color="D6E1EC" w:sz="4"/>
               <w:left w:val="single" w:color="D6E1EC" w:sz="4"/>
@@ -6872,7 +7614,7 @@
         </w:tc>
         <w:tc>
           <w:tcPr>
-            <w:tcW w:type="dxa" w:w="720"/>
+            <w:tcW w:type="dxa" w:w="660"/>
             <w:tcBorders>
               <w:top w:val="single" w:color="D6E1EC" w:sz="4"/>
               <w:left w:val="single" w:color="D6E1EC" w:sz="4"/>
@@ -6909,7 +7651,7 @@
       <w:tr>
         <w:tc>
           <w:tcPr>
-            <w:tcW w:type="dxa" w:w="3266"/>
+            <w:tcW w:type="dxa" w:w="3086"/>
             <w:tcBorders>
               <w:top w:val="single" w:color="D6E1EC" w:sz="4"/>
               <w:left w:val="single" w:color="D6E1EC" w:sz="4"/>
@@ -6937,13 +7679,13 @@
                 <w:sz w:val="15"/>
                 <w:szCs w:val="15"/>
               </w:rPr>
-              <w:t xml:space="preserve">Reject / return for correction</w:t>
-            </w:r>
-          </w:p>
-        </w:tc>
-        <w:tc>
-          <w:tcPr>
-            <w:tcW w:type="dxa" w:w="720"/>
+              <w:t xml:space="preserve">Approve — GM step</w:t>
+            </w:r>
+          </w:p>
+        </w:tc>
+        <w:tc>
+          <w:tcPr>
+            <w:tcW w:type="dxa" w:w="660"/>
             <w:tcBorders>
               <w:top w:val="single" w:color="D6E1EC" w:sz="4"/>
               <w:left w:val="single" w:color="D6E1EC" w:sz="4"/>
@@ -6978,7 +7720,112 @@
         </w:tc>
         <w:tc>
           <w:tcPr>
-            <w:tcW w:type="dxa" w:w="720"/>
+            <w:tcW w:type="dxa" w:w="660"/>
+            <w:tcBorders>
+              <w:top w:val="single" w:color="D6E1EC" w:sz="4"/>
+              <w:left w:val="single" w:color="D6E1EC" w:sz="4"/>
+              <w:bottom w:val="single" w:color="D6E1EC" w:sz="4"/>
+              <w:right w:val="single" w:color="D6E1EC" w:sz="4"/>
+            </w:tcBorders>
+            <w:shd w:fill="FFFFFF" w:color="auto" w:val="clear"/>
+            <w:tcMar>
+              <w:top w:type="dxa" w:w="60"/>
+              <w:left w:type="dxa" w:w="90"/>
+              <w:bottom w:type="dxa" w:w="60"/>
+              <w:right w:type="dxa" w:w="90"/>
+            </w:tcMar>
+            <w:vAlign w:val="center"/>
+          </w:tcPr>
+          <w:p>
+            <w:pPr>
+              <w:spacing w:after="0"/>
+              <w:jc w:val="center"/>
+            </w:pPr>
+            <w:r>
+              <w:rPr>
+                <w:b w:val="false"/>
+                <w:bCs w:val="false"/>
+                <w:color w:val="6B7280"/>
+                <w:sz w:val="15"/>
+                <w:szCs w:val="15"/>
+              </w:rPr>
+              <w:t xml:space="preserve">—</w:t>
+            </w:r>
+          </w:p>
+        </w:tc>
+        <w:tc>
+          <w:tcPr>
+            <w:tcW w:type="dxa" w:w="660"/>
+            <w:tcBorders>
+              <w:top w:val="single" w:color="D6E1EC" w:sz="4"/>
+              <w:left w:val="single" w:color="D6E1EC" w:sz="4"/>
+              <w:bottom w:val="single" w:color="D6E1EC" w:sz="4"/>
+              <w:right w:val="single" w:color="D6E1EC" w:sz="4"/>
+            </w:tcBorders>
+            <w:shd w:fill="FFFFFF" w:color="auto" w:val="clear"/>
+            <w:tcMar>
+              <w:top w:type="dxa" w:w="60"/>
+              <w:left w:type="dxa" w:w="90"/>
+              <w:bottom w:type="dxa" w:w="60"/>
+              <w:right w:type="dxa" w:w="90"/>
+            </w:tcMar>
+            <w:vAlign w:val="center"/>
+          </w:tcPr>
+          <w:p>
+            <w:pPr>
+              <w:spacing w:after="0"/>
+              <w:jc w:val="center"/>
+            </w:pPr>
+            <w:r>
+              <w:rPr>
+                <w:b w:val="false"/>
+                <w:bCs w:val="false"/>
+                <w:color w:val="6B7280"/>
+                <w:sz w:val="15"/>
+                <w:szCs w:val="15"/>
+              </w:rPr>
+              <w:t xml:space="preserve">—</w:t>
+            </w:r>
+          </w:p>
+        </w:tc>
+        <w:tc>
+          <w:tcPr>
+            <w:tcW w:type="dxa" w:w="660"/>
+            <w:tcBorders>
+              <w:top w:val="single" w:color="D6E1EC" w:sz="4"/>
+              <w:left w:val="single" w:color="D6E1EC" w:sz="4"/>
+              <w:bottom w:val="single" w:color="D6E1EC" w:sz="4"/>
+              <w:right w:val="single" w:color="D6E1EC" w:sz="4"/>
+            </w:tcBorders>
+            <w:shd w:fill="FFFFFF" w:color="auto" w:val="clear"/>
+            <w:tcMar>
+              <w:top w:type="dxa" w:w="60"/>
+              <w:left w:type="dxa" w:w="90"/>
+              <w:bottom w:type="dxa" w:w="60"/>
+              <w:right w:type="dxa" w:w="90"/>
+            </w:tcMar>
+            <w:vAlign w:val="center"/>
+          </w:tcPr>
+          <w:p>
+            <w:pPr>
+              <w:spacing w:after="0"/>
+              <w:jc w:val="center"/>
+            </w:pPr>
+            <w:r>
+              <w:rPr>
+                <w:b w:val="false"/>
+                <w:bCs w:val="false"/>
+                <w:color w:val="6B7280"/>
+                <w:sz w:val="15"/>
+                <w:szCs w:val="15"/>
+              </w:rPr>
+              <w:t xml:space="preserve">—</w:t>
+            </w:r>
+          </w:p>
+        </w:tc>
+        <w:tc>
+          <w:tcPr>
+            <w:tcW w:type="dxa" w:w="660"/>
             <w:tcBorders>
               <w:top w:val="single" w:color="D6E1EC" w:sz="4"/>
               <w:left w:val="single" w:color="D6E1EC" w:sz="4"/>
@@ -7007,153 +7854,13 @@
                 <w:sz w:val="15"/>
                 <w:szCs w:val="15"/>
               </w:rPr>
-              <w:t xml:space="preserve">✓</w:t>
-            </w:r>
-          </w:p>
-        </w:tc>
-        <w:tc>
-          <w:tcPr>
-            <w:tcW w:type="dxa" w:w="720"/>
-            <w:tcBorders>
-              <w:top w:val="single" w:color="D6E1EC" w:sz="4"/>
-              <w:left w:val="single" w:color="D6E1EC" w:sz="4"/>
-              <w:bottom w:val="single" w:color="D6E1EC" w:sz="4"/>
-              <w:right w:val="single" w:color="D6E1EC" w:sz="4"/>
-            </w:tcBorders>
-            <w:shd w:fill="FFFFFF" w:color="auto" w:val="clear"/>
-            <w:tcMar>
-              <w:top w:type="dxa" w:w="60"/>
-              <w:left w:type="dxa" w:w="90"/>
-              <w:bottom w:type="dxa" w:w="60"/>
-              <w:right w:type="dxa" w:w="90"/>
-            </w:tcMar>
-            <w:vAlign w:val="center"/>
-          </w:tcPr>
-          <w:p>
-            <w:pPr>
-              <w:spacing w:after="0"/>
-              <w:jc w:val="center"/>
-            </w:pPr>
-            <w:r>
-              <w:rPr>
-                <w:b w:val="false"/>
-                <w:bCs w:val="false"/>
-                <w:color w:val="1B7A3D"/>
-                <w:sz w:val="15"/>
-                <w:szCs w:val="15"/>
-              </w:rPr>
-              <w:t xml:space="preserve">✓</w:t>
-            </w:r>
-          </w:p>
-        </w:tc>
-        <w:tc>
-          <w:tcPr>
-            <w:tcW w:type="dxa" w:w="720"/>
-            <w:tcBorders>
-              <w:top w:val="single" w:color="D6E1EC" w:sz="4"/>
-              <w:left w:val="single" w:color="D6E1EC" w:sz="4"/>
-              <w:bottom w:val="single" w:color="D6E1EC" w:sz="4"/>
-              <w:right w:val="single" w:color="D6E1EC" w:sz="4"/>
-            </w:tcBorders>
-            <w:shd w:fill="FFFFFF" w:color="auto" w:val="clear"/>
-            <w:tcMar>
-              <w:top w:type="dxa" w:w="60"/>
-              <w:left w:type="dxa" w:w="90"/>
-              <w:bottom w:type="dxa" w:w="60"/>
-              <w:right w:type="dxa" w:w="90"/>
-            </w:tcMar>
-            <w:vAlign w:val="center"/>
-          </w:tcPr>
-          <w:p>
-            <w:pPr>
-              <w:spacing w:after="0"/>
-              <w:jc w:val="center"/>
-            </w:pPr>
-            <w:r>
-              <w:rPr>
-                <w:b w:val="false"/>
-                <w:bCs w:val="false"/>
-                <w:color w:val="1B7A3D"/>
-                <w:sz w:val="15"/>
-                <w:szCs w:val="15"/>
-              </w:rPr>
-              <w:t xml:space="preserve">✓</w:t>
-            </w:r>
-          </w:p>
-        </w:tc>
-        <w:tc>
-          <w:tcPr>
-            <w:tcW w:type="dxa" w:w="720"/>
-            <w:tcBorders>
-              <w:top w:val="single" w:color="D6E1EC" w:sz="4"/>
-              <w:left w:val="single" w:color="D6E1EC" w:sz="4"/>
-              <w:bottom w:val="single" w:color="D6E1EC" w:sz="4"/>
-              <w:right w:val="single" w:color="D6E1EC" w:sz="4"/>
-            </w:tcBorders>
-            <w:shd w:fill="FFFFFF" w:color="auto" w:val="clear"/>
-            <w:tcMar>
-              <w:top w:type="dxa" w:w="60"/>
-              <w:left w:type="dxa" w:w="90"/>
-              <w:bottom w:type="dxa" w:w="60"/>
-              <w:right w:type="dxa" w:w="90"/>
-            </w:tcMar>
-            <w:vAlign w:val="center"/>
-          </w:tcPr>
-          <w:p>
-            <w:pPr>
-              <w:spacing w:after="0"/>
-              <w:jc w:val="center"/>
-            </w:pPr>
-            <w:r>
-              <w:rPr>
-                <w:b w:val="false"/>
-                <w:bCs w:val="false"/>
-                <w:color w:val="1B7A3D"/>
-                <w:sz w:val="15"/>
-                <w:szCs w:val="15"/>
-              </w:rPr>
-              <w:t xml:space="preserve">✓</w:t>
-            </w:r>
-          </w:p>
-        </w:tc>
-        <w:tc>
-          <w:tcPr>
-            <w:tcW w:type="dxa" w:w="720"/>
-            <w:tcBorders>
-              <w:top w:val="single" w:color="D6E1EC" w:sz="4"/>
-              <w:left w:val="single" w:color="D6E1EC" w:sz="4"/>
-              <w:bottom w:val="single" w:color="D6E1EC" w:sz="4"/>
-              <w:right w:val="single" w:color="D6E1EC" w:sz="4"/>
-            </w:tcBorders>
-            <w:shd w:fill="FFFFFF" w:color="auto" w:val="clear"/>
-            <w:tcMar>
-              <w:top w:type="dxa" w:w="60"/>
-              <w:left w:type="dxa" w:w="90"/>
-              <w:bottom w:type="dxa" w:w="60"/>
-              <w:right w:type="dxa" w:w="90"/>
-            </w:tcMar>
-            <w:vAlign w:val="center"/>
-          </w:tcPr>
-          <w:p>
-            <w:pPr>
-              <w:spacing w:after="0"/>
-              <w:jc w:val="center"/>
-            </w:pPr>
-            <w:r>
-              <w:rPr>
-                <w:b w:val="false"/>
-                <w:bCs w:val="false"/>
-                <w:color w:val="1B7A3D"/>
-                <w:sz w:val="15"/>
-                <w:szCs w:val="15"/>
-              </w:rPr>
-              <w:t xml:space="preserve">✓</w:t>
-            </w:r>
-          </w:p>
-        </w:tc>
-        <w:tc>
-          <w:tcPr>
-            <w:tcW w:type="dxa" w:w="720"/>
+              <w:t xml:space="preserve">All</w:t>
+            </w:r>
+          </w:p>
+        </w:tc>
+        <w:tc>
+          <w:tcPr>
+            <w:tcW w:type="dxa" w:w="660"/>
             <w:tcBorders>
               <w:top w:val="single" w:color="D6E1EC" w:sz="4"/>
               <w:left w:val="single" w:color="D6E1EC" w:sz="4"/>
@@ -7188,7 +7895,77 @@
         </w:tc>
         <w:tc>
           <w:tcPr>
-            <w:tcW w:type="dxa" w:w="720"/>
+            <w:tcW w:type="dxa" w:w="660"/>
+            <w:tcBorders>
+              <w:top w:val="single" w:color="D6E1EC" w:sz="4"/>
+              <w:left w:val="single" w:color="D6E1EC" w:sz="4"/>
+              <w:bottom w:val="single" w:color="D6E1EC" w:sz="4"/>
+              <w:right w:val="single" w:color="D6E1EC" w:sz="4"/>
+            </w:tcBorders>
+            <w:shd w:fill="FFFFFF" w:color="auto" w:val="clear"/>
+            <w:tcMar>
+              <w:top w:type="dxa" w:w="60"/>
+              <w:left w:type="dxa" w:w="90"/>
+              <w:bottom w:type="dxa" w:w="60"/>
+              <w:right w:type="dxa" w:w="90"/>
+            </w:tcMar>
+            <w:vAlign w:val="center"/>
+          </w:tcPr>
+          <w:p>
+            <w:pPr>
+              <w:spacing w:after="0"/>
+              <w:jc w:val="center"/>
+            </w:pPr>
+            <w:r>
+              <w:rPr>
+                <w:b w:val="false"/>
+                <w:bCs w:val="false"/>
+                <w:color w:val="6B7280"/>
+                <w:sz w:val="15"/>
+                <w:szCs w:val="15"/>
+              </w:rPr>
+              <w:t xml:space="preserve">—</w:t>
+            </w:r>
+          </w:p>
+        </w:tc>
+        <w:tc>
+          <w:tcPr>
+            <w:tcW w:type="dxa" w:w="660"/>
+            <w:tcBorders>
+              <w:top w:val="single" w:color="D6E1EC" w:sz="4"/>
+              <w:left w:val="single" w:color="D6E1EC" w:sz="4"/>
+              <w:bottom w:val="single" w:color="D6E1EC" w:sz="4"/>
+              <w:right w:val="single" w:color="D6E1EC" w:sz="4"/>
+            </w:tcBorders>
+            <w:shd w:fill="FFFFFF" w:color="auto" w:val="clear"/>
+            <w:tcMar>
+              <w:top w:type="dxa" w:w="60"/>
+              <w:left w:type="dxa" w:w="90"/>
+              <w:bottom w:type="dxa" w:w="60"/>
+              <w:right w:type="dxa" w:w="90"/>
+            </w:tcMar>
+            <w:vAlign w:val="center"/>
+          </w:tcPr>
+          <w:p>
+            <w:pPr>
+              <w:spacing w:after="0"/>
+              <w:jc w:val="center"/>
+            </w:pPr>
+            <w:r>
+              <w:rPr>
+                <w:b w:val="false"/>
+                <w:bCs w:val="false"/>
+                <w:color w:val="6B7280"/>
+                <w:sz w:val="15"/>
+                <w:szCs w:val="15"/>
+              </w:rPr>
+              <w:t xml:space="preserve">—</w:t>
+            </w:r>
+          </w:p>
+        </w:tc>
+        <w:tc>
+          <w:tcPr>
+            <w:tcW w:type="dxa" w:w="660"/>
             <w:tcBorders>
               <w:top w:val="single" w:color="D6E1EC" w:sz="4"/>
               <w:left w:val="single" w:color="D6E1EC" w:sz="4"/>
@@ -7225,7 +8002,7 @@
       <w:tr>
         <w:tc>
           <w:tcPr>
-            <w:tcW w:type="dxa" w:w="3266"/>
+            <w:tcW w:type="dxa" w:w="3086"/>
             <w:tcBorders>
               <w:top w:val="single" w:color="D6E1EC" w:sz="4"/>
               <w:left w:val="single" w:color="D6E1EC" w:sz="4"/>
@@ -7253,13 +8030,83 @@
                 <w:sz w:val="15"/>
                 <w:szCs w:val="15"/>
               </w:rPr>
-              <w:t xml:space="preserve">Edit / enrich a customer (submit)</w:t>
-            </w:r>
-          </w:p>
-        </w:tc>
-        <w:tc>
-          <w:tcPr>
-            <w:tcW w:type="dxa" w:w="720"/>
+              <w:t xml:space="preserve">Approve — Accountant (final) step</w:t>
+            </w:r>
+          </w:p>
+        </w:tc>
+        <w:tc>
+          <w:tcPr>
+            <w:tcW w:type="dxa" w:w="660"/>
+            <w:tcBorders>
+              <w:top w:val="single" w:color="D6E1EC" w:sz="4"/>
+              <w:left w:val="single" w:color="D6E1EC" w:sz="4"/>
+              <w:bottom w:val="single" w:color="D6E1EC" w:sz="4"/>
+              <w:right w:val="single" w:color="D6E1EC" w:sz="4"/>
+            </w:tcBorders>
+            <w:shd w:fill="FFFFFF" w:color="auto" w:val="clear"/>
+            <w:tcMar>
+              <w:top w:type="dxa" w:w="60"/>
+              <w:left w:type="dxa" w:w="90"/>
+              <w:bottom w:type="dxa" w:w="60"/>
+              <w:right w:type="dxa" w:w="90"/>
+            </w:tcMar>
+            <w:vAlign w:val="center"/>
+          </w:tcPr>
+          <w:p>
+            <w:pPr>
+              <w:spacing w:after="0"/>
+              <w:jc w:val="center"/>
+            </w:pPr>
+            <w:r>
+              <w:rPr>
+                <w:b w:val="false"/>
+                <w:bCs w:val="false"/>
+                <w:color w:val="6B7280"/>
+                <w:sz w:val="15"/>
+                <w:szCs w:val="15"/>
+              </w:rPr>
+              <w:t xml:space="preserve">—</w:t>
+            </w:r>
+          </w:p>
+        </w:tc>
+        <w:tc>
+          <w:tcPr>
+            <w:tcW w:type="dxa" w:w="660"/>
+            <w:tcBorders>
+              <w:top w:val="single" w:color="D6E1EC" w:sz="4"/>
+              <w:left w:val="single" w:color="D6E1EC" w:sz="4"/>
+              <w:bottom w:val="single" w:color="D6E1EC" w:sz="4"/>
+              <w:right w:val="single" w:color="D6E1EC" w:sz="4"/>
+            </w:tcBorders>
+            <w:shd w:fill="FFFFFF" w:color="auto" w:val="clear"/>
+            <w:tcMar>
+              <w:top w:type="dxa" w:w="60"/>
+              <w:left w:type="dxa" w:w="90"/>
+              <w:bottom w:type="dxa" w:w="60"/>
+              <w:right w:type="dxa" w:w="90"/>
+            </w:tcMar>
+            <w:vAlign w:val="center"/>
+          </w:tcPr>
+          <w:p>
+            <w:pPr>
+              <w:spacing w:after="0"/>
+              <w:jc w:val="center"/>
+            </w:pPr>
+            <w:r>
+              <w:rPr>
+                <w:b w:val="false"/>
+                <w:bCs w:val="false"/>
+                <w:color w:val="6B7280"/>
+                <w:sz w:val="15"/>
+                <w:szCs w:val="15"/>
+              </w:rPr>
+              <w:t xml:space="preserve">—</w:t>
+            </w:r>
+          </w:p>
+        </w:tc>
+        <w:tc>
+          <w:tcPr>
+            <w:tcW w:type="dxa" w:w="660"/>
             <w:tcBorders>
               <w:top w:val="single" w:color="D6E1EC" w:sz="4"/>
               <w:left w:val="single" w:color="D6E1EC" w:sz="4"/>
@@ -7288,13 +8135,13 @@
                 <w:sz w:val="15"/>
                 <w:szCs w:val="15"/>
               </w:rPr>
-              <w:t xml:space="preserve">Own</w:t>
-            </w:r>
-          </w:p>
-        </w:tc>
-        <w:tc>
-          <w:tcPr>
-            <w:tcW w:type="dxa" w:w="720"/>
+              <w:t xml:space="preserve">Rgn</w:t>
+            </w:r>
+          </w:p>
+        </w:tc>
+        <w:tc>
+          <w:tcPr>
+            <w:tcW w:type="dxa" w:w="660"/>
             <w:tcBorders>
               <w:top w:val="single" w:color="D6E1EC" w:sz="4"/>
               <w:left w:val="single" w:color="D6E1EC" w:sz="4"/>
@@ -7329,7 +8176,7 @@
         </w:tc>
         <w:tc>
           <w:tcPr>
-            <w:tcW w:type="dxa" w:w="720"/>
+            <w:tcW w:type="dxa" w:w="660"/>
             <w:tcBorders>
               <w:top w:val="single" w:color="D6E1EC" w:sz="4"/>
               <w:left w:val="single" w:color="D6E1EC" w:sz="4"/>
@@ -7364,7 +8211,7 @@
         </w:tc>
         <w:tc>
           <w:tcPr>
-            <w:tcW w:type="dxa" w:w="720"/>
+            <w:tcW w:type="dxa" w:w="660"/>
             <w:tcBorders>
               <w:top w:val="single" w:color="D6E1EC" w:sz="4"/>
               <w:left w:val="single" w:color="D6E1EC" w:sz="4"/>
@@ -7399,7 +8246,7 @@
         </w:tc>
         <w:tc>
           <w:tcPr>
-            <w:tcW w:type="dxa" w:w="720"/>
+            <w:tcW w:type="dxa" w:w="660"/>
             <w:tcBorders>
               <w:top w:val="single" w:color="D6E1EC" w:sz="4"/>
               <w:left w:val="single" w:color="D6E1EC" w:sz="4"/>
@@ -7434,7 +8281,7 @@
         </w:tc>
         <w:tc>
           <w:tcPr>
-            <w:tcW w:type="dxa" w:w="720"/>
+            <w:tcW w:type="dxa" w:w="660"/>
             <w:tcBorders>
               <w:top w:val="single" w:color="D6E1EC" w:sz="4"/>
               <w:left w:val="single" w:color="D6E1EC" w:sz="4"/>
@@ -7469,42 +8316,7 @@
         </w:tc>
         <w:tc>
           <w:tcPr>
-            <w:tcW w:type="dxa" w:w="720"/>
-            <w:tcBorders>
-              <w:top w:val="single" w:color="D6E1EC" w:sz="4"/>
-              <w:left w:val="single" w:color="D6E1EC" w:sz="4"/>
-              <w:bottom w:val="single" w:color="D6E1EC" w:sz="4"/>
-              <w:right w:val="single" w:color="D6E1EC" w:sz="4"/>
-            </w:tcBorders>
-            <w:shd w:fill="FFFFFF" w:color="auto" w:val="clear"/>
-            <w:tcMar>
-              <w:top w:type="dxa" w:w="60"/>
-              <w:left w:type="dxa" w:w="90"/>
-              <w:bottom w:type="dxa" w:w="60"/>
-              <w:right w:type="dxa" w:w="90"/>
-            </w:tcMar>
-            <w:vAlign w:val="center"/>
-          </w:tcPr>
-          <w:p>
-            <w:pPr>
-              <w:spacing w:after="0"/>
-              <w:jc w:val="center"/>
-            </w:pPr>
-            <w:r>
-              <w:rPr>
-                <w:b w:val="false"/>
-                <w:bCs w:val="false"/>
-                <w:color w:val="6B7280"/>
-                <w:sz w:val="15"/>
-                <w:szCs w:val="15"/>
-              </w:rPr>
-              <w:t xml:space="preserve">—</w:t>
-            </w:r>
-          </w:p>
-        </w:tc>
-        <w:tc>
-          <w:tcPr>
-            <w:tcW w:type="dxa" w:w="720"/>
+            <w:tcW w:type="dxa" w:w="660"/>
             <w:tcBorders>
               <w:top w:val="single" w:color="D6E1EC" w:sz="4"/>
               <w:left w:val="single" w:color="D6E1EC" w:sz="4"/>
@@ -7541,7 +8353,7 @@
       <w:tr>
         <w:tc>
           <w:tcPr>
-            <w:tcW w:type="dxa" w:w="3266"/>
+            <w:tcW w:type="dxa" w:w="3086"/>
             <w:tcBorders>
               <w:top w:val="single" w:color="D6E1EC" w:sz="4"/>
               <w:left w:val="single" w:color="D6E1EC" w:sz="4"/>
@@ -7569,13 +8381,13 @@
                 <w:sz w:val="15"/>
                 <w:szCs w:val="15"/>
               </w:rPr>
-              <w:t xml:space="preserve">Edit a customer directly (no queue)</w:t>
-            </w:r>
-          </w:p>
-        </w:tc>
-        <w:tc>
-          <w:tcPr>
-            <w:tcW w:type="dxa" w:w="720"/>
+              <w:t xml:space="preserve">Reject / return one step back</w:t>
+            </w:r>
+          </w:p>
+        </w:tc>
+        <w:tc>
+          <w:tcPr>
+            <w:tcW w:type="dxa" w:w="660"/>
             <w:tcBorders>
               <w:top w:val="single" w:color="D6E1EC" w:sz="4"/>
               <w:left w:val="single" w:color="D6E1EC" w:sz="4"/>
@@ -7610,7 +8422,217 @@
         </w:tc>
         <w:tc>
           <w:tcPr>
-            <w:tcW w:type="dxa" w:w="720"/>
+            <w:tcW w:type="dxa" w:w="660"/>
+            <w:tcBorders>
+              <w:top w:val="single" w:color="D6E1EC" w:sz="4"/>
+              <w:left w:val="single" w:color="D6E1EC" w:sz="4"/>
+              <w:bottom w:val="single" w:color="D6E1EC" w:sz="4"/>
+              <w:right w:val="single" w:color="D6E1EC" w:sz="4"/>
+            </w:tcBorders>
+            <w:shd w:fill="FFFFFF" w:color="auto" w:val="clear"/>
+            <w:tcMar>
+              <w:top w:type="dxa" w:w="60"/>
+              <w:left w:type="dxa" w:w="90"/>
+              <w:bottom w:type="dxa" w:w="60"/>
+              <w:right w:type="dxa" w:w="90"/>
+            </w:tcMar>
+            <w:vAlign w:val="center"/>
+          </w:tcPr>
+          <w:p>
+            <w:pPr>
+              <w:spacing w:after="0"/>
+              <w:jc w:val="center"/>
+            </w:pPr>
+            <w:r>
+              <w:rPr>
+                <w:b w:val="false"/>
+                <w:bCs w:val="false"/>
+                <w:color w:val="1B7A3D"/>
+                <w:sz w:val="15"/>
+                <w:szCs w:val="15"/>
+              </w:rPr>
+              <w:t xml:space="preserve">✓</w:t>
+            </w:r>
+          </w:p>
+        </w:tc>
+        <w:tc>
+          <w:tcPr>
+            <w:tcW w:type="dxa" w:w="660"/>
+            <w:tcBorders>
+              <w:top w:val="single" w:color="D6E1EC" w:sz="4"/>
+              <w:left w:val="single" w:color="D6E1EC" w:sz="4"/>
+              <w:bottom w:val="single" w:color="D6E1EC" w:sz="4"/>
+              <w:right w:val="single" w:color="D6E1EC" w:sz="4"/>
+            </w:tcBorders>
+            <w:shd w:fill="FFFFFF" w:color="auto" w:val="clear"/>
+            <w:tcMar>
+              <w:top w:type="dxa" w:w="60"/>
+              <w:left w:type="dxa" w:w="90"/>
+              <w:bottom w:type="dxa" w:w="60"/>
+              <w:right w:type="dxa" w:w="90"/>
+            </w:tcMar>
+            <w:vAlign w:val="center"/>
+          </w:tcPr>
+          <w:p>
+            <w:pPr>
+              <w:spacing w:after="0"/>
+              <w:jc w:val="center"/>
+            </w:pPr>
+            <w:r>
+              <w:rPr>
+                <w:b w:val="false"/>
+                <w:bCs w:val="false"/>
+                <w:color w:val="1B7A3D"/>
+                <w:sz w:val="15"/>
+                <w:szCs w:val="15"/>
+              </w:rPr>
+              <w:t xml:space="preserve">✓</w:t>
+            </w:r>
+          </w:p>
+        </w:tc>
+        <w:tc>
+          <w:tcPr>
+            <w:tcW w:type="dxa" w:w="660"/>
+            <w:tcBorders>
+              <w:top w:val="single" w:color="D6E1EC" w:sz="4"/>
+              <w:left w:val="single" w:color="D6E1EC" w:sz="4"/>
+              <w:bottom w:val="single" w:color="D6E1EC" w:sz="4"/>
+              <w:right w:val="single" w:color="D6E1EC" w:sz="4"/>
+            </w:tcBorders>
+            <w:shd w:fill="FFFFFF" w:color="auto" w:val="clear"/>
+            <w:tcMar>
+              <w:top w:type="dxa" w:w="60"/>
+              <w:left w:type="dxa" w:w="90"/>
+              <w:bottom w:type="dxa" w:w="60"/>
+              <w:right w:type="dxa" w:w="90"/>
+            </w:tcMar>
+            <w:vAlign w:val="center"/>
+          </w:tcPr>
+          <w:p>
+            <w:pPr>
+              <w:spacing w:after="0"/>
+              <w:jc w:val="center"/>
+            </w:pPr>
+            <w:r>
+              <w:rPr>
+                <w:b w:val="false"/>
+                <w:bCs w:val="false"/>
+                <w:color w:val="1B7A3D"/>
+                <w:sz w:val="15"/>
+                <w:szCs w:val="15"/>
+              </w:rPr>
+              <w:t xml:space="preserve">✓</w:t>
+            </w:r>
+          </w:p>
+        </w:tc>
+        <w:tc>
+          <w:tcPr>
+            <w:tcW w:type="dxa" w:w="660"/>
+            <w:tcBorders>
+              <w:top w:val="single" w:color="D6E1EC" w:sz="4"/>
+              <w:left w:val="single" w:color="D6E1EC" w:sz="4"/>
+              <w:bottom w:val="single" w:color="D6E1EC" w:sz="4"/>
+              <w:right w:val="single" w:color="D6E1EC" w:sz="4"/>
+            </w:tcBorders>
+            <w:shd w:fill="FFFFFF" w:color="auto" w:val="clear"/>
+            <w:tcMar>
+              <w:top w:type="dxa" w:w="60"/>
+              <w:left w:type="dxa" w:w="90"/>
+              <w:bottom w:type="dxa" w:w="60"/>
+              <w:right w:type="dxa" w:w="90"/>
+            </w:tcMar>
+            <w:vAlign w:val="center"/>
+          </w:tcPr>
+          <w:p>
+            <w:pPr>
+              <w:spacing w:after="0"/>
+              <w:jc w:val="center"/>
+            </w:pPr>
+            <w:r>
+              <w:rPr>
+                <w:b w:val="false"/>
+                <w:bCs w:val="false"/>
+                <w:color w:val="1B7A3D"/>
+                <w:sz w:val="15"/>
+                <w:szCs w:val="15"/>
+              </w:rPr>
+              <w:t xml:space="preserve">✓</w:t>
+            </w:r>
+          </w:p>
+        </w:tc>
+        <w:tc>
+          <w:tcPr>
+            <w:tcW w:type="dxa" w:w="660"/>
+            <w:tcBorders>
+              <w:top w:val="single" w:color="D6E1EC" w:sz="4"/>
+              <w:left w:val="single" w:color="D6E1EC" w:sz="4"/>
+              <w:bottom w:val="single" w:color="D6E1EC" w:sz="4"/>
+              <w:right w:val="single" w:color="D6E1EC" w:sz="4"/>
+            </w:tcBorders>
+            <w:shd w:fill="FFFFFF" w:color="auto" w:val="clear"/>
+            <w:tcMar>
+              <w:top w:type="dxa" w:w="60"/>
+              <w:left w:type="dxa" w:w="90"/>
+              <w:bottom w:type="dxa" w:w="60"/>
+              <w:right w:type="dxa" w:w="90"/>
+            </w:tcMar>
+            <w:vAlign w:val="center"/>
+          </w:tcPr>
+          <w:p>
+            <w:pPr>
+              <w:spacing w:after="0"/>
+              <w:jc w:val="center"/>
+            </w:pPr>
+            <w:r>
+              <w:rPr>
+                <w:b w:val="false"/>
+                <w:bCs w:val="false"/>
+                <w:color w:val="1B7A3D"/>
+                <w:sz w:val="15"/>
+                <w:szCs w:val="15"/>
+              </w:rPr>
+              <w:t xml:space="preserve">✓</w:t>
+            </w:r>
+          </w:p>
+        </w:tc>
+        <w:tc>
+          <w:tcPr>
+            <w:tcW w:type="dxa" w:w="660"/>
+            <w:tcBorders>
+              <w:top w:val="single" w:color="D6E1EC" w:sz="4"/>
+              <w:left w:val="single" w:color="D6E1EC" w:sz="4"/>
+              <w:bottom w:val="single" w:color="D6E1EC" w:sz="4"/>
+              <w:right w:val="single" w:color="D6E1EC" w:sz="4"/>
+            </w:tcBorders>
+            <w:shd w:fill="FFFFFF" w:color="auto" w:val="clear"/>
+            <w:tcMar>
+              <w:top w:type="dxa" w:w="60"/>
+              <w:left w:type="dxa" w:w="90"/>
+              <w:bottom w:type="dxa" w:w="60"/>
+              <w:right w:type="dxa" w:w="90"/>
+            </w:tcMar>
+            <w:vAlign w:val="center"/>
+          </w:tcPr>
+          <w:p>
+            <w:pPr>
+              <w:spacing w:after="0"/>
+              <w:jc w:val="center"/>
+            </w:pPr>
+            <w:r>
+              <w:rPr>
+                <w:b w:val="false"/>
+                <w:bCs w:val="false"/>
+                <w:color w:val="1B7A3D"/>
+                <w:sz w:val="15"/>
+                <w:szCs w:val="15"/>
+              </w:rPr>
+              <w:t xml:space="preserve">✓</w:t>
+            </w:r>
+          </w:p>
+        </w:tc>
+        <w:tc>
+          <w:tcPr>
+            <w:tcW w:type="dxa" w:w="660"/>
             <w:tcBorders>
               <w:top w:val="single" w:color="D6E1EC" w:sz="4"/>
               <w:left w:val="single" w:color="D6E1EC" w:sz="4"/>
@@ -7645,182 +8667,7 @@
         </w:tc>
         <w:tc>
           <w:tcPr>
-            <w:tcW w:type="dxa" w:w="720"/>
-            <w:tcBorders>
-              <w:top w:val="single" w:color="D6E1EC" w:sz="4"/>
-              <w:left w:val="single" w:color="D6E1EC" w:sz="4"/>
-              <w:bottom w:val="single" w:color="D6E1EC" w:sz="4"/>
-              <w:right w:val="single" w:color="D6E1EC" w:sz="4"/>
-            </w:tcBorders>
-            <w:shd w:fill="FFFFFF" w:color="auto" w:val="clear"/>
-            <w:tcMar>
-              <w:top w:type="dxa" w:w="60"/>
-              <w:left w:type="dxa" w:w="90"/>
-              <w:bottom w:type="dxa" w:w="60"/>
-              <w:right w:type="dxa" w:w="90"/>
-            </w:tcMar>
-            <w:vAlign w:val="center"/>
-          </w:tcPr>
-          <w:p>
-            <w:pPr>
-              <w:spacing w:after="0"/>
-              <w:jc w:val="center"/>
-            </w:pPr>
-            <w:r>
-              <w:rPr>
-                <w:b w:val="false"/>
-                <w:bCs w:val="false"/>
-                <w:color w:val="6B7280"/>
-                <w:sz w:val="15"/>
-                <w:szCs w:val="15"/>
-              </w:rPr>
-              <w:t xml:space="preserve">—</w:t>
-            </w:r>
-          </w:p>
-        </w:tc>
-        <w:tc>
-          <w:tcPr>
-            <w:tcW w:type="dxa" w:w="720"/>
-            <w:tcBorders>
-              <w:top w:val="single" w:color="D6E1EC" w:sz="4"/>
-              <w:left w:val="single" w:color="D6E1EC" w:sz="4"/>
-              <w:bottom w:val="single" w:color="D6E1EC" w:sz="4"/>
-              <w:right w:val="single" w:color="D6E1EC" w:sz="4"/>
-            </w:tcBorders>
-            <w:shd w:fill="FFFFFF" w:color="auto" w:val="clear"/>
-            <w:tcMar>
-              <w:top w:type="dxa" w:w="60"/>
-              <w:left w:type="dxa" w:w="90"/>
-              <w:bottom w:type="dxa" w:w="60"/>
-              <w:right w:type="dxa" w:w="90"/>
-            </w:tcMar>
-            <w:vAlign w:val="center"/>
-          </w:tcPr>
-          <w:p>
-            <w:pPr>
-              <w:spacing w:after="0"/>
-              <w:jc w:val="center"/>
-            </w:pPr>
-            <w:r>
-              <w:rPr>
-                <w:b w:val="false"/>
-                <w:bCs w:val="false"/>
-                <w:color w:val="6B7280"/>
-                <w:sz w:val="15"/>
-                <w:szCs w:val="15"/>
-              </w:rPr>
-              <w:t xml:space="preserve">—</w:t>
-            </w:r>
-          </w:p>
-        </w:tc>
-        <w:tc>
-          <w:tcPr>
-            <w:tcW w:type="dxa" w:w="720"/>
-            <w:tcBorders>
-              <w:top w:val="single" w:color="D6E1EC" w:sz="4"/>
-              <w:left w:val="single" w:color="D6E1EC" w:sz="4"/>
-              <w:bottom w:val="single" w:color="D6E1EC" w:sz="4"/>
-              <w:right w:val="single" w:color="D6E1EC" w:sz="4"/>
-            </w:tcBorders>
-            <w:shd w:fill="FFFFFF" w:color="auto" w:val="clear"/>
-            <w:tcMar>
-              <w:top w:type="dxa" w:w="60"/>
-              <w:left w:type="dxa" w:w="90"/>
-              <w:bottom w:type="dxa" w:w="60"/>
-              <w:right w:type="dxa" w:w="90"/>
-            </w:tcMar>
-            <w:vAlign w:val="center"/>
-          </w:tcPr>
-          <w:p>
-            <w:pPr>
-              <w:spacing w:after="0"/>
-              <w:jc w:val="center"/>
-            </w:pPr>
-            <w:r>
-              <w:rPr>
-                <w:b w:val="false"/>
-                <w:bCs w:val="false"/>
-                <w:color w:val="6B7280"/>
-                <w:sz w:val="15"/>
-                <w:szCs w:val="15"/>
-              </w:rPr>
-              <w:t xml:space="preserve">—</w:t>
-            </w:r>
-          </w:p>
-        </w:tc>
-        <w:tc>
-          <w:tcPr>
-            <w:tcW w:type="dxa" w:w="720"/>
-            <w:tcBorders>
-              <w:top w:val="single" w:color="D6E1EC" w:sz="4"/>
-              <w:left w:val="single" w:color="D6E1EC" w:sz="4"/>
-              <w:bottom w:val="single" w:color="D6E1EC" w:sz="4"/>
-              <w:right w:val="single" w:color="D6E1EC" w:sz="4"/>
-            </w:tcBorders>
-            <w:shd w:fill="FFFFFF" w:color="auto" w:val="clear"/>
-            <w:tcMar>
-              <w:top w:type="dxa" w:w="60"/>
-              <w:left w:type="dxa" w:w="90"/>
-              <w:bottom w:type="dxa" w:w="60"/>
-              <w:right w:type="dxa" w:w="90"/>
-            </w:tcMar>
-            <w:vAlign w:val="center"/>
-          </w:tcPr>
-          <w:p>
-            <w:pPr>
-              <w:spacing w:after="0"/>
-              <w:jc w:val="center"/>
-            </w:pPr>
-            <w:r>
-              <w:rPr>
-                <w:b w:val="false"/>
-                <w:bCs w:val="false"/>
-                <w:color w:val="1B7A3D"/>
-                <w:sz w:val="15"/>
-                <w:szCs w:val="15"/>
-              </w:rPr>
-              <w:t xml:space="preserve">Rgn</w:t>
-            </w:r>
-          </w:p>
-        </w:tc>
-        <w:tc>
-          <w:tcPr>
-            <w:tcW w:type="dxa" w:w="720"/>
-            <w:tcBorders>
-              <w:top w:val="single" w:color="D6E1EC" w:sz="4"/>
-              <w:left w:val="single" w:color="D6E1EC" w:sz="4"/>
-              <w:bottom w:val="single" w:color="D6E1EC" w:sz="4"/>
-              <w:right w:val="single" w:color="D6E1EC" w:sz="4"/>
-            </w:tcBorders>
-            <w:shd w:fill="FFFFFF" w:color="auto" w:val="clear"/>
-            <w:tcMar>
-              <w:top w:type="dxa" w:w="60"/>
-              <w:left w:type="dxa" w:w="90"/>
-              <w:bottom w:type="dxa" w:w="60"/>
-              <w:right w:type="dxa" w:w="90"/>
-            </w:tcMar>
-            <w:vAlign w:val="center"/>
-          </w:tcPr>
-          <w:p>
-            <w:pPr>
-              <w:spacing w:after="0"/>
-              <w:jc w:val="center"/>
-            </w:pPr>
-            <w:r>
-              <w:rPr>
-                <w:b w:val="false"/>
-                <w:bCs w:val="false"/>
-                <w:color w:val="1B7A3D"/>
-                <w:sz w:val="15"/>
-                <w:szCs w:val="15"/>
-              </w:rPr>
-              <w:t xml:space="preserve">All</w:t>
-            </w:r>
-          </w:p>
-        </w:tc>
-        <w:tc>
-          <w:tcPr>
-            <w:tcW w:type="dxa" w:w="720"/>
+            <w:tcW w:type="dxa" w:w="660"/>
             <w:tcBorders>
               <w:top w:val="single" w:color="D6E1EC" w:sz="4"/>
               <w:left w:val="single" w:color="D6E1EC" w:sz="4"/>
@@ -7857,7 +8704,7 @@
       <w:tr>
         <w:tc>
           <w:tcPr>
-            <w:tcW w:type="dxa" w:w="3266"/>
+            <w:tcW w:type="dxa" w:w="3086"/>
             <w:tcBorders>
               <w:top w:val="single" w:color="D6E1EC" w:sz="4"/>
               <w:left w:val="single" w:color="D6E1EC" w:sz="4"/>
@@ -7885,13 +8732,13 @@
                 <w:sz w:val="15"/>
                 <w:szCs w:val="15"/>
               </w:rPr>
-              <w:t xml:space="preserve">Approve an enrichment edit</w:t>
-            </w:r>
-          </w:p>
-        </w:tc>
-        <w:tc>
-          <w:tcPr>
-            <w:tcW w:type="dxa" w:w="720"/>
+              <w:t xml:space="preserve">Print customer form / credit application</w:t>
+            </w:r>
+          </w:p>
+        </w:tc>
+        <w:tc>
+          <w:tcPr>
+            <w:tcW w:type="dxa" w:w="660"/>
             <w:tcBorders>
               <w:top w:val="single" w:color="D6E1EC" w:sz="4"/>
               <w:left w:val="single" w:color="D6E1EC" w:sz="4"/>
@@ -7926,7 +8773,7 @@
         </w:tc>
         <w:tc>
           <w:tcPr>
-            <w:tcW w:type="dxa" w:w="720"/>
+            <w:tcW w:type="dxa" w:w="660"/>
             <w:tcBorders>
               <w:top w:val="single" w:color="D6E1EC" w:sz="4"/>
               <w:left w:val="single" w:color="D6E1EC" w:sz="4"/>
@@ -7961,112 +8808,7 @@
         </w:tc>
         <w:tc>
           <w:tcPr>
-            <w:tcW w:type="dxa" w:w="720"/>
-            <w:tcBorders>
-              <w:top w:val="single" w:color="D6E1EC" w:sz="4"/>
-              <w:left w:val="single" w:color="D6E1EC" w:sz="4"/>
-              <w:bottom w:val="single" w:color="D6E1EC" w:sz="4"/>
-              <w:right w:val="single" w:color="D6E1EC" w:sz="4"/>
-            </w:tcBorders>
-            <w:shd w:fill="FFFFFF" w:color="auto" w:val="clear"/>
-            <w:tcMar>
-              <w:top w:type="dxa" w:w="60"/>
-              <w:left w:type="dxa" w:w="90"/>
-              <w:bottom w:type="dxa" w:w="60"/>
-              <w:right w:type="dxa" w:w="90"/>
-            </w:tcMar>
-            <w:vAlign w:val="center"/>
-          </w:tcPr>
-          <w:p>
-            <w:pPr>
-              <w:spacing w:after="0"/>
-              <w:jc w:val="center"/>
-            </w:pPr>
-            <w:r>
-              <w:rPr>
-                <w:b w:val="false"/>
-                <w:bCs w:val="false"/>
-                <w:color w:val="6B7280"/>
-                <w:sz w:val="15"/>
-                <w:szCs w:val="15"/>
-              </w:rPr>
-              <w:t xml:space="preserve">—</w:t>
-            </w:r>
-          </w:p>
-        </w:tc>
-        <w:tc>
-          <w:tcPr>
-            <w:tcW w:type="dxa" w:w="720"/>
-            <w:tcBorders>
-              <w:top w:val="single" w:color="D6E1EC" w:sz="4"/>
-              <w:left w:val="single" w:color="D6E1EC" w:sz="4"/>
-              <w:bottom w:val="single" w:color="D6E1EC" w:sz="4"/>
-              <w:right w:val="single" w:color="D6E1EC" w:sz="4"/>
-            </w:tcBorders>
-            <w:shd w:fill="FFFFFF" w:color="auto" w:val="clear"/>
-            <w:tcMar>
-              <w:top w:type="dxa" w:w="60"/>
-              <w:left w:type="dxa" w:w="90"/>
-              <w:bottom w:type="dxa" w:w="60"/>
-              <w:right w:type="dxa" w:w="90"/>
-            </w:tcMar>
-            <w:vAlign w:val="center"/>
-          </w:tcPr>
-          <w:p>
-            <w:pPr>
-              <w:spacing w:after="0"/>
-              <w:jc w:val="center"/>
-            </w:pPr>
-            <w:r>
-              <w:rPr>
-                <w:b w:val="false"/>
-                <w:bCs w:val="false"/>
-                <w:color w:val="6B7280"/>
-                <w:sz w:val="15"/>
-                <w:szCs w:val="15"/>
-              </w:rPr>
-              <w:t xml:space="preserve">—</w:t>
-            </w:r>
-          </w:p>
-        </w:tc>
-        <w:tc>
-          <w:tcPr>
-            <w:tcW w:type="dxa" w:w="720"/>
-            <w:tcBorders>
-              <w:top w:val="single" w:color="D6E1EC" w:sz="4"/>
-              <w:left w:val="single" w:color="D6E1EC" w:sz="4"/>
-              <w:bottom w:val="single" w:color="D6E1EC" w:sz="4"/>
-              <w:right w:val="single" w:color="D6E1EC" w:sz="4"/>
-            </w:tcBorders>
-            <w:shd w:fill="FFFFFF" w:color="auto" w:val="clear"/>
-            <w:tcMar>
-              <w:top w:type="dxa" w:w="60"/>
-              <w:left w:type="dxa" w:w="90"/>
-              <w:bottom w:type="dxa" w:w="60"/>
-              <w:right w:type="dxa" w:w="90"/>
-            </w:tcMar>
-            <w:vAlign w:val="center"/>
-          </w:tcPr>
-          <w:p>
-            <w:pPr>
-              <w:spacing w:after="0"/>
-              <w:jc w:val="center"/>
-            </w:pPr>
-            <w:r>
-              <w:rPr>
-                <w:b w:val="false"/>
-                <w:bCs w:val="false"/>
-                <w:color w:val="6B7280"/>
-                <w:sz w:val="15"/>
-                <w:szCs w:val="15"/>
-              </w:rPr>
-              <w:t xml:space="preserve">—</w:t>
-            </w:r>
-          </w:p>
-        </w:tc>
-        <w:tc>
-          <w:tcPr>
-            <w:tcW w:type="dxa" w:w="720"/>
+            <w:tcW w:type="dxa" w:w="660"/>
             <w:tcBorders>
               <w:top w:val="single" w:color="D6E1EC" w:sz="4"/>
               <w:left w:val="single" w:color="D6E1EC" w:sz="4"/>
@@ -8091,80 +8833,221 @@
               <w:rPr>
                 <w:b w:val="false"/>
                 <w:bCs w:val="false"/>
-                <w:sz w:val="15"/>
-                <w:szCs w:val="15"/>
-              </w:rPr>
-              <w:t xml:space="preserve">Rgn*</w:t>
-            </w:r>
-          </w:p>
-        </w:tc>
-        <w:tc>
-          <w:tcPr>
-            <w:tcW w:type="dxa" w:w="720"/>
-            <w:tcBorders>
-              <w:top w:val="single" w:color="D6E1EC" w:sz="4"/>
-              <w:left w:val="single" w:color="D6E1EC" w:sz="4"/>
-              <w:bottom w:val="single" w:color="D6E1EC" w:sz="4"/>
-              <w:right w:val="single" w:color="D6E1EC" w:sz="4"/>
-            </w:tcBorders>
-            <w:shd w:fill="FFFFFF" w:color="auto" w:val="clear"/>
-            <w:tcMar>
-              <w:top w:type="dxa" w:w="60"/>
-              <w:left w:type="dxa" w:w="90"/>
-              <w:bottom w:type="dxa" w:w="60"/>
-              <w:right w:type="dxa" w:w="90"/>
-            </w:tcMar>
-            <w:vAlign w:val="center"/>
-          </w:tcPr>
-          <w:p>
-            <w:pPr>
-              <w:spacing w:after="0"/>
-              <w:jc w:val="center"/>
-            </w:pPr>
-            <w:r>
-              <w:rPr>
-                <w:b w:val="false"/>
-                <w:bCs w:val="false"/>
-                <w:color w:val="6B7280"/>
-                <w:sz w:val="15"/>
-                <w:szCs w:val="15"/>
-              </w:rPr>
-              <w:t xml:space="preserve">—</w:t>
-            </w:r>
-          </w:p>
-        </w:tc>
-        <w:tc>
-          <w:tcPr>
-            <w:tcW w:type="dxa" w:w="720"/>
-            <w:tcBorders>
-              <w:top w:val="single" w:color="D6E1EC" w:sz="4"/>
-              <w:left w:val="single" w:color="D6E1EC" w:sz="4"/>
-              <w:bottom w:val="single" w:color="D6E1EC" w:sz="4"/>
-              <w:right w:val="single" w:color="D6E1EC" w:sz="4"/>
-            </w:tcBorders>
-            <w:shd w:fill="FFFFFF" w:color="auto" w:val="clear"/>
-            <w:tcMar>
-              <w:top w:type="dxa" w:w="60"/>
-              <w:left w:type="dxa" w:w="90"/>
-              <w:bottom w:type="dxa" w:w="60"/>
-              <w:right w:type="dxa" w:w="90"/>
-            </w:tcMar>
-            <w:vAlign w:val="center"/>
-          </w:tcPr>
-          <w:p>
-            <w:pPr>
-              <w:spacing w:after="0"/>
-              <w:jc w:val="center"/>
-            </w:pPr>
-            <w:r>
-              <w:rPr>
-                <w:b w:val="false"/>
-                <w:bCs w:val="false"/>
-                <w:color w:val="6B7280"/>
-                <w:sz w:val="15"/>
-                <w:szCs w:val="15"/>
-              </w:rPr>
-              <w:t xml:space="preserve">—</w:t>
+                <w:color w:val="1B7A3D"/>
+                <w:sz w:val="15"/>
+                <w:szCs w:val="15"/>
+              </w:rPr>
+              <w:t xml:space="preserve">Rgn</w:t>
+            </w:r>
+          </w:p>
+        </w:tc>
+        <w:tc>
+          <w:tcPr>
+            <w:tcW w:type="dxa" w:w="660"/>
+            <w:tcBorders>
+              <w:top w:val="single" w:color="D6E1EC" w:sz="4"/>
+              <w:left w:val="single" w:color="D6E1EC" w:sz="4"/>
+              <w:bottom w:val="single" w:color="D6E1EC" w:sz="4"/>
+              <w:right w:val="single" w:color="D6E1EC" w:sz="4"/>
+            </w:tcBorders>
+            <w:shd w:fill="EAF0F6" w:color="auto" w:val="clear"/>
+            <w:tcMar>
+              <w:top w:type="dxa" w:w="60"/>
+              <w:left w:type="dxa" w:w="90"/>
+              <w:bottom w:type="dxa" w:w="60"/>
+              <w:right w:type="dxa" w:w="90"/>
+            </w:tcMar>
+            <w:vAlign w:val="center"/>
+          </w:tcPr>
+          <w:p>
+            <w:pPr>
+              <w:spacing w:after="0"/>
+              <w:jc w:val="center"/>
+            </w:pPr>
+            <w:r>
+              <w:rPr>
+                <w:b w:val="false"/>
+                <w:bCs w:val="false"/>
+                <w:color w:val="1B7A3D"/>
+                <w:sz w:val="15"/>
+                <w:szCs w:val="15"/>
+              </w:rPr>
+              <w:t xml:space="preserve">All</w:t>
+            </w:r>
+          </w:p>
+        </w:tc>
+        <w:tc>
+          <w:tcPr>
+            <w:tcW w:type="dxa" w:w="660"/>
+            <w:tcBorders>
+              <w:top w:val="single" w:color="D6E1EC" w:sz="4"/>
+              <w:left w:val="single" w:color="D6E1EC" w:sz="4"/>
+              <w:bottom w:val="single" w:color="D6E1EC" w:sz="4"/>
+              <w:right w:val="single" w:color="D6E1EC" w:sz="4"/>
+            </w:tcBorders>
+            <w:shd w:fill="EAF0F6" w:color="auto" w:val="clear"/>
+            <w:tcMar>
+              <w:top w:type="dxa" w:w="60"/>
+              <w:left w:type="dxa" w:w="90"/>
+              <w:bottom w:type="dxa" w:w="60"/>
+              <w:right w:type="dxa" w:w="90"/>
+            </w:tcMar>
+            <w:vAlign w:val="center"/>
+          </w:tcPr>
+          <w:p>
+            <w:pPr>
+              <w:spacing w:after="0"/>
+              <w:jc w:val="center"/>
+            </w:pPr>
+            <w:r>
+              <w:rPr>
+                <w:b w:val="false"/>
+                <w:bCs w:val="false"/>
+                <w:color w:val="1B7A3D"/>
+                <w:sz w:val="15"/>
+                <w:szCs w:val="15"/>
+              </w:rPr>
+              <w:t xml:space="preserve">All</w:t>
+            </w:r>
+          </w:p>
+        </w:tc>
+        <w:tc>
+          <w:tcPr>
+            <w:tcW w:type="dxa" w:w="660"/>
+            <w:tcBorders>
+              <w:top w:val="single" w:color="D6E1EC" w:sz="4"/>
+              <w:left w:val="single" w:color="D6E1EC" w:sz="4"/>
+              <w:bottom w:val="single" w:color="D6E1EC" w:sz="4"/>
+              <w:right w:val="single" w:color="D6E1EC" w:sz="4"/>
+            </w:tcBorders>
+            <w:shd w:fill="EAF0F6" w:color="auto" w:val="clear"/>
+            <w:tcMar>
+              <w:top w:type="dxa" w:w="60"/>
+              <w:left w:type="dxa" w:w="90"/>
+              <w:bottom w:type="dxa" w:w="60"/>
+              <w:right w:type="dxa" w:w="90"/>
+            </w:tcMar>
+            <w:vAlign w:val="center"/>
+          </w:tcPr>
+          <w:p>
+            <w:pPr>
+              <w:spacing w:after="0"/>
+              <w:jc w:val="center"/>
+            </w:pPr>
+            <w:r>
+              <w:rPr>
+                <w:b w:val="false"/>
+                <w:bCs w:val="false"/>
+                <w:color w:val="1B7A3D"/>
+                <w:sz w:val="15"/>
+                <w:szCs w:val="15"/>
+              </w:rPr>
+              <w:t xml:space="preserve">All</w:t>
+            </w:r>
+          </w:p>
+        </w:tc>
+        <w:tc>
+          <w:tcPr>
+            <w:tcW w:type="dxa" w:w="660"/>
+            <w:tcBorders>
+              <w:top w:val="single" w:color="D6E1EC" w:sz="4"/>
+              <w:left w:val="single" w:color="D6E1EC" w:sz="4"/>
+              <w:bottom w:val="single" w:color="D6E1EC" w:sz="4"/>
+              <w:right w:val="single" w:color="D6E1EC" w:sz="4"/>
+            </w:tcBorders>
+            <w:shd w:fill="EAF0F6" w:color="auto" w:val="clear"/>
+            <w:tcMar>
+              <w:top w:type="dxa" w:w="60"/>
+              <w:left w:type="dxa" w:w="90"/>
+              <w:bottom w:type="dxa" w:w="60"/>
+              <w:right w:type="dxa" w:w="90"/>
+            </w:tcMar>
+            <w:vAlign w:val="center"/>
+          </w:tcPr>
+          <w:p>
+            <w:pPr>
+              <w:spacing w:after="0"/>
+              <w:jc w:val="center"/>
+            </w:pPr>
+            <w:r>
+              <w:rPr>
+                <w:b w:val="false"/>
+                <w:bCs w:val="false"/>
+                <w:color w:val="1B7A3D"/>
+                <w:sz w:val="15"/>
+                <w:szCs w:val="15"/>
+              </w:rPr>
+              <w:t xml:space="preserve">Rgn</w:t>
+            </w:r>
+          </w:p>
+        </w:tc>
+        <w:tc>
+          <w:tcPr>
+            <w:tcW w:type="dxa" w:w="660"/>
+            <w:tcBorders>
+              <w:top w:val="single" w:color="D6E1EC" w:sz="4"/>
+              <w:left w:val="single" w:color="D6E1EC" w:sz="4"/>
+              <w:bottom w:val="single" w:color="D6E1EC" w:sz="4"/>
+              <w:right w:val="single" w:color="D6E1EC" w:sz="4"/>
+            </w:tcBorders>
+            <w:shd w:fill="EAF0F6" w:color="auto" w:val="clear"/>
+            <w:tcMar>
+              <w:top w:type="dxa" w:w="60"/>
+              <w:left w:type="dxa" w:w="90"/>
+              <w:bottom w:type="dxa" w:w="60"/>
+              <w:right w:type="dxa" w:w="90"/>
+            </w:tcMar>
+            <w:vAlign w:val="center"/>
+          </w:tcPr>
+          <w:p>
+            <w:pPr>
+              <w:spacing w:after="0"/>
+              <w:jc w:val="center"/>
+            </w:pPr>
+            <w:r>
+              <w:rPr>
+                <w:b w:val="false"/>
+                <w:bCs w:val="false"/>
+                <w:color w:val="1B7A3D"/>
+                <w:sz w:val="15"/>
+                <w:szCs w:val="15"/>
+              </w:rPr>
+              <w:t xml:space="preserve">All</w:t>
+            </w:r>
+          </w:p>
+        </w:tc>
+        <w:tc>
+          <w:tcPr>
+            <w:tcW w:type="dxa" w:w="660"/>
+            <w:tcBorders>
+              <w:top w:val="single" w:color="D6E1EC" w:sz="4"/>
+              <w:left w:val="single" w:color="D6E1EC" w:sz="4"/>
+              <w:bottom w:val="single" w:color="D6E1EC" w:sz="4"/>
+              <w:right w:val="single" w:color="D6E1EC" w:sz="4"/>
+            </w:tcBorders>
+            <w:shd w:fill="EAF0F6" w:color="auto" w:val="clear"/>
+            <w:tcMar>
+              <w:top w:type="dxa" w:w="60"/>
+              <w:left w:type="dxa" w:w="90"/>
+              <w:bottom w:type="dxa" w:w="60"/>
+              <w:right w:type="dxa" w:w="90"/>
+            </w:tcMar>
+            <w:vAlign w:val="center"/>
+          </w:tcPr>
+          <w:p>
+            <w:pPr>
+              <w:spacing w:after="0"/>
+              <w:jc w:val="center"/>
+            </w:pPr>
+            <w:r>
+              <w:rPr>
+                <w:b w:val="false"/>
+                <w:bCs w:val="false"/>
+                <w:color w:val="1B7A3D"/>
+                <w:sz w:val="15"/>
+                <w:szCs w:val="15"/>
+              </w:rPr>
+              <w:t xml:space="preserve">All</w:t>
             </w:r>
           </w:p>
         </w:tc>
@@ -8172,7 +9055,7 @@
       <w:tr>
         <w:tc>
           <w:tcPr>
-            <w:tcW w:type="dxa" w:w="3266"/>
+            <w:tcW w:type="dxa" w:w="3086"/>
             <w:tcBorders>
               <w:top w:val="single" w:color="D6E1EC" w:sz="4"/>
               <w:left w:val="single" w:color="D6E1EC" w:sz="4"/>
@@ -8200,13 +9083,13 @@
                 <w:sz w:val="15"/>
                 <w:szCs w:val="15"/>
               </w:rPr>
-              <w:t xml:space="preserve">Close a branch (submit + photo)</w:t>
-            </w:r>
-          </w:p>
-        </w:tc>
-        <w:tc>
-          <w:tcPr>
-            <w:tcW w:type="dxa" w:w="720"/>
+              <w:t xml:space="preserve">Edit / enrich a customer (submit)</w:t>
+            </w:r>
+          </w:p>
+        </w:tc>
+        <w:tc>
+          <w:tcPr>
+            <w:tcW w:type="dxa" w:w="660"/>
             <w:tcBorders>
               <w:top w:val="single" w:color="D6E1EC" w:sz="4"/>
               <w:left w:val="single" w:color="D6E1EC" w:sz="4"/>
@@ -8241,7 +9124,7 @@
         </w:tc>
         <w:tc>
           <w:tcPr>
-            <w:tcW w:type="dxa" w:w="720"/>
+            <w:tcW w:type="dxa" w:w="660"/>
             <w:tcBorders>
               <w:top w:val="single" w:color="D6E1EC" w:sz="4"/>
               <w:left w:val="single" w:color="D6E1EC" w:sz="4"/>
@@ -8276,7 +9159,7 @@
         </w:tc>
         <w:tc>
           <w:tcPr>
-            <w:tcW w:type="dxa" w:w="720"/>
+            <w:tcW w:type="dxa" w:w="660"/>
             <w:tcBorders>
               <w:top w:val="single" w:color="D6E1EC" w:sz="4"/>
               <w:left w:val="single" w:color="D6E1EC" w:sz="4"/>
@@ -8311,7 +9194,7 @@
         </w:tc>
         <w:tc>
           <w:tcPr>
-            <w:tcW w:type="dxa" w:w="720"/>
+            <w:tcW w:type="dxa" w:w="660"/>
             <w:tcBorders>
               <w:top w:val="single" w:color="D6E1EC" w:sz="4"/>
               <w:left w:val="single" w:color="D6E1EC" w:sz="4"/>
@@ -8346,7 +9229,7 @@
         </w:tc>
         <w:tc>
           <w:tcPr>
-            <w:tcW w:type="dxa" w:w="720"/>
+            <w:tcW w:type="dxa" w:w="660"/>
             <w:tcBorders>
               <w:top w:val="single" w:color="D6E1EC" w:sz="4"/>
               <w:left w:val="single" w:color="D6E1EC" w:sz="4"/>
@@ -8381,7 +9264,7 @@
         </w:tc>
         <w:tc>
           <w:tcPr>
-            <w:tcW w:type="dxa" w:w="720"/>
+            <w:tcW w:type="dxa" w:w="660"/>
             <w:tcBorders>
               <w:top w:val="single" w:color="D6E1EC" w:sz="4"/>
               <w:left w:val="single" w:color="D6E1EC" w:sz="4"/>
@@ -8416,7 +9299,7 @@
         </w:tc>
         <w:tc>
           <w:tcPr>
-            <w:tcW w:type="dxa" w:w="720"/>
+            <w:tcW w:type="dxa" w:w="660"/>
             <w:tcBorders>
               <w:top w:val="single" w:color="D6E1EC" w:sz="4"/>
               <w:left w:val="single" w:color="D6E1EC" w:sz="4"/>
@@ -8451,7 +9334,42 @@
         </w:tc>
         <w:tc>
           <w:tcPr>
-            <w:tcW w:type="dxa" w:w="720"/>
+            <w:tcW w:type="dxa" w:w="660"/>
+            <w:tcBorders>
+              <w:top w:val="single" w:color="D6E1EC" w:sz="4"/>
+              <w:left w:val="single" w:color="D6E1EC" w:sz="4"/>
+              <w:bottom w:val="single" w:color="D6E1EC" w:sz="4"/>
+              <w:right w:val="single" w:color="D6E1EC" w:sz="4"/>
+            </w:tcBorders>
+            <w:shd w:fill="FFFFFF" w:color="auto" w:val="clear"/>
+            <w:tcMar>
+              <w:top w:type="dxa" w:w="60"/>
+              <w:left w:type="dxa" w:w="90"/>
+              <w:bottom w:type="dxa" w:w="60"/>
+              <w:right w:type="dxa" w:w="90"/>
+            </w:tcMar>
+            <w:vAlign w:val="center"/>
+          </w:tcPr>
+          <w:p>
+            <w:pPr>
+              <w:spacing w:after="0"/>
+              <w:jc w:val="center"/>
+            </w:pPr>
+            <w:r>
+              <w:rPr>
+                <w:b w:val="false"/>
+                <w:bCs w:val="false"/>
+                <w:color w:val="6B7280"/>
+                <w:sz w:val="15"/>
+                <w:szCs w:val="15"/>
+              </w:rPr>
+              <w:t xml:space="preserve">—</w:t>
+            </w:r>
+          </w:p>
+        </w:tc>
+        <w:tc>
+          <w:tcPr>
+            <w:tcW w:type="dxa" w:w="660"/>
             <w:tcBorders>
               <w:top w:val="single" w:color="D6E1EC" w:sz="4"/>
               <w:left w:val="single" w:color="D6E1EC" w:sz="4"/>
@@ -8488,7 +9406,7 @@
       <w:tr>
         <w:tc>
           <w:tcPr>
-            <w:tcW w:type="dxa" w:w="3266"/>
+            <w:tcW w:type="dxa" w:w="3086"/>
             <w:tcBorders>
               <w:top w:val="single" w:color="D6E1EC" w:sz="4"/>
               <w:left w:val="single" w:color="D6E1EC" w:sz="4"/>
@@ -8516,13 +9434,223 @@
                 <w:sz w:val="15"/>
                 <w:szCs w:val="15"/>
               </w:rPr>
-              <w:t xml:space="preserve">Reactivate a closed branch (approve)</w:t>
-            </w:r>
-          </w:p>
-        </w:tc>
-        <w:tc>
-          <w:tcPr>
-            <w:tcW w:type="dxa" w:w="720"/>
+              <w:t xml:space="preserve">Edit a customer directly (no queue)</w:t>
+            </w:r>
+          </w:p>
+        </w:tc>
+        <w:tc>
+          <w:tcPr>
+            <w:tcW w:type="dxa" w:w="660"/>
+            <w:tcBorders>
+              <w:top w:val="single" w:color="D6E1EC" w:sz="4"/>
+              <w:left w:val="single" w:color="D6E1EC" w:sz="4"/>
+              <w:bottom w:val="single" w:color="D6E1EC" w:sz="4"/>
+              <w:right w:val="single" w:color="D6E1EC" w:sz="4"/>
+            </w:tcBorders>
+            <w:shd w:fill="FFFFFF" w:color="auto" w:val="clear"/>
+            <w:tcMar>
+              <w:top w:type="dxa" w:w="60"/>
+              <w:left w:type="dxa" w:w="90"/>
+              <w:bottom w:type="dxa" w:w="60"/>
+              <w:right w:type="dxa" w:w="90"/>
+            </w:tcMar>
+            <w:vAlign w:val="center"/>
+          </w:tcPr>
+          <w:p>
+            <w:pPr>
+              <w:spacing w:after="0"/>
+              <w:jc w:val="center"/>
+            </w:pPr>
+            <w:r>
+              <w:rPr>
+                <w:b w:val="false"/>
+                <w:bCs w:val="false"/>
+                <w:color w:val="6B7280"/>
+                <w:sz w:val="15"/>
+                <w:szCs w:val="15"/>
+              </w:rPr>
+              <w:t xml:space="preserve">—</w:t>
+            </w:r>
+          </w:p>
+        </w:tc>
+        <w:tc>
+          <w:tcPr>
+            <w:tcW w:type="dxa" w:w="660"/>
+            <w:tcBorders>
+              <w:top w:val="single" w:color="D6E1EC" w:sz="4"/>
+              <w:left w:val="single" w:color="D6E1EC" w:sz="4"/>
+              <w:bottom w:val="single" w:color="D6E1EC" w:sz="4"/>
+              <w:right w:val="single" w:color="D6E1EC" w:sz="4"/>
+            </w:tcBorders>
+            <w:shd w:fill="FFFFFF" w:color="auto" w:val="clear"/>
+            <w:tcMar>
+              <w:top w:type="dxa" w:w="60"/>
+              <w:left w:type="dxa" w:w="90"/>
+              <w:bottom w:type="dxa" w:w="60"/>
+              <w:right w:type="dxa" w:w="90"/>
+            </w:tcMar>
+            <w:vAlign w:val="center"/>
+          </w:tcPr>
+          <w:p>
+            <w:pPr>
+              <w:spacing w:after="0"/>
+              <w:jc w:val="center"/>
+            </w:pPr>
+            <w:r>
+              <w:rPr>
+                <w:b w:val="false"/>
+                <w:bCs w:val="false"/>
+                <w:color w:val="6B7280"/>
+                <w:sz w:val="15"/>
+                <w:szCs w:val="15"/>
+              </w:rPr>
+              <w:t xml:space="preserve">—</w:t>
+            </w:r>
+          </w:p>
+        </w:tc>
+        <w:tc>
+          <w:tcPr>
+            <w:tcW w:type="dxa" w:w="660"/>
+            <w:tcBorders>
+              <w:top w:val="single" w:color="D6E1EC" w:sz="4"/>
+              <w:left w:val="single" w:color="D6E1EC" w:sz="4"/>
+              <w:bottom w:val="single" w:color="D6E1EC" w:sz="4"/>
+              <w:right w:val="single" w:color="D6E1EC" w:sz="4"/>
+            </w:tcBorders>
+            <w:shd w:fill="FFFFFF" w:color="auto" w:val="clear"/>
+            <w:tcMar>
+              <w:top w:type="dxa" w:w="60"/>
+              <w:left w:type="dxa" w:w="90"/>
+              <w:bottom w:type="dxa" w:w="60"/>
+              <w:right w:type="dxa" w:w="90"/>
+            </w:tcMar>
+            <w:vAlign w:val="center"/>
+          </w:tcPr>
+          <w:p>
+            <w:pPr>
+              <w:spacing w:after="0"/>
+              <w:jc w:val="center"/>
+            </w:pPr>
+            <w:r>
+              <w:rPr>
+                <w:b w:val="false"/>
+                <w:bCs w:val="false"/>
+                <w:color w:val="6B7280"/>
+                <w:sz w:val="15"/>
+                <w:szCs w:val="15"/>
+              </w:rPr>
+              <w:t xml:space="preserve">—</w:t>
+            </w:r>
+          </w:p>
+        </w:tc>
+        <w:tc>
+          <w:tcPr>
+            <w:tcW w:type="dxa" w:w="660"/>
+            <w:tcBorders>
+              <w:top w:val="single" w:color="D6E1EC" w:sz="4"/>
+              <w:left w:val="single" w:color="D6E1EC" w:sz="4"/>
+              <w:bottom w:val="single" w:color="D6E1EC" w:sz="4"/>
+              <w:right w:val="single" w:color="D6E1EC" w:sz="4"/>
+            </w:tcBorders>
+            <w:shd w:fill="FFFFFF" w:color="auto" w:val="clear"/>
+            <w:tcMar>
+              <w:top w:type="dxa" w:w="60"/>
+              <w:left w:type="dxa" w:w="90"/>
+              <w:bottom w:type="dxa" w:w="60"/>
+              <w:right w:type="dxa" w:w="90"/>
+            </w:tcMar>
+            <w:vAlign w:val="center"/>
+          </w:tcPr>
+          <w:p>
+            <w:pPr>
+              <w:spacing w:after="0"/>
+              <w:jc w:val="center"/>
+            </w:pPr>
+            <w:r>
+              <w:rPr>
+                <w:b w:val="false"/>
+                <w:bCs w:val="false"/>
+                <w:color w:val="6B7280"/>
+                <w:sz w:val="15"/>
+                <w:szCs w:val="15"/>
+              </w:rPr>
+              <w:t xml:space="preserve">—</w:t>
+            </w:r>
+          </w:p>
+        </w:tc>
+        <w:tc>
+          <w:tcPr>
+            <w:tcW w:type="dxa" w:w="660"/>
+            <w:tcBorders>
+              <w:top w:val="single" w:color="D6E1EC" w:sz="4"/>
+              <w:left w:val="single" w:color="D6E1EC" w:sz="4"/>
+              <w:bottom w:val="single" w:color="D6E1EC" w:sz="4"/>
+              <w:right w:val="single" w:color="D6E1EC" w:sz="4"/>
+            </w:tcBorders>
+            <w:shd w:fill="FFFFFF" w:color="auto" w:val="clear"/>
+            <w:tcMar>
+              <w:top w:type="dxa" w:w="60"/>
+              <w:left w:type="dxa" w:w="90"/>
+              <w:bottom w:type="dxa" w:w="60"/>
+              <w:right w:type="dxa" w:w="90"/>
+            </w:tcMar>
+            <w:vAlign w:val="center"/>
+          </w:tcPr>
+          <w:p>
+            <w:pPr>
+              <w:spacing w:after="0"/>
+              <w:jc w:val="center"/>
+            </w:pPr>
+            <w:r>
+              <w:rPr>
+                <w:b w:val="false"/>
+                <w:bCs w:val="false"/>
+                <w:color w:val="6B7280"/>
+                <w:sz w:val="15"/>
+                <w:szCs w:val="15"/>
+              </w:rPr>
+              <w:t xml:space="preserve">—</w:t>
+            </w:r>
+          </w:p>
+        </w:tc>
+        <w:tc>
+          <w:tcPr>
+            <w:tcW w:type="dxa" w:w="660"/>
+            <w:tcBorders>
+              <w:top w:val="single" w:color="D6E1EC" w:sz="4"/>
+              <w:left w:val="single" w:color="D6E1EC" w:sz="4"/>
+              <w:bottom w:val="single" w:color="D6E1EC" w:sz="4"/>
+              <w:right w:val="single" w:color="D6E1EC" w:sz="4"/>
+            </w:tcBorders>
+            <w:shd w:fill="FFFFFF" w:color="auto" w:val="clear"/>
+            <w:tcMar>
+              <w:top w:type="dxa" w:w="60"/>
+              <w:left w:type="dxa" w:w="90"/>
+              <w:bottom w:type="dxa" w:w="60"/>
+              <w:right w:type="dxa" w:w="90"/>
+            </w:tcMar>
+            <w:vAlign w:val="center"/>
+          </w:tcPr>
+          <w:p>
+            <w:pPr>
+              <w:spacing w:after="0"/>
+              <w:jc w:val="center"/>
+            </w:pPr>
+            <w:r>
+              <w:rPr>
+                <w:b w:val="false"/>
+                <w:bCs w:val="false"/>
+                <w:color w:val="6B7280"/>
+                <w:sz w:val="15"/>
+                <w:szCs w:val="15"/>
+              </w:rPr>
+              <w:t xml:space="preserve">—</w:t>
+            </w:r>
+          </w:p>
+        </w:tc>
+        <w:tc>
+          <w:tcPr>
+            <w:tcW w:type="dxa" w:w="660"/>
             <w:tcBorders>
               <w:top w:val="single" w:color="D6E1EC" w:sz="4"/>
               <w:left w:val="single" w:color="D6E1EC" w:sz="4"/>
@@ -8551,153 +9679,13 @@
                 <w:sz w:val="15"/>
                 <w:szCs w:val="15"/>
               </w:rPr>
-              <w:t xml:space="preserve">req</w:t>
-            </w:r>
-          </w:p>
-        </w:tc>
-        <w:tc>
-          <w:tcPr>
-            <w:tcW w:type="dxa" w:w="720"/>
-            <w:tcBorders>
-              <w:top w:val="single" w:color="D6E1EC" w:sz="4"/>
-              <w:left w:val="single" w:color="D6E1EC" w:sz="4"/>
-              <w:bottom w:val="single" w:color="D6E1EC" w:sz="4"/>
-              <w:right w:val="single" w:color="D6E1EC" w:sz="4"/>
-            </w:tcBorders>
-            <w:shd w:fill="FFFFFF" w:color="auto" w:val="clear"/>
-            <w:tcMar>
-              <w:top w:type="dxa" w:w="60"/>
-              <w:left w:type="dxa" w:w="90"/>
-              <w:bottom w:type="dxa" w:w="60"/>
-              <w:right w:type="dxa" w:w="90"/>
-            </w:tcMar>
-            <w:vAlign w:val="center"/>
-          </w:tcPr>
-          <w:p>
-            <w:pPr>
-              <w:spacing w:after="0"/>
-              <w:jc w:val="center"/>
-            </w:pPr>
-            <w:r>
-              <w:rPr>
-                <w:b w:val="false"/>
-                <w:bCs w:val="false"/>
-                <w:color w:val="6B7280"/>
-                <w:sz w:val="15"/>
-                <w:szCs w:val="15"/>
-              </w:rPr>
-              <w:t xml:space="preserve">—</w:t>
-            </w:r>
-          </w:p>
-        </w:tc>
-        <w:tc>
-          <w:tcPr>
-            <w:tcW w:type="dxa" w:w="720"/>
-            <w:tcBorders>
-              <w:top w:val="single" w:color="D6E1EC" w:sz="4"/>
-              <w:left w:val="single" w:color="D6E1EC" w:sz="4"/>
-              <w:bottom w:val="single" w:color="D6E1EC" w:sz="4"/>
-              <w:right w:val="single" w:color="D6E1EC" w:sz="4"/>
-            </w:tcBorders>
-            <w:shd w:fill="FFFFFF" w:color="auto" w:val="clear"/>
-            <w:tcMar>
-              <w:top w:type="dxa" w:w="60"/>
-              <w:left w:type="dxa" w:w="90"/>
-              <w:bottom w:type="dxa" w:w="60"/>
-              <w:right w:type="dxa" w:w="90"/>
-            </w:tcMar>
-            <w:vAlign w:val="center"/>
-          </w:tcPr>
-          <w:p>
-            <w:pPr>
-              <w:spacing w:after="0"/>
-              <w:jc w:val="center"/>
-            </w:pPr>
-            <w:r>
-              <w:rPr>
-                <w:b w:val="false"/>
-                <w:bCs w:val="false"/>
-                <w:color w:val="6B7280"/>
-                <w:sz w:val="15"/>
-                <w:szCs w:val="15"/>
-              </w:rPr>
-              <w:t xml:space="preserve">—</w:t>
-            </w:r>
-          </w:p>
-        </w:tc>
-        <w:tc>
-          <w:tcPr>
-            <w:tcW w:type="dxa" w:w="720"/>
-            <w:tcBorders>
-              <w:top w:val="single" w:color="D6E1EC" w:sz="4"/>
-              <w:left w:val="single" w:color="D6E1EC" w:sz="4"/>
-              <w:bottom w:val="single" w:color="D6E1EC" w:sz="4"/>
-              <w:right w:val="single" w:color="D6E1EC" w:sz="4"/>
-            </w:tcBorders>
-            <w:shd w:fill="FFFFFF" w:color="auto" w:val="clear"/>
-            <w:tcMar>
-              <w:top w:type="dxa" w:w="60"/>
-              <w:left w:type="dxa" w:w="90"/>
-              <w:bottom w:type="dxa" w:w="60"/>
-              <w:right w:type="dxa" w:w="90"/>
-            </w:tcMar>
-            <w:vAlign w:val="center"/>
-          </w:tcPr>
-          <w:p>
-            <w:pPr>
-              <w:spacing w:after="0"/>
-              <w:jc w:val="center"/>
-            </w:pPr>
-            <w:r>
-              <w:rPr>
-                <w:b w:val="false"/>
-                <w:bCs w:val="false"/>
-                <w:color w:val="6B7280"/>
-                <w:sz w:val="15"/>
-                <w:szCs w:val="15"/>
-              </w:rPr>
-              <w:t xml:space="preserve">—</w:t>
-            </w:r>
-          </w:p>
-        </w:tc>
-        <w:tc>
-          <w:tcPr>
-            <w:tcW w:type="dxa" w:w="720"/>
-            <w:tcBorders>
-              <w:top w:val="single" w:color="D6E1EC" w:sz="4"/>
-              <w:left w:val="single" w:color="D6E1EC" w:sz="4"/>
-              <w:bottom w:val="single" w:color="D6E1EC" w:sz="4"/>
-              <w:right w:val="single" w:color="D6E1EC" w:sz="4"/>
-            </w:tcBorders>
-            <w:shd w:fill="FFFFFF" w:color="auto" w:val="clear"/>
-            <w:tcMar>
-              <w:top w:type="dxa" w:w="60"/>
-              <w:left w:type="dxa" w:w="90"/>
-              <w:bottom w:type="dxa" w:w="60"/>
-              <w:right w:type="dxa" w:w="90"/>
-            </w:tcMar>
-            <w:vAlign w:val="center"/>
-          </w:tcPr>
-          <w:p>
-            <w:pPr>
-              <w:spacing w:after="0"/>
-              <w:jc w:val="center"/>
-            </w:pPr>
-            <w:r>
-              <w:rPr>
-                <w:b w:val="false"/>
-                <w:bCs w:val="false"/>
-                <w:color w:val="6B7280"/>
-                <w:sz w:val="15"/>
-                <w:szCs w:val="15"/>
-              </w:rPr>
-              <w:t xml:space="preserve">—</w:t>
-            </w:r>
-          </w:p>
-        </w:tc>
-        <w:tc>
-          <w:tcPr>
-            <w:tcW w:type="dxa" w:w="720"/>
+              <w:t xml:space="preserve">Rgn</w:t>
+            </w:r>
+          </w:p>
+        </w:tc>
+        <w:tc>
+          <w:tcPr>
+            <w:tcW w:type="dxa" w:w="660"/>
             <w:tcBorders>
               <w:top w:val="single" w:color="D6E1EC" w:sz="4"/>
               <w:left w:val="single" w:color="D6E1EC" w:sz="4"/>
@@ -8726,48 +9714,13 @@
                 <w:sz w:val="15"/>
                 <w:szCs w:val="15"/>
               </w:rPr>
-              <w:t xml:space="preserve">Rgn</w:t>
-            </w:r>
-          </w:p>
-        </w:tc>
-        <w:tc>
-          <w:tcPr>
-            <w:tcW w:type="dxa" w:w="720"/>
-            <w:tcBorders>
-              <w:top w:val="single" w:color="D6E1EC" w:sz="4"/>
-              <w:left w:val="single" w:color="D6E1EC" w:sz="4"/>
-              <w:bottom w:val="single" w:color="D6E1EC" w:sz="4"/>
-              <w:right w:val="single" w:color="D6E1EC" w:sz="4"/>
-            </w:tcBorders>
-            <w:shd w:fill="FFFFFF" w:color="auto" w:val="clear"/>
-            <w:tcMar>
-              <w:top w:type="dxa" w:w="60"/>
-              <w:left w:type="dxa" w:w="90"/>
-              <w:bottom w:type="dxa" w:w="60"/>
-              <w:right w:type="dxa" w:w="90"/>
-            </w:tcMar>
-            <w:vAlign w:val="center"/>
-          </w:tcPr>
-          <w:p>
-            <w:pPr>
-              <w:spacing w:after="0"/>
-              <w:jc w:val="center"/>
-            </w:pPr>
-            <w:r>
-              <w:rPr>
-                <w:b w:val="false"/>
-                <w:bCs w:val="false"/>
-                <w:color w:val="6B7280"/>
-                <w:sz w:val="15"/>
-                <w:szCs w:val="15"/>
-              </w:rPr>
-              <w:t xml:space="preserve">—</w:t>
-            </w:r>
-          </w:p>
-        </w:tc>
-        <w:tc>
-          <w:tcPr>
-            <w:tcW w:type="dxa" w:w="720"/>
+              <w:t xml:space="preserve">All</w:t>
+            </w:r>
+          </w:p>
+        </w:tc>
+        <w:tc>
+          <w:tcPr>
+            <w:tcW w:type="dxa" w:w="660"/>
             <w:tcBorders>
               <w:top w:val="single" w:color="D6E1EC" w:sz="4"/>
               <w:left w:val="single" w:color="D6E1EC" w:sz="4"/>
@@ -8804,7 +9757,7 @@
       <w:tr>
         <w:tc>
           <w:tcPr>
-            <w:tcW w:type="dxa" w:w="3266"/>
+            <w:tcW w:type="dxa" w:w="3086"/>
             <w:tcBorders>
               <w:top w:val="single" w:color="D6E1EC" w:sz="4"/>
               <w:left w:val="single" w:color="D6E1EC" w:sz="4"/>
@@ -8832,13 +9785,13 @@
                 <w:sz w:val="15"/>
                 <w:szCs w:val="15"/>
               </w:rPr>
-              <w:t xml:space="preserve">Merge duplicate customers</w:t>
-            </w:r>
-          </w:p>
-        </w:tc>
-        <w:tc>
-          <w:tcPr>
-            <w:tcW w:type="dxa" w:w="720"/>
+              <w:t xml:space="preserve">Approve an enrichment edit</w:t>
+            </w:r>
+          </w:p>
+        </w:tc>
+        <w:tc>
+          <w:tcPr>
+            <w:tcW w:type="dxa" w:w="660"/>
             <w:tcBorders>
               <w:top w:val="single" w:color="D6E1EC" w:sz="4"/>
               <w:left w:val="single" w:color="D6E1EC" w:sz="4"/>
@@ -8873,7 +9826,42 @@
         </w:tc>
         <w:tc>
           <w:tcPr>
-            <w:tcW w:type="dxa" w:w="720"/>
+            <w:tcW w:type="dxa" w:w="660"/>
+            <w:tcBorders>
+              <w:top w:val="single" w:color="D6E1EC" w:sz="4"/>
+              <w:left w:val="single" w:color="D6E1EC" w:sz="4"/>
+              <w:bottom w:val="single" w:color="D6E1EC" w:sz="4"/>
+              <w:right w:val="single" w:color="D6E1EC" w:sz="4"/>
+            </w:tcBorders>
+            <w:shd w:fill="FFFFFF" w:color="auto" w:val="clear"/>
+            <w:tcMar>
+              <w:top w:type="dxa" w:w="60"/>
+              <w:left w:type="dxa" w:w="90"/>
+              <w:bottom w:type="dxa" w:w="60"/>
+              <w:right w:type="dxa" w:w="90"/>
+            </w:tcMar>
+            <w:vAlign w:val="center"/>
+          </w:tcPr>
+          <w:p>
+            <w:pPr>
+              <w:spacing w:after="0"/>
+              <w:jc w:val="center"/>
+            </w:pPr>
+            <w:r>
+              <w:rPr>
+                <w:b w:val="false"/>
+                <w:bCs w:val="false"/>
+                <w:color w:val="1B7A3D"/>
+                <w:sz w:val="15"/>
+                <w:szCs w:val="15"/>
+              </w:rPr>
+              <w:t xml:space="preserve">Team</w:t>
+            </w:r>
+          </w:p>
+        </w:tc>
+        <w:tc>
+          <w:tcPr>
+            <w:tcW w:type="dxa" w:w="660"/>
             <w:tcBorders>
               <w:top w:val="single" w:color="D6E1EC" w:sz="4"/>
               <w:left w:val="single" w:color="D6E1EC" w:sz="4"/>
@@ -8908,7 +9896,7 @@
         </w:tc>
         <w:tc>
           <w:tcPr>
-            <w:tcW w:type="dxa" w:w="720"/>
+            <w:tcW w:type="dxa" w:w="660"/>
             <w:tcBorders>
               <w:top w:val="single" w:color="D6E1EC" w:sz="4"/>
               <w:left w:val="single" w:color="D6E1EC" w:sz="4"/>
@@ -8943,7 +9931,7 @@
         </w:tc>
         <w:tc>
           <w:tcPr>
-            <w:tcW w:type="dxa" w:w="720"/>
+            <w:tcW w:type="dxa" w:w="660"/>
             <w:tcBorders>
               <w:top w:val="single" w:color="D6E1EC" w:sz="4"/>
               <w:left w:val="single" w:color="D6E1EC" w:sz="4"/>
@@ -8978,7 +9966,7 @@
         </w:tc>
         <w:tc>
           <w:tcPr>
-            <w:tcW w:type="dxa" w:w="720"/>
+            <w:tcW w:type="dxa" w:w="660"/>
             <w:tcBorders>
               <w:top w:val="single" w:color="D6E1EC" w:sz="4"/>
               <w:left w:val="single" w:color="D6E1EC" w:sz="4"/>
@@ -9013,7 +10001,41 @@
         </w:tc>
         <w:tc>
           <w:tcPr>
-            <w:tcW w:type="dxa" w:w="720"/>
+            <w:tcW w:type="dxa" w:w="660"/>
+            <w:tcBorders>
+              <w:top w:val="single" w:color="D6E1EC" w:sz="4"/>
+              <w:left w:val="single" w:color="D6E1EC" w:sz="4"/>
+              <w:bottom w:val="single" w:color="D6E1EC" w:sz="4"/>
+              <w:right w:val="single" w:color="D6E1EC" w:sz="4"/>
+            </w:tcBorders>
+            <w:shd w:fill="FFFFFF" w:color="auto" w:val="clear"/>
+            <w:tcMar>
+              <w:top w:type="dxa" w:w="60"/>
+              <w:left w:type="dxa" w:w="90"/>
+              <w:bottom w:type="dxa" w:w="60"/>
+              <w:right w:type="dxa" w:w="90"/>
+            </w:tcMar>
+            <w:vAlign w:val="center"/>
+          </w:tcPr>
+          <w:p>
+            <w:pPr>
+              <w:spacing w:after="0"/>
+              <w:jc w:val="center"/>
+            </w:pPr>
+            <w:r>
+              <w:rPr>
+                <w:b w:val="false"/>
+                <w:bCs w:val="false"/>
+                <w:sz w:val="15"/>
+                <w:szCs w:val="15"/>
+              </w:rPr>
+              <w:t xml:space="preserve">Rgn*</w:t>
+            </w:r>
+          </w:p>
+        </w:tc>
+        <w:tc>
+          <w:tcPr>
+            <w:tcW w:type="dxa" w:w="660"/>
             <w:tcBorders>
               <w:top w:val="single" w:color="D6E1EC" w:sz="4"/>
               <w:left w:val="single" w:color="D6E1EC" w:sz="4"/>
@@ -9048,42 +10070,7 @@
         </w:tc>
         <w:tc>
           <w:tcPr>
-            <w:tcW w:type="dxa" w:w="720"/>
-            <w:tcBorders>
-              <w:top w:val="single" w:color="D6E1EC" w:sz="4"/>
-              <w:left w:val="single" w:color="D6E1EC" w:sz="4"/>
-              <w:bottom w:val="single" w:color="D6E1EC" w:sz="4"/>
-              <w:right w:val="single" w:color="D6E1EC" w:sz="4"/>
-            </w:tcBorders>
-            <w:shd w:fill="FFFFFF" w:color="auto" w:val="clear"/>
-            <w:tcMar>
-              <w:top w:type="dxa" w:w="60"/>
-              <w:left w:type="dxa" w:w="90"/>
-              <w:bottom w:type="dxa" w:w="60"/>
-              <w:right w:type="dxa" w:w="90"/>
-            </w:tcMar>
-            <w:vAlign w:val="center"/>
-          </w:tcPr>
-          <w:p>
-            <w:pPr>
-              <w:spacing w:after="0"/>
-              <w:jc w:val="center"/>
-            </w:pPr>
-            <w:r>
-              <w:rPr>
-                <w:b w:val="false"/>
-                <w:bCs w:val="false"/>
-                <w:color w:val="1B7A3D"/>
-                <w:sz w:val="15"/>
-                <w:szCs w:val="15"/>
-              </w:rPr>
-              <w:t xml:space="preserve">✓</w:t>
-            </w:r>
-          </w:p>
-        </w:tc>
-        <w:tc>
-          <w:tcPr>
-            <w:tcW w:type="dxa" w:w="720"/>
+            <w:tcW w:type="dxa" w:w="660"/>
             <w:tcBorders>
               <w:top w:val="single" w:color="D6E1EC" w:sz="4"/>
               <w:left w:val="single" w:color="D6E1EC" w:sz="4"/>
@@ -9120,7 +10107,7 @@
       <w:tr>
         <w:tc>
           <w:tcPr>
-            <w:tcW w:type="dxa" w:w="3266"/>
+            <w:tcW w:type="dxa" w:w="3086"/>
             <w:tcBorders>
               <w:top w:val="single" w:color="D6E1EC" w:sz="4"/>
               <w:left w:val="single" w:color="D6E1EC" w:sz="4"/>
@@ -9148,13 +10135,48 @@
                 <w:sz w:val="15"/>
                 <w:szCs w:val="15"/>
               </w:rPr>
-              <w:t xml:space="preserve">Import account / customer master</w:t>
-            </w:r>
-          </w:p>
-        </w:tc>
-        <w:tc>
-          <w:tcPr>
-            <w:tcW w:type="dxa" w:w="720"/>
+              <w:t xml:space="preserve">Close a branch (submit + photo)</w:t>
+            </w:r>
+          </w:p>
+        </w:tc>
+        <w:tc>
+          <w:tcPr>
+            <w:tcW w:type="dxa" w:w="660"/>
+            <w:tcBorders>
+              <w:top w:val="single" w:color="D6E1EC" w:sz="4"/>
+              <w:left w:val="single" w:color="D6E1EC" w:sz="4"/>
+              <w:bottom w:val="single" w:color="D6E1EC" w:sz="4"/>
+              <w:right w:val="single" w:color="D6E1EC" w:sz="4"/>
+            </w:tcBorders>
+            <w:shd w:fill="EAF0F6" w:color="auto" w:val="clear"/>
+            <w:tcMar>
+              <w:top w:type="dxa" w:w="60"/>
+              <w:left w:type="dxa" w:w="90"/>
+              <w:bottom w:type="dxa" w:w="60"/>
+              <w:right w:type="dxa" w:w="90"/>
+            </w:tcMar>
+            <w:vAlign w:val="center"/>
+          </w:tcPr>
+          <w:p>
+            <w:pPr>
+              <w:spacing w:after="0"/>
+              <w:jc w:val="center"/>
+            </w:pPr>
+            <w:r>
+              <w:rPr>
+                <w:b w:val="false"/>
+                <w:bCs w:val="false"/>
+                <w:color w:val="1B7A3D"/>
+                <w:sz w:val="15"/>
+                <w:szCs w:val="15"/>
+              </w:rPr>
+              <w:t xml:space="preserve">Own</w:t>
+            </w:r>
+          </w:p>
+        </w:tc>
+        <w:tc>
+          <w:tcPr>
+            <w:tcW w:type="dxa" w:w="660"/>
             <w:tcBorders>
               <w:top w:val="single" w:color="D6E1EC" w:sz="4"/>
               <w:left w:val="single" w:color="D6E1EC" w:sz="4"/>
@@ -9189,7 +10211,7 @@
         </w:tc>
         <w:tc>
           <w:tcPr>
-            <w:tcW w:type="dxa" w:w="720"/>
+            <w:tcW w:type="dxa" w:w="660"/>
             <w:tcBorders>
               <w:top w:val="single" w:color="D6E1EC" w:sz="4"/>
               <w:left w:val="single" w:color="D6E1EC" w:sz="4"/>
@@ -9224,7 +10246,7 @@
         </w:tc>
         <w:tc>
           <w:tcPr>
-            <w:tcW w:type="dxa" w:w="720"/>
+            <w:tcW w:type="dxa" w:w="660"/>
             <w:tcBorders>
               <w:top w:val="single" w:color="D6E1EC" w:sz="4"/>
               <w:left w:val="single" w:color="D6E1EC" w:sz="4"/>
@@ -9259,7 +10281,7 @@
         </w:tc>
         <w:tc>
           <w:tcPr>
-            <w:tcW w:type="dxa" w:w="720"/>
+            <w:tcW w:type="dxa" w:w="660"/>
             <w:tcBorders>
               <w:top w:val="single" w:color="D6E1EC" w:sz="4"/>
               <w:left w:val="single" w:color="D6E1EC" w:sz="4"/>
@@ -9294,7 +10316,7 @@
         </w:tc>
         <w:tc>
           <w:tcPr>
-            <w:tcW w:type="dxa" w:w="720"/>
+            <w:tcW w:type="dxa" w:w="660"/>
             <w:tcBorders>
               <w:top w:val="single" w:color="D6E1EC" w:sz="4"/>
               <w:left w:val="single" w:color="D6E1EC" w:sz="4"/>
@@ -9329,7 +10351,7 @@
         </w:tc>
         <w:tc>
           <w:tcPr>
-            <w:tcW w:type="dxa" w:w="720"/>
+            <w:tcW w:type="dxa" w:w="660"/>
             <w:tcBorders>
               <w:top w:val="single" w:color="D6E1EC" w:sz="4"/>
               <w:left w:val="single" w:color="D6E1EC" w:sz="4"/>
@@ -9364,42 +10386,42 @@
         </w:tc>
         <w:tc>
           <w:tcPr>
-            <w:tcW w:type="dxa" w:w="720"/>
-            <w:tcBorders>
-              <w:top w:val="single" w:color="D6E1EC" w:sz="4"/>
-              <w:left w:val="single" w:color="D6E1EC" w:sz="4"/>
-              <w:bottom w:val="single" w:color="D6E1EC" w:sz="4"/>
-              <w:right w:val="single" w:color="D6E1EC" w:sz="4"/>
-            </w:tcBorders>
-            <w:shd w:fill="EAF0F6" w:color="auto" w:val="clear"/>
-            <w:tcMar>
-              <w:top w:type="dxa" w:w="60"/>
-              <w:left w:type="dxa" w:w="90"/>
-              <w:bottom w:type="dxa" w:w="60"/>
-              <w:right w:type="dxa" w:w="90"/>
-            </w:tcMar>
-            <w:vAlign w:val="center"/>
-          </w:tcPr>
-          <w:p>
-            <w:pPr>
-              <w:spacing w:after="0"/>
-              <w:jc w:val="center"/>
-            </w:pPr>
-            <w:r>
-              <w:rPr>
-                <w:b w:val="false"/>
-                <w:bCs w:val="false"/>
-                <w:color w:val="1B7A3D"/>
-                <w:sz w:val="15"/>
-                <w:szCs w:val="15"/>
-              </w:rPr>
-              <w:t xml:space="preserve">✓</w:t>
-            </w:r>
-          </w:p>
-        </w:tc>
-        <w:tc>
-          <w:tcPr>
-            <w:tcW w:type="dxa" w:w="720"/>
+            <w:tcW w:type="dxa" w:w="660"/>
+            <w:tcBorders>
+              <w:top w:val="single" w:color="D6E1EC" w:sz="4"/>
+              <w:left w:val="single" w:color="D6E1EC" w:sz="4"/>
+              <w:bottom w:val="single" w:color="D6E1EC" w:sz="4"/>
+              <w:right w:val="single" w:color="D6E1EC" w:sz="4"/>
+            </w:tcBorders>
+            <w:shd w:fill="FFFFFF" w:color="auto" w:val="clear"/>
+            <w:tcMar>
+              <w:top w:type="dxa" w:w="60"/>
+              <w:left w:type="dxa" w:w="90"/>
+              <w:bottom w:type="dxa" w:w="60"/>
+              <w:right w:type="dxa" w:w="90"/>
+            </w:tcMar>
+            <w:vAlign w:val="center"/>
+          </w:tcPr>
+          <w:p>
+            <w:pPr>
+              <w:spacing w:after="0"/>
+              <w:jc w:val="center"/>
+            </w:pPr>
+            <w:r>
+              <w:rPr>
+                <w:b w:val="false"/>
+                <w:bCs w:val="false"/>
+                <w:color w:val="6B7280"/>
+                <w:sz w:val="15"/>
+                <w:szCs w:val="15"/>
+              </w:rPr>
+              <w:t xml:space="preserve">—</w:t>
+            </w:r>
+          </w:p>
+        </w:tc>
+        <w:tc>
+          <w:tcPr>
+            <w:tcW w:type="dxa" w:w="660"/>
             <w:tcBorders>
               <w:top w:val="single" w:color="D6E1EC" w:sz="4"/>
               <w:left w:val="single" w:color="D6E1EC" w:sz="4"/>
@@ -9436,7 +10458,7 @@
       <w:tr>
         <w:tc>
           <w:tcPr>
-            <w:tcW w:type="dxa" w:w="3266"/>
+            <w:tcW w:type="dxa" w:w="3086"/>
             <w:tcBorders>
               <w:top w:val="single" w:color="D6E1EC" w:sz="4"/>
               <w:left w:val="single" w:color="D6E1EC" w:sz="4"/>
@@ -9464,13 +10486,48 @@
                 <w:sz w:val="15"/>
                 <w:szCs w:val="15"/>
               </w:rPr>
-              <w:t xml:space="preserve">Run Temix sync (export / refresh)</w:t>
-            </w:r>
-          </w:p>
-        </w:tc>
-        <w:tc>
-          <w:tcPr>
-            <w:tcW w:type="dxa" w:w="720"/>
+              <w:t xml:space="preserve">Reactivate a closed branch (approve)</w:t>
+            </w:r>
+          </w:p>
+        </w:tc>
+        <w:tc>
+          <w:tcPr>
+            <w:tcW w:type="dxa" w:w="660"/>
+            <w:tcBorders>
+              <w:top w:val="single" w:color="D6E1EC" w:sz="4"/>
+              <w:left w:val="single" w:color="D6E1EC" w:sz="4"/>
+              <w:bottom w:val="single" w:color="D6E1EC" w:sz="4"/>
+              <w:right w:val="single" w:color="D6E1EC" w:sz="4"/>
+            </w:tcBorders>
+            <w:shd w:fill="FFFFFF" w:color="auto" w:val="clear"/>
+            <w:tcMar>
+              <w:top w:type="dxa" w:w="60"/>
+              <w:left w:type="dxa" w:w="90"/>
+              <w:bottom w:type="dxa" w:w="60"/>
+              <w:right w:type="dxa" w:w="90"/>
+            </w:tcMar>
+            <w:vAlign w:val="center"/>
+          </w:tcPr>
+          <w:p>
+            <w:pPr>
+              <w:spacing w:after="0"/>
+              <w:jc w:val="center"/>
+            </w:pPr>
+            <w:r>
+              <w:rPr>
+                <w:b w:val="false"/>
+                <w:bCs w:val="false"/>
+                <w:color w:val="1B7A3D"/>
+                <w:sz w:val="15"/>
+                <w:szCs w:val="15"/>
+              </w:rPr>
+              <w:t xml:space="preserve">req</w:t>
+            </w:r>
+          </w:p>
+        </w:tc>
+        <w:tc>
+          <w:tcPr>
+            <w:tcW w:type="dxa" w:w="660"/>
             <w:tcBorders>
               <w:top w:val="single" w:color="D6E1EC" w:sz="4"/>
               <w:left w:val="single" w:color="D6E1EC" w:sz="4"/>
@@ -9505,7 +10562,7 @@
         </w:tc>
         <w:tc>
           <w:tcPr>
-            <w:tcW w:type="dxa" w:w="720"/>
+            <w:tcW w:type="dxa" w:w="660"/>
             <w:tcBorders>
               <w:top w:val="single" w:color="D6E1EC" w:sz="4"/>
               <w:left w:val="single" w:color="D6E1EC" w:sz="4"/>
@@ -9540,7 +10597,7 @@
         </w:tc>
         <w:tc>
           <w:tcPr>
-            <w:tcW w:type="dxa" w:w="720"/>
+            <w:tcW w:type="dxa" w:w="660"/>
             <w:tcBorders>
               <w:top w:val="single" w:color="D6E1EC" w:sz="4"/>
               <w:left w:val="single" w:color="D6E1EC" w:sz="4"/>
@@ -9575,7 +10632,7 @@
         </w:tc>
         <w:tc>
           <w:tcPr>
-            <w:tcW w:type="dxa" w:w="720"/>
+            <w:tcW w:type="dxa" w:w="660"/>
             <w:tcBorders>
               <w:top w:val="single" w:color="D6E1EC" w:sz="4"/>
               <w:left w:val="single" w:color="D6E1EC" w:sz="4"/>
@@ -9610,7 +10667,7 @@
         </w:tc>
         <w:tc>
           <w:tcPr>
-            <w:tcW w:type="dxa" w:w="720"/>
+            <w:tcW w:type="dxa" w:w="660"/>
             <w:tcBorders>
               <w:top w:val="single" w:color="D6E1EC" w:sz="4"/>
               <w:left w:val="single" w:color="D6E1EC" w:sz="4"/>
@@ -9645,7 +10702,42 @@
         </w:tc>
         <w:tc>
           <w:tcPr>
-            <w:tcW w:type="dxa" w:w="720"/>
+            <w:tcW w:type="dxa" w:w="660"/>
+            <w:tcBorders>
+              <w:top w:val="single" w:color="D6E1EC" w:sz="4"/>
+              <w:left w:val="single" w:color="D6E1EC" w:sz="4"/>
+              <w:bottom w:val="single" w:color="D6E1EC" w:sz="4"/>
+              <w:right w:val="single" w:color="D6E1EC" w:sz="4"/>
+            </w:tcBorders>
+            <w:shd w:fill="FFFFFF" w:color="auto" w:val="clear"/>
+            <w:tcMar>
+              <w:top w:type="dxa" w:w="60"/>
+              <w:left w:type="dxa" w:w="90"/>
+              <w:bottom w:type="dxa" w:w="60"/>
+              <w:right w:type="dxa" w:w="90"/>
+            </w:tcMar>
+            <w:vAlign w:val="center"/>
+          </w:tcPr>
+          <w:p>
+            <w:pPr>
+              <w:spacing w:after="0"/>
+              <w:jc w:val="center"/>
+            </w:pPr>
+            <w:r>
+              <w:rPr>
+                <w:b w:val="false"/>
+                <w:bCs w:val="false"/>
+                <w:color w:val="1B7A3D"/>
+                <w:sz w:val="15"/>
+                <w:szCs w:val="15"/>
+              </w:rPr>
+              <w:t xml:space="preserve">Rgn</w:t>
+            </w:r>
+          </w:p>
+        </w:tc>
+        <w:tc>
+          <w:tcPr>
+            <w:tcW w:type="dxa" w:w="660"/>
             <w:tcBorders>
               <w:top w:val="single" w:color="D6E1EC" w:sz="4"/>
               <w:left w:val="single" w:color="D6E1EC" w:sz="4"/>
@@ -9680,42 +10772,7 @@
         </w:tc>
         <w:tc>
           <w:tcPr>
-            <w:tcW w:type="dxa" w:w="720"/>
-            <w:tcBorders>
-              <w:top w:val="single" w:color="D6E1EC" w:sz="4"/>
-              <w:left w:val="single" w:color="D6E1EC" w:sz="4"/>
-              <w:bottom w:val="single" w:color="D6E1EC" w:sz="4"/>
-              <w:right w:val="single" w:color="D6E1EC" w:sz="4"/>
-            </w:tcBorders>
-            <w:shd w:fill="FFFFFF" w:color="auto" w:val="clear"/>
-            <w:tcMar>
-              <w:top w:type="dxa" w:w="60"/>
-              <w:left w:type="dxa" w:w="90"/>
-              <w:bottom w:type="dxa" w:w="60"/>
-              <w:right w:type="dxa" w:w="90"/>
-            </w:tcMar>
-            <w:vAlign w:val="center"/>
-          </w:tcPr>
-          <w:p>
-            <w:pPr>
-              <w:spacing w:after="0"/>
-              <w:jc w:val="center"/>
-            </w:pPr>
-            <w:r>
-              <w:rPr>
-                <w:b w:val="false"/>
-                <w:bCs w:val="false"/>
-                <w:color w:val="1B7A3D"/>
-                <w:sz w:val="15"/>
-                <w:szCs w:val="15"/>
-              </w:rPr>
-              <w:t xml:space="preserve">✓</w:t>
-            </w:r>
-          </w:p>
-        </w:tc>
-        <w:tc>
-          <w:tcPr>
-            <w:tcW w:type="dxa" w:w="720"/>
+            <w:tcW w:type="dxa" w:w="660"/>
             <w:tcBorders>
               <w:top w:val="single" w:color="D6E1EC" w:sz="4"/>
               <w:left w:val="single" w:color="D6E1EC" w:sz="4"/>
@@ -9752,7 +10809,7 @@
       <w:tr>
         <w:tc>
           <w:tcPr>
-            <w:tcW w:type="dxa" w:w="3266"/>
+            <w:tcW w:type="dxa" w:w="3086"/>
             <w:tcBorders>
               <w:top w:val="single" w:color="D6E1EC" w:sz="4"/>
               <w:left w:val="single" w:color="D6E1EC" w:sz="4"/>
@@ -9780,13 +10837,13 @@
                 <w:sz w:val="15"/>
                 <w:szCs w:val="15"/>
               </w:rPr>
-              <w:t xml:space="preserve">Create/manage field users (SM/SUP/VW)</w:t>
-            </w:r>
-          </w:p>
-        </w:tc>
-        <w:tc>
-          <w:tcPr>
-            <w:tcW w:type="dxa" w:w="720"/>
+              <w:t xml:space="preserve">Merge duplicate customers</w:t>
+            </w:r>
+          </w:p>
+        </w:tc>
+        <w:tc>
+          <w:tcPr>
+            <w:tcW w:type="dxa" w:w="660"/>
             <w:tcBorders>
               <w:top w:val="single" w:color="D6E1EC" w:sz="4"/>
               <w:left w:val="single" w:color="D6E1EC" w:sz="4"/>
@@ -9821,7 +10878,7 @@
         </w:tc>
         <w:tc>
           <w:tcPr>
-            <w:tcW w:type="dxa" w:w="720"/>
+            <w:tcW w:type="dxa" w:w="660"/>
             <w:tcBorders>
               <w:top w:val="single" w:color="D6E1EC" w:sz="4"/>
               <w:left w:val="single" w:color="D6E1EC" w:sz="4"/>
@@ -9856,7 +10913,7 @@
         </w:tc>
         <w:tc>
           <w:tcPr>
-            <w:tcW w:type="dxa" w:w="720"/>
+            <w:tcW w:type="dxa" w:w="660"/>
             <w:tcBorders>
               <w:top w:val="single" w:color="D6E1EC" w:sz="4"/>
               <w:left w:val="single" w:color="D6E1EC" w:sz="4"/>
@@ -9891,7 +10948,7 @@
         </w:tc>
         <w:tc>
           <w:tcPr>
-            <w:tcW w:type="dxa" w:w="720"/>
+            <w:tcW w:type="dxa" w:w="660"/>
             <w:tcBorders>
               <w:top w:val="single" w:color="D6E1EC" w:sz="4"/>
               <w:left w:val="single" w:color="D6E1EC" w:sz="4"/>
@@ -9926,7 +10983,7 @@
         </w:tc>
         <w:tc>
           <w:tcPr>
-            <w:tcW w:type="dxa" w:w="720"/>
+            <w:tcW w:type="dxa" w:w="660"/>
             <w:tcBorders>
               <w:top w:val="single" w:color="D6E1EC" w:sz="4"/>
               <w:left w:val="single" w:color="D6E1EC" w:sz="4"/>
@@ -9961,7 +11018,77 @@
         </w:tc>
         <w:tc>
           <w:tcPr>
-            <w:tcW w:type="dxa" w:w="720"/>
+            <w:tcW w:type="dxa" w:w="660"/>
+            <w:tcBorders>
+              <w:top w:val="single" w:color="D6E1EC" w:sz="4"/>
+              <w:left w:val="single" w:color="D6E1EC" w:sz="4"/>
+              <w:bottom w:val="single" w:color="D6E1EC" w:sz="4"/>
+              <w:right w:val="single" w:color="D6E1EC" w:sz="4"/>
+            </w:tcBorders>
+            <w:shd w:fill="FFFFFF" w:color="auto" w:val="clear"/>
+            <w:tcMar>
+              <w:top w:type="dxa" w:w="60"/>
+              <w:left w:type="dxa" w:w="90"/>
+              <w:bottom w:type="dxa" w:w="60"/>
+              <w:right w:type="dxa" w:w="90"/>
+            </w:tcMar>
+            <w:vAlign w:val="center"/>
+          </w:tcPr>
+          <w:p>
+            <w:pPr>
+              <w:spacing w:after="0"/>
+              <w:jc w:val="center"/>
+            </w:pPr>
+            <w:r>
+              <w:rPr>
+                <w:b w:val="false"/>
+                <w:bCs w:val="false"/>
+                <w:color w:val="6B7280"/>
+                <w:sz w:val="15"/>
+                <w:szCs w:val="15"/>
+              </w:rPr>
+              <w:t xml:space="preserve">—</w:t>
+            </w:r>
+          </w:p>
+        </w:tc>
+        <w:tc>
+          <w:tcPr>
+            <w:tcW w:type="dxa" w:w="660"/>
+            <w:tcBorders>
+              <w:top w:val="single" w:color="D6E1EC" w:sz="4"/>
+              <w:left w:val="single" w:color="D6E1EC" w:sz="4"/>
+              <w:bottom w:val="single" w:color="D6E1EC" w:sz="4"/>
+              <w:right w:val="single" w:color="D6E1EC" w:sz="4"/>
+            </w:tcBorders>
+            <w:shd w:fill="FFFFFF" w:color="auto" w:val="clear"/>
+            <w:tcMar>
+              <w:top w:type="dxa" w:w="60"/>
+              <w:left w:type="dxa" w:w="90"/>
+              <w:bottom w:type="dxa" w:w="60"/>
+              <w:right w:type="dxa" w:w="90"/>
+            </w:tcMar>
+            <w:vAlign w:val="center"/>
+          </w:tcPr>
+          <w:p>
+            <w:pPr>
+              <w:spacing w:after="0"/>
+              <w:jc w:val="center"/>
+            </w:pPr>
+            <w:r>
+              <w:rPr>
+                <w:b w:val="false"/>
+                <w:bCs w:val="false"/>
+                <w:color w:val="6B7280"/>
+                <w:sz w:val="15"/>
+                <w:szCs w:val="15"/>
+              </w:rPr>
+              <w:t xml:space="preserve">—</w:t>
+            </w:r>
+          </w:p>
+        </w:tc>
+        <w:tc>
+          <w:tcPr>
+            <w:tcW w:type="dxa" w:w="660"/>
             <w:tcBorders>
               <w:top w:val="single" w:color="D6E1EC" w:sz="4"/>
               <w:left w:val="single" w:color="D6E1EC" w:sz="4"/>
@@ -9996,42 +11123,7 @@
         </w:tc>
         <w:tc>
           <w:tcPr>
-            <w:tcW w:type="dxa" w:w="720"/>
-            <w:tcBorders>
-              <w:top w:val="single" w:color="D6E1EC" w:sz="4"/>
-              <w:left w:val="single" w:color="D6E1EC" w:sz="4"/>
-              <w:bottom w:val="single" w:color="D6E1EC" w:sz="4"/>
-              <w:right w:val="single" w:color="D6E1EC" w:sz="4"/>
-            </w:tcBorders>
-            <w:shd w:fill="EAF0F6" w:color="auto" w:val="clear"/>
-            <w:tcMar>
-              <w:top w:type="dxa" w:w="60"/>
-              <w:left w:type="dxa" w:w="90"/>
-              <w:bottom w:type="dxa" w:w="60"/>
-              <w:right w:type="dxa" w:w="90"/>
-            </w:tcMar>
-            <w:vAlign w:val="center"/>
-          </w:tcPr>
-          <w:p>
-            <w:pPr>
-              <w:spacing w:after="0"/>
-              <w:jc w:val="center"/>
-            </w:pPr>
-            <w:r>
-              <w:rPr>
-                <w:b w:val="false"/>
-                <w:bCs w:val="false"/>
-                <w:color w:val="1B7A3D"/>
-                <w:sz w:val="15"/>
-                <w:szCs w:val="15"/>
-              </w:rPr>
-              <w:t xml:space="preserve">✓</w:t>
-            </w:r>
-          </w:p>
-        </w:tc>
-        <w:tc>
-          <w:tcPr>
-            <w:tcW w:type="dxa" w:w="720"/>
+            <w:tcW w:type="dxa" w:w="660"/>
             <w:tcBorders>
               <w:top w:val="single" w:color="D6E1EC" w:sz="4"/>
               <w:left w:val="single" w:color="D6E1EC" w:sz="4"/>
@@ -10068,7 +11160,7 @@
       <w:tr>
         <w:tc>
           <w:tcPr>
-            <w:tcW w:type="dxa" w:w="3266"/>
+            <w:tcW w:type="dxa" w:w="3086"/>
             <w:tcBorders>
               <w:top w:val="single" w:color="D6E1EC" w:sz="4"/>
               <w:left w:val="single" w:color="D6E1EC" w:sz="4"/>
@@ -10096,13 +11188,13 @@
                 <w:sz w:val="15"/>
                 <w:szCs w:val="15"/>
               </w:rPr>
-              <w:t xml:space="preserve">Create/manage approver users (ACC/FM/GM)</w:t>
-            </w:r>
-          </w:p>
-        </w:tc>
-        <w:tc>
-          <w:tcPr>
-            <w:tcW w:type="dxa" w:w="720"/>
+              <w:t xml:space="preserve">Import account / customer master</w:t>
+            </w:r>
+          </w:p>
+        </w:tc>
+        <w:tc>
+          <w:tcPr>
+            <w:tcW w:type="dxa" w:w="660"/>
             <w:tcBorders>
               <w:top w:val="single" w:color="D6E1EC" w:sz="4"/>
               <w:left w:val="single" w:color="D6E1EC" w:sz="4"/>
@@ -10137,7 +11229,7 @@
         </w:tc>
         <w:tc>
           <w:tcPr>
-            <w:tcW w:type="dxa" w:w="720"/>
+            <w:tcW w:type="dxa" w:w="660"/>
             <w:tcBorders>
               <w:top w:val="single" w:color="D6E1EC" w:sz="4"/>
               <w:left w:val="single" w:color="D6E1EC" w:sz="4"/>
@@ -10172,7 +11264,7 @@
         </w:tc>
         <w:tc>
           <w:tcPr>
-            <w:tcW w:type="dxa" w:w="720"/>
+            <w:tcW w:type="dxa" w:w="660"/>
             <w:tcBorders>
               <w:top w:val="single" w:color="D6E1EC" w:sz="4"/>
               <w:left w:val="single" w:color="D6E1EC" w:sz="4"/>
@@ -10207,7 +11299,7 @@
         </w:tc>
         <w:tc>
           <w:tcPr>
-            <w:tcW w:type="dxa" w:w="720"/>
+            <w:tcW w:type="dxa" w:w="660"/>
             <w:tcBorders>
               <w:top w:val="single" w:color="D6E1EC" w:sz="4"/>
               <w:left w:val="single" w:color="D6E1EC" w:sz="4"/>
@@ -10242,7 +11334,7 @@
         </w:tc>
         <w:tc>
           <w:tcPr>
-            <w:tcW w:type="dxa" w:w="720"/>
+            <w:tcW w:type="dxa" w:w="660"/>
             <w:tcBorders>
               <w:top w:val="single" w:color="D6E1EC" w:sz="4"/>
               <w:left w:val="single" w:color="D6E1EC" w:sz="4"/>
@@ -10277,7 +11369,7 @@
         </w:tc>
         <w:tc>
           <w:tcPr>
-            <w:tcW w:type="dxa" w:w="720"/>
+            <w:tcW w:type="dxa" w:w="660"/>
             <w:tcBorders>
               <w:top w:val="single" w:color="D6E1EC" w:sz="4"/>
               <w:left w:val="single" w:color="D6E1EC" w:sz="4"/>
@@ -10312,7 +11404,42 @@
         </w:tc>
         <w:tc>
           <w:tcPr>
-            <w:tcW w:type="dxa" w:w="720"/>
+            <w:tcW w:type="dxa" w:w="660"/>
+            <w:tcBorders>
+              <w:top w:val="single" w:color="D6E1EC" w:sz="4"/>
+              <w:left w:val="single" w:color="D6E1EC" w:sz="4"/>
+              <w:bottom w:val="single" w:color="D6E1EC" w:sz="4"/>
+              <w:right w:val="single" w:color="D6E1EC" w:sz="4"/>
+            </w:tcBorders>
+            <w:shd w:fill="FFFFFF" w:color="auto" w:val="clear"/>
+            <w:tcMar>
+              <w:top w:type="dxa" w:w="60"/>
+              <w:left w:type="dxa" w:w="90"/>
+              <w:bottom w:type="dxa" w:w="60"/>
+              <w:right w:type="dxa" w:w="90"/>
+            </w:tcMar>
+            <w:vAlign w:val="center"/>
+          </w:tcPr>
+          <w:p>
+            <w:pPr>
+              <w:spacing w:after="0"/>
+              <w:jc w:val="center"/>
+            </w:pPr>
+            <w:r>
+              <w:rPr>
+                <w:b w:val="false"/>
+                <w:bCs w:val="false"/>
+                <w:color w:val="6B7280"/>
+                <w:sz w:val="15"/>
+                <w:szCs w:val="15"/>
+              </w:rPr>
+              <w:t xml:space="preserve">—</w:t>
+            </w:r>
+          </w:p>
+        </w:tc>
+        <w:tc>
+          <w:tcPr>
+            <w:tcW w:type="dxa" w:w="660"/>
             <w:tcBorders>
               <w:top w:val="single" w:color="D6E1EC" w:sz="4"/>
               <w:left w:val="single" w:color="D6E1EC" w:sz="4"/>
@@ -10347,7 +11474,7 @@
         </w:tc>
         <w:tc>
           <w:tcPr>
-            <w:tcW w:type="dxa" w:w="720"/>
+            <w:tcW w:type="dxa" w:w="660"/>
             <w:tcBorders>
               <w:top w:val="single" w:color="D6E1EC" w:sz="4"/>
               <w:left w:val="single" w:color="D6E1EC" w:sz="4"/>
@@ -10384,7 +11511,7 @@
       <w:tr>
         <w:tc>
           <w:tcPr>
-            <w:tcW w:type="dxa" w:w="3266"/>
+            <w:tcW w:type="dxa" w:w="3086"/>
             <w:tcBorders>
               <w:top w:val="single" w:color="D6E1EC" w:sz="4"/>
               <w:left w:val="single" w:color="D6E1EC" w:sz="4"/>
@@ -10412,13 +11539,258 @@
                 <w:sz w:val="15"/>
                 <w:szCs w:val="15"/>
               </w:rPr>
-              <w:t xml:space="preserve">View customer records</w:t>
-            </w:r>
-          </w:p>
-        </w:tc>
-        <w:tc>
-          <w:tcPr>
-            <w:tcW w:type="dxa" w:w="720"/>
+              <w:t xml:space="preserve">Run Temix sync (export / refresh)</w:t>
+            </w:r>
+          </w:p>
+        </w:tc>
+        <w:tc>
+          <w:tcPr>
+            <w:tcW w:type="dxa" w:w="660"/>
+            <w:tcBorders>
+              <w:top w:val="single" w:color="D6E1EC" w:sz="4"/>
+              <w:left w:val="single" w:color="D6E1EC" w:sz="4"/>
+              <w:bottom w:val="single" w:color="D6E1EC" w:sz="4"/>
+              <w:right w:val="single" w:color="D6E1EC" w:sz="4"/>
+            </w:tcBorders>
+            <w:shd w:fill="FFFFFF" w:color="auto" w:val="clear"/>
+            <w:tcMar>
+              <w:top w:type="dxa" w:w="60"/>
+              <w:left w:type="dxa" w:w="90"/>
+              <w:bottom w:type="dxa" w:w="60"/>
+              <w:right w:type="dxa" w:w="90"/>
+            </w:tcMar>
+            <w:vAlign w:val="center"/>
+          </w:tcPr>
+          <w:p>
+            <w:pPr>
+              <w:spacing w:after="0"/>
+              <w:jc w:val="center"/>
+            </w:pPr>
+            <w:r>
+              <w:rPr>
+                <w:b w:val="false"/>
+                <w:bCs w:val="false"/>
+                <w:color w:val="6B7280"/>
+                <w:sz w:val="15"/>
+                <w:szCs w:val="15"/>
+              </w:rPr>
+              <w:t xml:space="preserve">—</w:t>
+            </w:r>
+          </w:p>
+        </w:tc>
+        <w:tc>
+          <w:tcPr>
+            <w:tcW w:type="dxa" w:w="660"/>
+            <w:tcBorders>
+              <w:top w:val="single" w:color="D6E1EC" w:sz="4"/>
+              <w:left w:val="single" w:color="D6E1EC" w:sz="4"/>
+              <w:bottom w:val="single" w:color="D6E1EC" w:sz="4"/>
+              <w:right w:val="single" w:color="D6E1EC" w:sz="4"/>
+            </w:tcBorders>
+            <w:shd w:fill="FFFFFF" w:color="auto" w:val="clear"/>
+            <w:tcMar>
+              <w:top w:type="dxa" w:w="60"/>
+              <w:left w:type="dxa" w:w="90"/>
+              <w:bottom w:type="dxa" w:w="60"/>
+              <w:right w:type="dxa" w:w="90"/>
+            </w:tcMar>
+            <w:vAlign w:val="center"/>
+          </w:tcPr>
+          <w:p>
+            <w:pPr>
+              <w:spacing w:after="0"/>
+              <w:jc w:val="center"/>
+            </w:pPr>
+            <w:r>
+              <w:rPr>
+                <w:b w:val="false"/>
+                <w:bCs w:val="false"/>
+                <w:color w:val="6B7280"/>
+                <w:sz w:val="15"/>
+                <w:szCs w:val="15"/>
+              </w:rPr>
+              <w:t xml:space="preserve">—</w:t>
+            </w:r>
+          </w:p>
+        </w:tc>
+        <w:tc>
+          <w:tcPr>
+            <w:tcW w:type="dxa" w:w="660"/>
+            <w:tcBorders>
+              <w:top w:val="single" w:color="D6E1EC" w:sz="4"/>
+              <w:left w:val="single" w:color="D6E1EC" w:sz="4"/>
+              <w:bottom w:val="single" w:color="D6E1EC" w:sz="4"/>
+              <w:right w:val="single" w:color="D6E1EC" w:sz="4"/>
+            </w:tcBorders>
+            <w:shd w:fill="FFFFFF" w:color="auto" w:val="clear"/>
+            <w:tcMar>
+              <w:top w:type="dxa" w:w="60"/>
+              <w:left w:type="dxa" w:w="90"/>
+              <w:bottom w:type="dxa" w:w="60"/>
+              <w:right w:type="dxa" w:w="90"/>
+            </w:tcMar>
+            <w:vAlign w:val="center"/>
+          </w:tcPr>
+          <w:p>
+            <w:pPr>
+              <w:spacing w:after="0"/>
+              <w:jc w:val="center"/>
+            </w:pPr>
+            <w:r>
+              <w:rPr>
+                <w:b w:val="false"/>
+                <w:bCs w:val="false"/>
+                <w:color w:val="6B7280"/>
+                <w:sz w:val="15"/>
+                <w:szCs w:val="15"/>
+              </w:rPr>
+              <w:t xml:space="preserve">—</w:t>
+            </w:r>
+          </w:p>
+        </w:tc>
+        <w:tc>
+          <w:tcPr>
+            <w:tcW w:type="dxa" w:w="660"/>
+            <w:tcBorders>
+              <w:top w:val="single" w:color="D6E1EC" w:sz="4"/>
+              <w:left w:val="single" w:color="D6E1EC" w:sz="4"/>
+              <w:bottom w:val="single" w:color="D6E1EC" w:sz="4"/>
+              <w:right w:val="single" w:color="D6E1EC" w:sz="4"/>
+            </w:tcBorders>
+            <w:shd w:fill="FFFFFF" w:color="auto" w:val="clear"/>
+            <w:tcMar>
+              <w:top w:type="dxa" w:w="60"/>
+              <w:left w:type="dxa" w:w="90"/>
+              <w:bottom w:type="dxa" w:w="60"/>
+              <w:right w:type="dxa" w:w="90"/>
+            </w:tcMar>
+            <w:vAlign w:val="center"/>
+          </w:tcPr>
+          <w:p>
+            <w:pPr>
+              <w:spacing w:after="0"/>
+              <w:jc w:val="center"/>
+            </w:pPr>
+            <w:r>
+              <w:rPr>
+                <w:b w:val="false"/>
+                <w:bCs w:val="false"/>
+                <w:color w:val="6B7280"/>
+                <w:sz w:val="15"/>
+                <w:szCs w:val="15"/>
+              </w:rPr>
+              <w:t xml:space="preserve">—</w:t>
+            </w:r>
+          </w:p>
+        </w:tc>
+        <w:tc>
+          <w:tcPr>
+            <w:tcW w:type="dxa" w:w="660"/>
+            <w:tcBorders>
+              <w:top w:val="single" w:color="D6E1EC" w:sz="4"/>
+              <w:left w:val="single" w:color="D6E1EC" w:sz="4"/>
+              <w:bottom w:val="single" w:color="D6E1EC" w:sz="4"/>
+              <w:right w:val="single" w:color="D6E1EC" w:sz="4"/>
+            </w:tcBorders>
+            <w:shd w:fill="FFFFFF" w:color="auto" w:val="clear"/>
+            <w:tcMar>
+              <w:top w:type="dxa" w:w="60"/>
+              <w:left w:type="dxa" w:w="90"/>
+              <w:bottom w:type="dxa" w:w="60"/>
+              <w:right w:type="dxa" w:w="90"/>
+            </w:tcMar>
+            <w:vAlign w:val="center"/>
+          </w:tcPr>
+          <w:p>
+            <w:pPr>
+              <w:spacing w:after="0"/>
+              <w:jc w:val="center"/>
+            </w:pPr>
+            <w:r>
+              <w:rPr>
+                <w:b w:val="false"/>
+                <w:bCs w:val="false"/>
+                <w:color w:val="6B7280"/>
+                <w:sz w:val="15"/>
+                <w:szCs w:val="15"/>
+              </w:rPr>
+              <w:t xml:space="preserve">—</w:t>
+            </w:r>
+          </w:p>
+        </w:tc>
+        <w:tc>
+          <w:tcPr>
+            <w:tcW w:type="dxa" w:w="660"/>
+            <w:tcBorders>
+              <w:top w:val="single" w:color="D6E1EC" w:sz="4"/>
+              <w:left w:val="single" w:color="D6E1EC" w:sz="4"/>
+              <w:bottom w:val="single" w:color="D6E1EC" w:sz="4"/>
+              <w:right w:val="single" w:color="D6E1EC" w:sz="4"/>
+            </w:tcBorders>
+            <w:shd w:fill="FFFFFF" w:color="auto" w:val="clear"/>
+            <w:tcMar>
+              <w:top w:type="dxa" w:w="60"/>
+              <w:left w:type="dxa" w:w="90"/>
+              <w:bottom w:type="dxa" w:w="60"/>
+              <w:right w:type="dxa" w:w="90"/>
+            </w:tcMar>
+            <w:vAlign w:val="center"/>
+          </w:tcPr>
+          <w:p>
+            <w:pPr>
+              <w:spacing w:after="0"/>
+              <w:jc w:val="center"/>
+            </w:pPr>
+            <w:r>
+              <w:rPr>
+                <w:b w:val="false"/>
+                <w:bCs w:val="false"/>
+                <w:color w:val="6B7280"/>
+                <w:sz w:val="15"/>
+                <w:szCs w:val="15"/>
+              </w:rPr>
+              <w:t xml:space="preserve">—</w:t>
+            </w:r>
+          </w:p>
+        </w:tc>
+        <w:tc>
+          <w:tcPr>
+            <w:tcW w:type="dxa" w:w="660"/>
+            <w:tcBorders>
+              <w:top w:val="single" w:color="D6E1EC" w:sz="4"/>
+              <w:left w:val="single" w:color="D6E1EC" w:sz="4"/>
+              <w:bottom w:val="single" w:color="D6E1EC" w:sz="4"/>
+              <w:right w:val="single" w:color="D6E1EC" w:sz="4"/>
+            </w:tcBorders>
+            <w:shd w:fill="FFFFFF" w:color="auto" w:val="clear"/>
+            <w:tcMar>
+              <w:top w:type="dxa" w:w="60"/>
+              <w:left w:type="dxa" w:w="90"/>
+              <w:bottom w:type="dxa" w:w="60"/>
+              <w:right w:type="dxa" w:w="90"/>
+            </w:tcMar>
+            <w:vAlign w:val="center"/>
+          </w:tcPr>
+          <w:p>
+            <w:pPr>
+              <w:spacing w:after="0"/>
+              <w:jc w:val="center"/>
+            </w:pPr>
+            <w:r>
+              <w:rPr>
+                <w:b w:val="false"/>
+                <w:bCs w:val="false"/>
+                <w:color w:val="6B7280"/>
+                <w:sz w:val="15"/>
+                <w:szCs w:val="15"/>
+              </w:rPr>
+              <w:t xml:space="preserve">—</w:t>
+            </w:r>
+          </w:p>
+        </w:tc>
+        <w:tc>
+          <w:tcPr>
+            <w:tcW w:type="dxa" w:w="660"/>
             <w:tcBorders>
               <w:top w:val="single" w:color="D6E1EC" w:sz="4"/>
               <w:left w:val="single" w:color="D6E1EC" w:sz="4"/>
@@ -10447,252 +11819,42 @@
                 <w:sz w:val="15"/>
                 <w:szCs w:val="15"/>
               </w:rPr>
-              <w:t xml:space="preserve">Own</w:t>
-            </w:r>
-          </w:p>
-        </w:tc>
-        <w:tc>
-          <w:tcPr>
-            <w:tcW w:type="dxa" w:w="720"/>
-            <w:tcBorders>
-              <w:top w:val="single" w:color="D6E1EC" w:sz="4"/>
-              <w:left w:val="single" w:color="D6E1EC" w:sz="4"/>
-              <w:bottom w:val="single" w:color="D6E1EC" w:sz="4"/>
-              <w:right w:val="single" w:color="D6E1EC" w:sz="4"/>
-            </w:tcBorders>
-            <w:shd w:fill="EAF0F6" w:color="auto" w:val="clear"/>
-            <w:tcMar>
-              <w:top w:type="dxa" w:w="60"/>
-              <w:left w:type="dxa" w:w="90"/>
-              <w:bottom w:type="dxa" w:w="60"/>
-              <w:right w:type="dxa" w:w="90"/>
-            </w:tcMar>
-            <w:vAlign w:val="center"/>
-          </w:tcPr>
-          <w:p>
-            <w:pPr>
-              <w:spacing w:after="0"/>
-              <w:jc w:val="center"/>
-            </w:pPr>
-            <w:r>
-              <w:rPr>
-                <w:b w:val="false"/>
-                <w:bCs w:val="false"/>
-                <w:color w:val="1B7A3D"/>
-                <w:sz w:val="15"/>
-                <w:szCs w:val="15"/>
-              </w:rPr>
-              <w:t xml:space="preserve">Team</w:t>
-            </w:r>
-          </w:p>
-        </w:tc>
-        <w:tc>
-          <w:tcPr>
-            <w:tcW w:type="dxa" w:w="720"/>
-            <w:tcBorders>
-              <w:top w:val="single" w:color="D6E1EC" w:sz="4"/>
-              <w:left w:val="single" w:color="D6E1EC" w:sz="4"/>
-              <w:bottom w:val="single" w:color="D6E1EC" w:sz="4"/>
-              <w:right w:val="single" w:color="D6E1EC" w:sz="4"/>
-            </w:tcBorders>
-            <w:shd w:fill="EAF0F6" w:color="auto" w:val="clear"/>
-            <w:tcMar>
-              <w:top w:type="dxa" w:w="60"/>
-              <w:left w:type="dxa" w:w="90"/>
-              <w:bottom w:type="dxa" w:w="60"/>
-              <w:right w:type="dxa" w:w="90"/>
-            </w:tcMar>
-            <w:vAlign w:val="center"/>
-          </w:tcPr>
-          <w:p>
-            <w:pPr>
-              <w:spacing w:after="0"/>
-              <w:jc w:val="center"/>
-            </w:pPr>
-            <w:r>
-              <w:rPr>
-                <w:b w:val="false"/>
-                <w:bCs w:val="false"/>
-                <w:color w:val="1B7A3D"/>
-                <w:sz w:val="15"/>
-                <w:szCs w:val="15"/>
-              </w:rPr>
-              <w:t xml:space="preserve">Rgn</w:t>
-            </w:r>
-          </w:p>
-        </w:tc>
-        <w:tc>
-          <w:tcPr>
-            <w:tcW w:type="dxa" w:w="720"/>
-            <w:tcBorders>
-              <w:top w:val="single" w:color="D6E1EC" w:sz="4"/>
-              <w:left w:val="single" w:color="D6E1EC" w:sz="4"/>
-              <w:bottom w:val="single" w:color="D6E1EC" w:sz="4"/>
-              <w:right w:val="single" w:color="D6E1EC" w:sz="4"/>
-            </w:tcBorders>
-            <w:shd w:fill="EAF0F6" w:color="auto" w:val="clear"/>
-            <w:tcMar>
-              <w:top w:type="dxa" w:w="60"/>
-              <w:left w:type="dxa" w:w="90"/>
-              <w:bottom w:type="dxa" w:w="60"/>
-              <w:right w:type="dxa" w:w="90"/>
-            </w:tcMar>
-            <w:vAlign w:val="center"/>
-          </w:tcPr>
-          <w:p>
-            <w:pPr>
-              <w:spacing w:after="0"/>
-              <w:jc w:val="center"/>
-            </w:pPr>
-            <w:r>
-              <w:rPr>
-                <w:b w:val="false"/>
-                <w:bCs w:val="false"/>
-                <w:color w:val="1B7A3D"/>
-                <w:sz w:val="15"/>
-                <w:szCs w:val="15"/>
-              </w:rPr>
-              <w:t xml:space="preserve">All</w:t>
-            </w:r>
-          </w:p>
-        </w:tc>
-        <w:tc>
-          <w:tcPr>
-            <w:tcW w:type="dxa" w:w="720"/>
-            <w:tcBorders>
-              <w:top w:val="single" w:color="D6E1EC" w:sz="4"/>
-              <w:left w:val="single" w:color="D6E1EC" w:sz="4"/>
-              <w:bottom w:val="single" w:color="D6E1EC" w:sz="4"/>
-              <w:right w:val="single" w:color="D6E1EC" w:sz="4"/>
-            </w:tcBorders>
-            <w:shd w:fill="EAF0F6" w:color="auto" w:val="clear"/>
-            <w:tcMar>
-              <w:top w:type="dxa" w:w="60"/>
-              <w:left w:type="dxa" w:w="90"/>
-              <w:bottom w:type="dxa" w:w="60"/>
-              <w:right w:type="dxa" w:w="90"/>
-            </w:tcMar>
-            <w:vAlign w:val="center"/>
-          </w:tcPr>
-          <w:p>
-            <w:pPr>
-              <w:spacing w:after="0"/>
-              <w:jc w:val="center"/>
-            </w:pPr>
-            <w:r>
-              <w:rPr>
-                <w:b w:val="false"/>
-                <w:bCs w:val="false"/>
-                <w:color w:val="1B7A3D"/>
-                <w:sz w:val="15"/>
-                <w:szCs w:val="15"/>
-              </w:rPr>
-              <w:t xml:space="preserve">All</w:t>
-            </w:r>
-          </w:p>
-        </w:tc>
-        <w:tc>
-          <w:tcPr>
-            <w:tcW w:type="dxa" w:w="720"/>
-            <w:tcBorders>
-              <w:top w:val="single" w:color="D6E1EC" w:sz="4"/>
-              <w:left w:val="single" w:color="D6E1EC" w:sz="4"/>
-              <w:bottom w:val="single" w:color="D6E1EC" w:sz="4"/>
-              <w:right w:val="single" w:color="D6E1EC" w:sz="4"/>
-            </w:tcBorders>
-            <w:shd w:fill="EAF0F6" w:color="auto" w:val="clear"/>
-            <w:tcMar>
-              <w:top w:type="dxa" w:w="60"/>
-              <w:left w:type="dxa" w:w="90"/>
-              <w:bottom w:type="dxa" w:w="60"/>
-              <w:right w:type="dxa" w:w="90"/>
-            </w:tcMar>
-            <w:vAlign w:val="center"/>
-          </w:tcPr>
-          <w:p>
-            <w:pPr>
-              <w:spacing w:after="0"/>
-              <w:jc w:val="center"/>
-            </w:pPr>
-            <w:r>
-              <w:rPr>
-                <w:b w:val="false"/>
-                <w:bCs w:val="false"/>
-                <w:color w:val="1B7A3D"/>
-                <w:sz w:val="15"/>
-                <w:szCs w:val="15"/>
-              </w:rPr>
-              <w:t xml:space="preserve">Rgn</w:t>
-            </w:r>
-          </w:p>
-        </w:tc>
-        <w:tc>
-          <w:tcPr>
-            <w:tcW w:type="dxa" w:w="720"/>
-            <w:tcBorders>
-              <w:top w:val="single" w:color="D6E1EC" w:sz="4"/>
-              <w:left w:val="single" w:color="D6E1EC" w:sz="4"/>
-              <w:bottom w:val="single" w:color="D6E1EC" w:sz="4"/>
-              <w:right w:val="single" w:color="D6E1EC" w:sz="4"/>
-            </w:tcBorders>
-            <w:shd w:fill="EAF0F6" w:color="auto" w:val="clear"/>
-            <w:tcMar>
-              <w:top w:type="dxa" w:w="60"/>
-              <w:left w:type="dxa" w:w="90"/>
-              <w:bottom w:type="dxa" w:w="60"/>
-              <w:right w:type="dxa" w:w="90"/>
-            </w:tcMar>
-            <w:vAlign w:val="center"/>
-          </w:tcPr>
-          <w:p>
-            <w:pPr>
-              <w:spacing w:after="0"/>
-              <w:jc w:val="center"/>
-            </w:pPr>
-            <w:r>
-              <w:rPr>
-                <w:b w:val="false"/>
-                <w:bCs w:val="false"/>
-                <w:color w:val="1B7A3D"/>
-                <w:sz w:val="15"/>
-                <w:szCs w:val="15"/>
-              </w:rPr>
-              <w:t xml:space="preserve">All</w:t>
-            </w:r>
-          </w:p>
-        </w:tc>
-        <w:tc>
-          <w:tcPr>
-            <w:tcW w:type="dxa" w:w="720"/>
-            <w:tcBorders>
-              <w:top w:val="single" w:color="D6E1EC" w:sz="4"/>
-              <w:left w:val="single" w:color="D6E1EC" w:sz="4"/>
-              <w:bottom w:val="single" w:color="D6E1EC" w:sz="4"/>
-              <w:right w:val="single" w:color="D6E1EC" w:sz="4"/>
-            </w:tcBorders>
-            <w:shd w:fill="EAF0F6" w:color="auto" w:val="clear"/>
-            <w:tcMar>
-              <w:top w:type="dxa" w:w="60"/>
-              <w:left w:type="dxa" w:w="90"/>
-              <w:bottom w:type="dxa" w:w="60"/>
-              <w:right w:type="dxa" w:w="90"/>
-            </w:tcMar>
-            <w:vAlign w:val="center"/>
-          </w:tcPr>
-          <w:p>
-            <w:pPr>
-              <w:spacing w:after="0"/>
-              <w:jc w:val="center"/>
-            </w:pPr>
-            <w:r>
-              <w:rPr>
-                <w:b w:val="false"/>
-                <w:bCs w:val="false"/>
-                <w:color w:val="1B7A3D"/>
-                <w:sz w:val="15"/>
-                <w:szCs w:val="15"/>
-              </w:rPr>
-              <w:t xml:space="preserve">All</w:t>
+              <w:t xml:space="preserve">✓</w:t>
+            </w:r>
+          </w:p>
+        </w:tc>
+        <w:tc>
+          <w:tcPr>
+            <w:tcW w:type="dxa" w:w="660"/>
+            <w:tcBorders>
+              <w:top w:val="single" w:color="D6E1EC" w:sz="4"/>
+              <w:left w:val="single" w:color="D6E1EC" w:sz="4"/>
+              <w:bottom w:val="single" w:color="D6E1EC" w:sz="4"/>
+              <w:right w:val="single" w:color="D6E1EC" w:sz="4"/>
+            </w:tcBorders>
+            <w:shd w:fill="FFFFFF" w:color="auto" w:val="clear"/>
+            <w:tcMar>
+              <w:top w:type="dxa" w:w="60"/>
+              <w:left w:type="dxa" w:w="90"/>
+              <w:bottom w:type="dxa" w:w="60"/>
+              <w:right w:type="dxa" w:w="90"/>
+            </w:tcMar>
+            <w:vAlign w:val="center"/>
+          </w:tcPr>
+          <w:p>
+            <w:pPr>
+              <w:spacing w:after="0"/>
+              <w:jc w:val="center"/>
+            </w:pPr>
+            <w:r>
+              <w:rPr>
+                <w:b w:val="false"/>
+                <w:bCs w:val="false"/>
+                <w:color w:val="6B7280"/>
+                <w:sz w:val="15"/>
+                <w:szCs w:val="15"/>
+              </w:rPr>
+              <w:t xml:space="preserve">—</w:t>
             </w:r>
           </w:p>
         </w:tc>
@@ -10700,7 +11862,7 @@
       <w:tr>
         <w:tc>
           <w:tcPr>
-            <w:tcW w:type="dxa" w:w="3266"/>
+            <w:tcW w:type="dxa" w:w="3086"/>
             <w:tcBorders>
               <w:top w:val="single" w:color="D6E1EC" w:sz="4"/>
               <w:left w:val="single" w:color="D6E1EC" w:sz="4"/>
@@ -10728,13 +11890,1066 @@
                 <w:sz w:val="15"/>
                 <w:szCs w:val="15"/>
               </w:rPr>
+              <w:t xml:space="preserve">Create/manage field users (SM/SUP/VW)</w:t>
+            </w:r>
+          </w:p>
+        </w:tc>
+        <w:tc>
+          <w:tcPr>
+            <w:tcW w:type="dxa" w:w="660"/>
+            <w:tcBorders>
+              <w:top w:val="single" w:color="D6E1EC" w:sz="4"/>
+              <w:left w:val="single" w:color="D6E1EC" w:sz="4"/>
+              <w:bottom w:val="single" w:color="D6E1EC" w:sz="4"/>
+              <w:right w:val="single" w:color="D6E1EC" w:sz="4"/>
+            </w:tcBorders>
+            <w:shd w:fill="FFFFFF" w:color="auto" w:val="clear"/>
+            <w:tcMar>
+              <w:top w:type="dxa" w:w="60"/>
+              <w:left w:type="dxa" w:w="90"/>
+              <w:bottom w:type="dxa" w:w="60"/>
+              <w:right w:type="dxa" w:w="90"/>
+            </w:tcMar>
+            <w:vAlign w:val="center"/>
+          </w:tcPr>
+          <w:p>
+            <w:pPr>
+              <w:spacing w:after="0"/>
+              <w:jc w:val="center"/>
+            </w:pPr>
+            <w:r>
+              <w:rPr>
+                <w:b w:val="false"/>
+                <w:bCs w:val="false"/>
+                <w:color w:val="6B7280"/>
+                <w:sz w:val="15"/>
+                <w:szCs w:val="15"/>
+              </w:rPr>
+              <w:t xml:space="preserve">—</w:t>
+            </w:r>
+          </w:p>
+        </w:tc>
+        <w:tc>
+          <w:tcPr>
+            <w:tcW w:type="dxa" w:w="660"/>
+            <w:tcBorders>
+              <w:top w:val="single" w:color="D6E1EC" w:sz="4"/>
+              <w:left w:val="single" w:color="D6E1EC" w:sz="4"/>
+              <w:bottom w:val="single" w:color="D6E1EC" w:sz="4"/>
+              <w:right w:val="single" w:color="D6E1EC" w:sz="4"/>
+            </w:tcBorders>
+            <w:shd w:fill="FFFFFF" w:color="auto" w:val="clear"/>
+            <w:tcMar>
+              <w:top w:type="dxa" w:w="60"/>
+              <w:left w:type="dxa" w:w="90"/>
+              <w:bottom w:type="dxa" w:w="60"/>
+              <w:right w:type="dxa" w:w="90"/>
+            </w:tcMar>
+            <w:vAlign w:val="center"/>
+          </w:tcPr>
+          <w:p>
+            <w:pPr>
+              <w:spacing w:after="0"/>
+              <w:jc w:val="center"/>
+            </w:pPr>
+            <w:r>
+              <w:rPr>
+                <w:b w:val="false"/>
+                <w:bCs w:val="false"/>
+                <w:color w:val="6B7280"/>
+                <w:sz w:val="15"/>
+                <w:szCs w:val="15"/>
+              </w:rPr>
+              <w:t xml:space="preserve">—</w:t>
+            </w:r>
+          </w:p>
+        </w:tc>
+        <w:tc>
+          <w:tcPr>
+            <w:tcW w:type="dxa" w:w="660"/>
+            <w:tcBorders>
+              <w:top w:val="single" w:color="D6E1EC" w:sz="4"/>
+              <w:left w:val="single" w:color="D6E1EC" w:sz="4"/>
+              <w:bottom w:val="single" w:color="D6E1EC" w:sz="4"/>
+              <w:right w:val="single" w:color="D6E1EC" w:sz="4"/>
+            </w:tcBorders>
+            <w:shd w:fill="FFFFFF" w:color="auto" w:val="clear"/>
+            <w:tcMar>
+              <w:top w:type="dxa" w:w="60"/>
+              <w:left w:type="dxa" w:w="90"/>
+              <w:bottom w:type="dxa" w:w="60"/>
+              <w:right w:type="dxa" w:w="90"/>
+            </w:tcMar>
+            <w:vAlign w:val="center"/>
+          </w:tcPr>
+          <w:p>
+            <w:pPr>
+              <w:spacing w:after="0"/>
+              <w:jc w:val="center"/>
+            </w:pPr>
+            <w:r>
+              <w:rPr>
+                <w:b w:val="false"/>
+                <w:bCs w:val="false"/>
+                <w:color w:val="6B7280"/>
+                <w:sz w:val="15"/>
+                <w:szCs w:val="15"/>
+              </w:rPr>
+              <w:t xml:space="preserve">—</w:t>
+            </w:r>
+          </w:p>
+        </w:tc>
+        <w:tc>
+          <w:tcPr>
+            <w:tcW w:type="dxa" w:w="660"/>
+            <w:tcBorders>
+              <w:top w:val="single" w:color="D6E1EC" w:sz="4"/>
+              <w:left w:val="single" w:color="D6E1EC" w:sz="4"/>
+              <w:bottom w:val="single" w:color="D6E1EC" w:sz="4"/>
+              <w:right w:val="single" w:color="D6E1EC" w:sz="4"/>
+            </w:tcBorders>
+            <w:shd w:fill="FFFFFF" w:color="auto" w:val="clear"/>
+            <w:tcMar>
+              <w:top w:type="dxa" w:w="60"/>
+              <w:left w:type="dxa" w:w="90"/>
+              <w:bottom w:type="dxa" w:w="60"/>
+              <w:right w:type="dxa" w:w="90"/>
+            </w:tcMar>
+            <w:vAlign w:val="center"/>
+          </w:tcPr>
+          <w:p>
+            <w:pPr>
+              <w:spacing w:after="0"/>
+              <w:jc w:val="center"/>
+            </w:pPr>
+            <w:r>
+              <w:rPr>
+                <w:b w:val="false"/>
+                <w:bCs w:val="false"/>
+                <w:color w:val="6B7280"/>
+                <w:sz w:val="15"/>
+                <w:szCs w:val="15"/>
+              </w:rPr>
+              <w:t xml:space="preserve">—</w:t>
+            </w:r>
+          </w:p>
+        </w:tc>
+        <w:tc>
+          <w:tcPr>
+            <w:tcW w:type="dxa" w:w="660"/>
+            <w:tcBorders>
+              <w:top w:val="single" w:color="D6E1EC" w:sz="4"/>
+              <w:left w:val="single" w:color="D6E1EC" w:sz="4"/>
+              <w:bottom w:val="single" w:color="D6E1EC" w:sz="4"/>
+              <w:right w:val="single" w:color="D6E1EC" w:sz="4"/>
+            </w:tcBorders>
+            <w:shd w:fill="FFFFFF" w:color="auto" w:val="clear"/>
+            <w:tcMar>
+              <w:top w:type="dxa" w:w="60"/>
+              <w:left w:type="dxa" w:w="90"/>
+              <w:bottom w:type="dxa" w:w="60"/>
+              <w:right w:type="dxa" w:w="90"/>
+            </w:tcMar>
+            <w:vAlign w:val="center"/>
+          </w:tcPr>
+          <w:p>
+            <w:pPr>
+              <w:spacing w:after="0"/>
+              <w:jc w:val="center"/>
+            </w:pPr>
+            <w:r>
+              <w:rPr>
+                <w:b w:val="false"/>
+                <w:bCs w:val="false"/>
+                <w:color w:val="6B7280"/>
+                <w:sz w:val="15"/>
+                <w:szCs w:val="15"/>
+              </w:rPr>
+              <w:t xml:space="preserve">—</w:t>
+            </w:r>
+          </w:p>
+        </w:tc>
+        <w:tc>
+          <w:tcPr>
+            <w:tcW w:type="dxa" w:w="660"/>
+            <w:tcBorders>
+              <w:top w:val="single" w:color="D6E1EC" w:sz="4"/>
+              <w:left w:val="single" w:color="D6E1EC" w:sz="4"/>
+              <w:bottom w:val="single" w:color="D6E1EC" w:sz="4"/>
+              <w:right w:val="single" w:color="D6E1EC" w:sz="4"/>
+            </w:tcBorders>
+            <w:shd w:fill="FFFFFF" w:color="auto" w:val="clear"/>
+            <w:tcMar>
+              <w:top w:type="dxa" w:w="60"/>
+              <w:left w:type="dxa" w:w="90"/>
+              <w:bottom w:type="dxa" w:w="60"/>
+              <w:right w:type="dxa" w:w="90"/>
+            </w:tcMar>
+            <w:vAlign w:val="center"/>
+          </w:tcPr>
+          <w:p>
+            <w:pPr>
+              <w:spacing w:after="0"/>
+              <w:jc w:val="center"/>
+            </w:pPr>
+            <w:r>
+              <w:rPr>
+                <w:b w:val="false"/>
+                <w:bCs w:val="false"/>
+                <w:color w:val="6B7280"/>
+                <w:sz w:val="15"/>
+                <w:szCs w:val="15"/>
+              </w:rPr>
+              <w:t xml:space="preserve">—</w:t>
+            </w:r>
+          </w:p>
+        </w:tc>
+        <w:tc>
+          <w:tcPr>
+            <w:tcW w:type="dxa" w:w="660"/>
+            <w:tcBorders>
+              <w:top w:val="single" w:color="D6E1EC" w:sz="4"/>
+              <w:left w:val="single" w:color="D6E1EC" w:sz="4"/>
+              <w:bottom w:val="single" w:color="D6E1EC" w:sz="4"/>
+              <w:right w:val="single" w:color="D6E1EC" w:sz="4"/>
+            </w:tcBorders>
+            <w:shd w:fill="FFFFFF" w:color="auto" w:val="clear"/>
+            <w:tcMar>
+              <w:top w:type="dxa" w:w="60"/>
+              <w:left w:type="dxa" w:w="90"/>
+              <w:bottom w:type="dxa" w:w="60"/>
+              <w:right w:type="dxa" w:w="90"/>
+            </w:tcMar>
+            <w:vAlign w:val="center"/>
+          </w:tcPr>
+          <w:p>
+            <w:pPr>
+              <w:spacing w:after="0"/>
+              <w:jc w:val="center"/>
+            </w:pPr>
+            <w:r>
+              <w:rPr>
+                <w:b w:val="false"/>
+                <w:bCs w:val="false"/>
+                <w:color w:val="1B7A3D"/>
+                <w:sz w:val="15"/>
+                <w:szCs w:val="15"/>
+              </w:rPr>
+              <w:t xml:space="preserve">✓</w:t>
+            </w:r>
+          </w:p>
+        </w:tc>
+        <w:tc>
+          <w:tcPr>
+            <w:tcW w:type="dxa" w:w="660"/>
+            <w:tcBorders>
+              <w:top w:val="single" w:color="D6E1EC" w:sz="4"/>
+              <w:left w:val="single" w:color="D6E1EC" w:sz="4"/>
+              <w:bottom w:val="single" w:color="D6E1EC" w:sz="4"/>
+              <w:right w:val="single" w:color="D6E1EC" w:sz="4"/>
+            </w:tcBorders>
+            <w:shd w:fill="FFFFFF" w:color="auto" w:val="clear"/>
+            <w:tcMar>
+              <w:top w:type="dxa" w:w="60"/>
+              <w:left w:type="dxa" w:w="90"/>
+              <w:bottom w:type="dxa" w:w="60"/>
+              <w:right w:type="dxa" w:w="90"/>
+            </w:tcMar>
+            <w:vAlign w:val="center"/>
+          </w:tcPr>
+          <w:p>
+            <w:pPr>
+              <w:spacing w:after="0"/>
+              <w:jc w:val="center"/>
+            </w:pPr>
+            <w:r>
+              <w:rPr>
+                <w:b w:val="false"/>
+                <w:bCs w:val="false"/>
+                <w:color w:val="1B7A3D"/>
+                <w:sz w:val="15"/>
+                <w:szCs w:val="15"/>
+              </w:rPr>
+              <w:t xml:space="preserve">✓</w:t>
+            </w:r>
+          </w:p>
+        </w:tc>
+        <w:tc>
+          <w:tcPr>
+            <w:tcW w:type="dxa" w:w="660"/>
+            <w:tcBorders>
+              <w:top w:val="single" w:color="D6E1EC" w:sz="4"/>
+              <w:left w:val="single" w:color="D6E1EC" w:sz="4"/>
+              <w:bottom w:val="single" w:color="D6E1EC" w:sz="4"/>
+              <w:right w:val="single" w:color="D6E1EC" w:sz="4"/>
+            </w:tcBorders>
+            <w:shd w:fill="FFFFFF" w:color="auto" w:val="clear"/>
+            <w:tcMar>
+              <w:top w:type="dxa" w:w="60"/>
+              <w:left w:type="dxa" w:w="90"/>
+              <w:bottom w:type="dxa" w:w="60"/>
+              <w:right w:type="dxa" w:w="90"/>
+            </w:tcMar>
+            <w:vAlign w:val="center"/>
+          </w:tcPr>
+          <w:p>
+            <w:pPr>
+              <w:spacing w:after="0"/>
+              <w:jc w:val="center"/>
+            </w:pPr>
+            <w:r>
+              <w:rPr>
+                <w:b w:val="false"/>
+                <w:bCs w:val="false"/>
+                <w:color w:val="6B7280"/>
+                <w:sz w:val="15"/>
+                <w:szCs w:val="15"/>
+              </w:rPr>
+              <w:t xml:space="preserve">—</w:t>
+            </w:r>
+          </w:p>
+        </w:tc>
+      </w:tr>
+      <w:tr>
+        <w:tc>
+          <w:tcPr>
+            <w:tcW w:type="dxa" w:w="3086"/>
+            <w:tcBorders>
+              <w:top w:val="single" w:color="D6E1EC" w:sz="4"/>
+              <w:left w:val="single" w:color="D6E1EC" w:sz="4"/>
+              <w:bottom w:val="single" w:color="D6E1EC" w:sz="4"/>
+              <w:right w:val="single" w:color="D6E1EC" w:sz="4"/>
+            </w:tcBorders>
+            <w:shd w:fill="EAF0F6" w:color="auto" w:val="clear"/>
+            <w:tcMar>
+              <w:top w:type="dxa" w:w="60"/>
+              <w:left w:type="dxa" w:w="90"/>
+              <w:bottom w:type="dxa" w:w="60"/>
+              <w:right w:type="dxa" w:w="90"/>
+            </w:tcMar>
+            <w:vAlign w:val="center"/>
+          </w:tcPr>
+          <w:p>
+            <w:pPr>
+              <w:spacing w:after="0"/>
+              <w:jc w:val="left"/>
+            </w:pPr>
+            <w:r>
+              <w:rPr>
+                <w:b/>
+                <w:bCs/>
+                <w:sz w:val="15"/>
+                <w:szCs w:val="15"/>
+              </w:rPr>
+              <w:t xml:space="preserve">Create/manage approver users (ACC/FM/GM/SD)</w:t>
+            </w:r>
+          </w:p>
+        </w:tc>
+        <w:tc>
+          <w:tcPr>
+            <w:tcW w:type="dxa" w:w="660"/>
+            <w:tcBorders>
+              <w:top w:val="single" w:color="D6E1EC" w:sz="4"/>
+              <w:left w:val="single" w:color="D6E1EC" w:sz="4"/>
+              <w:bottom w:val="single" w:color="D6E1EC" w:sz="4"/>
+              <w:right w:val="single" w:color="D6E1EC" w:sz="4"/>
+            </w:tcBorders>
+            <w:shd w:fill="FFFFFF" w:color="auto" w:val="clear"/>
+            <w:tcMar>
+              <w:top w:type="dxa" w:w="60"/>
+              <w:left w:type="dxa" w:w="90"/>
+              <w:bottom w:type="dxa" w:w="60"/>
+              <w:right w:type="dxa" w:w="90"/>
+            </w:tcMar>
+            <w:vAlign w:val="center"/>
+          </w:tcPr>
+          <w:p>
+            <w:pPr>
+              <w:spacing w:after="0"/>
+              <w:jc w:val="center"/>
+            </w:pPr>
+            <w:r>
+              <w:rPr>
+                <w:b w:val="false"/>
+                <w:bCs w:val="false"/>
+                <w:color w:val="6B7280"/>
+                <w:sz w:val="15"/>
+                <w:szCs w:val="15"/>
+              </w:rPr>
+              <w:t xml:space="preserve">—</w:t>
+            </w:r>
+          </w:p>
+        </w:tc>
+        <w:tc>
+          <w:tcPr>
+            <w:tcW w:type="dxa" w:w="660"/>
+            <w:tcBorders>
+              <w:top w:val="single" w:color="D6E1EC" w:sz="4"/>
+              <w:left w:val="single" w:color="D6E1EC" w:sz="4"/>
+              <w:bottom w:val="single" w:color="D6E1EC" w:sz="4"/>
+              <w:right w:val="single" w:color="D6E1EC" w:sz="4"/>
+            </w:tcBorders>
+            <w:shd w:fill="FFFFFF" w:color="auto" w:val="clear"/>
+            <w:tcMar>
+              <w:top w:type="dxa" w:w="60"/>
+              <w:left w:type="dxa" w:w="90"/>
+              <w:bottom w:type="dxa" w:w="60"/>
+              <w:right w:type="dxa" w:w="90"/>
+            </w:tcMar>
+            <w:vAlign w:val="center"/>
+          </w:tcPr>
+          <w:p>
+            <w:pPr>
+              <w:spacing w:after="0"/>
+              <w:jc w:val="center"/>
+            </w:pPr>
+            <w:r>
+              <w:rPr>
+                <w:b w:val="false"/>
+                <w:bCs w:val="false"/>
+                <w:color w:val="6B7280"/>
+                <w:sz w:val="15"/>
+                <w:szCs w:val="15"/>
+              </w:rPr>
+              <w:t xml:space="preserve">—</w:t>
+            </w:r>
+          </w:p>
+        </w:tc>
+        <w:tc>
+          <w:tcPr>
+            <w:tcW w:type="dxa" w:w="660"/>
+            <w:tcBorders>
+              <w:top w:val="single" w:color="D6E1EC" w:sz="4"/>
+              <w:left w:val="single" w:color="D6E1EC" w:sz="4"/>
+              <w:bottom w:val="single" w:color="D6E1EC" w:sz="4"/>
+              <w:right w:val="single" w:color="D6E1EC" w:sz="4"/>
+            </w:tcBorders>
+            <w:shd w:fill="FFFFFF" w:color="auto" w:val="clear"/>
+            <w:tcMar>
+              <w:top w:type="dxa" w:w="60"/>
+              <w:left w:type="dxa" w:w="90"/>
+              <w:bottom w:type="dxa" w:w="60"/>
+              <w:right w:type="dxa" w:w="90"/>
+            </w:tcMar>
+            <w:vAlign w:val="center"/>
+          </w:tcPr>
+          <w:p>
+            <w:pPr>
+              <w:spacing w:after="0"/>
+              <w:jc w:val="center"/>
+            </w:pPr>
+            <w:r>
+              <w:rPr>
+                <w:b w:val="false"/>
+                <w:bCs w:val="false"/>
+                <w:color w:val="6B7280"/>
+                <w:sz w:val="15"/>
+                <w:szCs w:val="15"/>
+              </w:rPr>
+              <w:t xml:space="preserve">—</w:t>
+            </w:r>
+          </w:p>
+        </w:tc>
+        <w:tc>
+          <w:tcPr>
+            <w:tcW w:type="dxa" w:w="660"/>
+            <w:tcBorders>
+              <w:top w:val="single" w:color="D6E1EC" w:sz="4"/>
+              <w:left w:val="single" w:color="D6E1EC" w:sz="4"/>
+              <w:bottom w:val="single" w:color="D6E1EC" w:sz="4"/>
+              <w:right w:val="single" w:color="D6E1EC" w:sz="4"/>
+            </w:tcBorders>
+            <w:shd w:fill="FFFFFF" w:color="auto" w:val="clear"/>
+            <w:tcMar>
+              <w:top w:type="dxa" w:w="60"/>
+              <w:left w:type="dxa" w:w="90"/>
+              <w:bottom w:type="dxa" w:w="60"/>
+              <w:right w:type="dxa" w:w="90"/>
+            </w:tcMar>
+            <w:vAlign w:val="center"/>
+          </w:tcPr>
+          <w:p>
+            <w:pPr>
+              <w:spacing w:after="0"/>
+              <w:jc w:val="center"/>
+            </w:pPr>
+            <w:r>
+              <w:rPr>
+                <w:b w:val="false"/>
+                <w:bCs w:val="false"/>
+                <w:color w:val="6B7280"/>
+                <w:sz w:val="15"/>
+                <w:szCs w:val="15"/>
+              </w:rPr>
+              <w:t xml:space="preserve">—</w:t>
+            </w:r>
+          </w:p>
+        </w:tc>
+        <w:tc>
+          <w:tcPr>
+            <w:tcW w:type="dxa" w:w="660"/>
+            <w:tcBorders>
+              <w:top w:val="single" w:color="D6E1EC" w:sz="4"/>
+              <w:left w:val="single" w:color="D6E1EC" w:sz="4"/>
+              <w:bottom w:val="single" w:color="D6E1EC" w:sz="4"/>
+              <w:right w:val="single" w:color="D6E1EC" w:sz="4"/>
+            </w:tcBorders>
+            <w:shd w:fill="FFFFFF" w:color="auto" w:val="clear"/>
+            <w:tcMar>
+              <w:top w:type="dxa" w:w="60"/>
+              <w:left w:type="dxa" w:w="90"/>
+              <w:bottom w:type="dxa" w:w="60"/>
+              <w:right w:type="dxa" w:w="90"/>
+            </w:tcMar>
+            <w:vAlign w:val="center"/>
+          </w:tcPr>
+          <w:p>
+            <w:pPr>
+              <w:spacing w:after="0"/>
+              <w:jc w:val="center"/>
+            </w:pPr>
+            <w:r>
+              <w:rPr>
+                <w:b w:val="false"/>
+                <w:bCs w:val="false"/>
+                <w:color w:val="6B7280"/>
+                <w:sz w:val="15"/>
+                <w:szCs w:val="15"/>
+              </w:rPr>
+              <w:t xml:space="preserve">—</w:t>
+            </w:r>
+          </w:p>
+        </w:tc>
+        <w:tc>
+          <w:tcPr>
+            <w:tcW w:type="dxa" w:w="660"/>
+            <w:tcBorders>
+              <w:top w:val="single" w:color="D6E1EC" w:sz="4"/>
+              <w:left w:val="single" w:color="D6E1EC" w:sz="4"/>
+              <w:bottom w:val="single" w:color="D6E1EC" w:sz="4"/>
+              <w:right w:val="single" w:color="D6E1EC" w:sz="4"/>
+            </w:tcBorders>
+            <w:shd w:fill="FFFFFF" w:color="auto" w:val="clear"/>
+            <w:tcMar>
+              <w:top w:type="dxa" w:w="60"/>
+              <w:left w:type="dxa" w:w="90"/>
+              <w:bottom w:type="dxa" w:w="60"/>
+              <w:right w:type="dxa" w:w="90"/>
+            </w:tcMar>
+            <w:vAlign w:val="center"/>
+          </w:tcPr>
+          <w:p>
+            <w:pPr>
+              <w:spacing w:after="0"/>
+              <w:jc w:val="center"/>
+            </w:pPr>
+            <w:r>
+              <w:rPr>
+                <w:b w:val="false"/>
+                <w:bCs w:val="false"/>
+                <w:color w:val="6B7280"/>
+                <w:sz w:val="15"/>
+                <w:szCs w:val="15"/>
+              </w:rPr>
+              <w:t xml:space="preserve">—</w:t>
+            </w:r>
+          </w:p>
+        </w:tc>
+        <w:tc>
+          <w:tcPr>
+            <w:tcW w:type="dxa" w:w="660"/>
+            <w:tcBorders>
+              <w:top w:val="single" w:color="D6E1EC" w:sz="4"/>
+              <w:left w:val="single" w:color="D6E1EC" w:sz="4"/>
+              <w:bottom w:val="single" w:color="D6E1EC" w:sz="4"/>
+              <w:right w:val="single" w:color="D6E1EC" w:sz="4"/>
+            </w:tcBorders>
+            <w:shd w:fill="FFFFFF" w:color="auto" w:val="clear"/>
+            <w:tcMar>
+              <w:top w:type="dxa" w:w="60"/>
+              <w:left w:type="dxa" w:w="90"/>
+              <w:bottom w:type="dxa" w:w="60"/>
+              <w:right w:type="dxa" w:w="90"/>
+            </w:tcMar>
+            <w:vAlign w:val="center"/>
+          </w:tcPr>
+          <w:p>
+            <w:pPr>
+              <w:spacing w:after="0"/>
+              <w:jc w:val="center"/>
+            </w:pPr>
+            <w:r>
+              <w:rPr>
+                <w:b w:val="false"/>
+                <w:bCs w:val="false"/>
+                <w:color w:val="6B7280"/>
+                <w:sz w:val="15"/>
+                <w:szCs w:val="15"/>
+              </w:rPr>
+              <w:t xml:space="preserve">—</w:t>
+            </w:r>
+          </w:p>
+        </w:tc>
+        <w:tc>
+          <w:tcPr>
+            <w:tcW w:type="dxa" w:w="660"/>
+            <w:tcBorders>
+              <w:top w:val="single" w:color="D6E1EC" w:sz="4"/>
+              <w:left w:val="single" w:color="D6E1EC" w:sz="4"/>
+              <w:bottom w:val="single" w:color="D6E1EC" w:sz="4"/>
+              <w:right w:val="single" w:color="D6E1EC" w:sz="4"/>
+            </w:tcBorders>
+            <w:shd w:fill="EAF0F6" w:color="auto" w:val="clear"/>
+            <w:tcMar>
+              <w:top w:type="dxa" w:w="60"/>
+              <w:left w:type="dxa" w:w="90"/>
+              <w:bottom w:type="dxa" w:w="60"/>
+              <w:right w:type="dxa" w:w="90"/>
+            </w:tcMar>
+            <w:vAlign w:val="center"/>
+          </w:tcPr>
+          <w:p>
+            <w:pPr>
+              <w:spacing w:after="0"/>
+              <w:jc w:val="center"/>
+            </w:pPr>
+            <w:r>
+              <w:rPr>
+                <w:b w:val="false"/>
+                <w:bCs w:val="false"/>
+                <w:color w:val="1B7A3D"/>
+                <w:sz w:val="15"/>
+                <w:szCs w:val="15"/>
+              </w:rPr>
+              <w:t xml:space="preserve">✓</w:t>
+            </w:r>
+          </w:p>
+        </w:tc>
+        <w:tc>
+          <w:tcPr>
+            <w:tcW w:type="dxa" w:w="660"/>
+            <w:tcBorders>
+              <w:top w:val="single" w:color="D6E1EC" w:sz="4"/>
+              <w:left w:val="single" w:color="D6E1EC" w:sz="4"/>
+              <w:bottom w:val="single" w:color="D6E1EC" w:sz="4"/>
+              <w:right w:val="single" w:color="D6E1EC" w:sz="4"/>
+            </w:tcBorders>
+            <w:shd w:fill="FFFFFF" w:color="auto" w:val="clear"/>
+            <w:tcMar>
+              <w:top w:type="dxa" w:w="60"/>
+              <w:left w:type="dxa" w:w="90"/>
+              <w:bottom w:type="dxa" w:w="60"/>
+              <w:right w:type="dxa" w:w="90"/>
+            </w:tcMar>
+            <w:vAlign w:val="center"/>
+          </w:tcPr>
+          <w:p>
+            <w:pPr>
+              <w:spacing w:after="0"/>
+              <w:jc w:val="center"/>
+            </w:pPr>
+            <w:r>
+              <w:rPr>
+                <w:b w:val="false"/>
+                <w:bCs w:val="false"/>
+                <w:color w:val="6B7280"/>
+                <w:sz w:val="15"/>
+                <w:szCs w:val="15"/>
+              </w:rPr>
+              <w:t xml:space="preserve">—</w:t>
+            </w:r>
+          </w:p>
+        </w:tc>
+      </w:tr>
+      <w:tr>
+        <w:tc>
+          <w:tcPr>
+            <w:tcW w:type="dxa" w:w="3086"/>
+            <w:tcBorders>
+              <w:top w:val="single" w:color="D6E1EC" w:sz="4"/>
+              <w:left w:val="single" w:color="D6E1EC" w:sz="4"/>
+              <w:bottom w:val="single" w:color="D6E1EC" w:sz="4"/>
+              <w:right w:val="single" w:color="D6E1EC" w:sz="4"/>
+            </w:tcBorders>
+            <w:shd w:fill="FFFFFF" w:color="auto" w:val="clear"/>
+            <w:tcMar>
+              <w:top w:type="dxa" w:w="60"/>
+              <w:left w:type="dxa" w:w="90"/>
+              <w:bottom w:type="dxa" w:w="60"/>
+              <w:right w:type="dxa" w:w="90"/>
+            </w:tcMar>
+            <w:vAlign w:val="center"/>
+          </w:tcPr>
+          <w:p>
+            <w:pPr>
+              <w:spacing w:after="0"/>
+              <w:jc w:val="left"/>
+            </w:pPr>
+            <w:r>
+              <w:rPr>
+                <w:b/>
+                <w:bCs/>
+                <w:sz w:val="15"/>
+                <w:szCs w:val="15"/>
+              </w:rPr>
+              <w:t xml:space="preserve">View customer records</w:t>
+            </w:r>
+          </w:p>
+        </w:tc>
+        <w:tc>
+          <w:tcPr>
+            <w:tcW w:type="dxa" w:w="660"/>
+            <w:tcBorders>
+              <w:top w:val="single" w:color="D6E1EC" w:sz="4"/>
+              <w:left w:val="single" w:color="D6E1EC" w:sz="4"/>
+              <w:bottom w:val="single" w:color="D6E1EC" w:sz="4"/>
+              <w:right w:val="single" w:color="D6E1EC" w:sz="4"/>
+            </w:tcBorders>
+            <w:shd w:fill="FFFFFF" w:color="auto" w:val="clear"/>
+            <w:tcMar>
+              <w:top w:type="dxa" w:w="60"/>
+              <w:left w:type="dxa" w:w="90"/>
+              <w:bottom w:type="dxa" w:w="60"/>
+              <w:right w:type="dxa" w:w="90"/>
+            </w:tcMar>
+            <w:vAlign w:val="center"/>
+          </w:tcPr>
+          <w:p>
+            <w:pPr>
+              <w:spacing w:after="0"/>
+              <w:jc w:val="center"/>
+            </w:pPr>
+            <w:r>
+              <w:rPr>
+                <w:b w:val="false"/>
+                <w:bCs w:val="false"/>
+                <w:color w:val="1B7A3D"/>
+                <w:sz w:val="15"/>
+                <w:szCs w:val="15"/>
+              </w:rPr>
+              <w:t xml:space="preserve">Own</w:t>
+            </w:r>
+          </w:p>
+        </w:tc>
+        <w:tc>
+          <w:tcPr>
+            <w:tcW w:type="dxa" w:w="660"/>
+            <w:tcBorders>
+              <w:top w:val="single" w:color="D6E1EC" w:sz="4"/>
+              <w:left w:val="single" w:color="D6E1EC" w:sz="4"/>
+              <w:bottom w:val="single" w:color="D6E1EC" w:sz="4"/>
+              <w:right w:val="single" w:color="D6E1EC" w:sz="4"/>
+            </w:tcBorders>
+            <w:shd w:fill="FFFFFF" w:color="auto" w:val="clear"/>
+            <w:tcMar>
+              <w:top w:type="dxa" w:w="60"/>
+              <w:left w:type="dxa" w:w="90"/>
+              <w:bottom w:type="dxa" w:w="60"/>
+              <w:right w:type="dxa" w:w="90"/>
+            </w:tcMar>
+            <w:vAlign w:val="center"/>
+          </w:tcPr>
+          <w:p>
+            <w:pPr>
+              <w:spacing w:after="0"/>
+              <w:jc w:val="center"/>
+            </w:pPr>
+            <w:r>
+              <w:rPr>
+                <w:b w:val="false"/>
+                <w:bCs w:val="false"/>
+                <w:color w:val="1B7A3D"/>
+                <w:sz w:val="15"/>
+                <w:szCs w:val="15"/>
+              </w:rPr>
+              <w:t xml:space="preserve">Team</w:t>
+            </w:r>
+          </w:p>
+        </w:tc>
+        <w:tc>
+          <w:tcPr>
+            <w:tcW w:type="dxa" w:w="660"/>
+            <w:tcBorders>
+              <w:top w:val="single" w:color="D6E1EC" w:sz="4"/>
+              <w:left w:val="single" w:color="D6E1EC" w:sz="4"/>
+              <w:bottom w:val="single" w:color="D6E1EC" w:sz="4"/>
+              <w:right w:val="single" w:color="D6E1EC" w:sz="4"/>
+            </w:tcBorders>
+            <w:shd w:fill="FFFFFF" w:color="auto" w:val="clear"/>
+            <w:tcMar>
+              <w:top w:type="dxa" w:w="60"/>
+              <w:left w:type="dxa" w:w="90"/>
+              <w:bottom w:type="dxa" w:w="60"/>
+              <w:right w:type="dxa" w:w="90"/>
+            </w:tcMar>
+            <w:vAlign w:val="center"/>
+          </w:tcPr>
+          <w:p>
+            <w:pPr>
+              <w:spacing w:after="0"/>
+              <w:jc w:val="center"/>
+            </w:pPr>
+            <w:r>
+              <w:rPr>
+                <w:b w:val="false"/>
+                <w:bCs w:val="false"/>
+                <w:color w:val="1B7A3D"/>
+                <w:sz w:val="15"/>
+                <w:szCs w:val="15"/>
+              </w:rPr>
+              <w:t xml:space="preserve">Rgn</w:t>
+            </w:r>
+          </w:p>
+        </w:tc>
+        <w:tc>
+          <w:tcPr>
+            <w:tcW w:type="dxa" w:w="660"/>
+            <w:tcBorders>
+              <w:top w:val="single" w:color="D6E1EC" w:sz="4"/>
+              <w:left w:val="single" w:color="D6E1EC" w:sz="4"/>
+              <w:bottom w:val="single" w:color="D6E1EC" w:sz="4"/>
+              <w:right w:val="single" w:color="D6E1EC" w:sz="4"/>
+            </w:tcBorders>
+            <w:shd w:fill="FFFFFF" w:color="auto" w:val="clear"/>
+            <w:tcMar>
+              <w:top w:type="dxa" w:w="60"/>
+              <w:left w:type="dxa" w:w="90"/>
+              <w:bottom w:type="dxa" w:w="60"/>
+              <w:right w:type="dxa" w:w="90"/>
+            </w:tcMar>
+            <w:vAlign w:val="center"/>
+          </w:tcPr>
+          <w:p>
+            <w:pPr>
+              <w:spacing w:after="0"/>
+              <w:jc w:val="center"/>
+            </w:pPr>
+            <w:r>
+              <w:rPr>
+                <w:b w:val="false"/>
+                <w:bCs w:val="false"/>
+                <w:color w:val="1B7A3D"/>
+                <w:sz w:val="15"/>
+                <w:szCs w:val="15"/>
+              </w:rPr>
+              <w:t xml:space="preserve">All</w:t>
+            </w:r>
+          </w:p>
+        </w:tc>
+        <w:tc>
+          <w:tcPr>
+            <w:tcW w:type="dxa" w:w="660"/>
+            <w:tcBorders>
+              <w:top w:val="single" w:color="D6E1EC" w:sz="4"/>
+              <w:left w:val="single" w:color="D6E1EC" w:sz="4"/>
+              <w:bottom w:val="single" w:color="D6E1EC" w:sz="4"/>
+              <w:right w:val="single" w:color="D6E1EC" w:sz="4"/>
+            </w:tcBorders>
+            <w:shd w:fill="FFFFFF" w:color="auto" w:val="clear"/>
+            <w:tcMar>
+              <w:top w:type="dxa" w:w="60"/>
+              <w:left w:type="dxa" w:w="90"/>
+              <w:bottom w:type="dxa" w:w="60"/>
+              <w:right w:type="dxa" w:w="90"/>
+            </w:tcMar>
+            <w:vAlign w:val="center"/>
+          </w:tcPr>
+          <w:p>
+            <w:pPr>
+              <w:spacing w:after="0"/>
+              <w:jc w:val="center"/>
+            </w:pPr>
+            <w:r>
+              <w:rPr>
+                <w:b w:val="false"/>
+                <w:bCs w:val="false"/>
+                <w:color w:val="1B7A3D"/>
+                <w:sz w:val="15"/>
+                <w:szCs w:val="15"/>
+              </w:rPr>
+              <w:t xml:space="preserve">All</w:t>
+            </w:r>
+          </w:p>
+        </w:tc>
+        <w:tc>
+          <w:tcPr>
+            <w:tcW w:type="dxa" w:w="660"/>
+            <w:tcBorders>
+              <w:top w:val="single" w:color="D6E1EC" w:sz="4"/>
+              <w:left w:val="single" w:color="D6E1EC" w:sz="4"/>
+              <w:bottom w:val="single" w:color="D6E1EC" w:sz="4"/>
+              <w:right w:val="single" w:color="D6E1EC" w:sz="4"/>
+            </w:tcBorders>
+            <w:shd w:fill="FFFFFF" w:color="auto" w:val="clear"/>
+            <w:tcMar>
+              <w:top w:type="dxa" w:w="60"/>
+              <w:left w:type="dxa" w:w="90"/>
+              <w:bottom w:type="dxa" w:w="60"/>
+              <w:right w:type="dxa" w:w="90"/>
+            </w:tcMar>
+            <w:vAlign w:val="center"/>
+          </w:tcPr>
+          <w:p>
+            <w:pPr>
+              <w:spacing w:after="0"/>
+              <w:jc w:val="center"/>
+            </w:pPr>
+            <w:r>
+              <w:rPr>
+                <w:b w:val="false"/>
+                <w:bCs w:val="false"/>
+                <w:color w:val="1B7A3D"/>
+                <w:sz w:val="15"/>
+                <w:szCs w:val="15"/>
+              </w:rPr>
+              <w:t xml:space="preserve">All</w:t>
+            </w:r>
+          </w:p>
+        </w:tc>
+        <w:tc>
+          <w:tcPr>
+            <w:tcW w:type="dxa" w:w="660"/>
+            <w:tcBorders>
+              <w:top w:val="single" w:color="D6E1EC" w:sz="4"/>
+              <w:left w:val="single" w:color="D6E1EC" w:sz="4"/>
+              <w:bottom w:val="single" w:color="D6E1EC" w:sz="4"/>
+              <w:right w:val="single" w:color="D6E1EC" w:sz="4"/>
+            </w:tcBorders>
+            <w:shd w:fill="FFFFFF" w:color="auto" w:val="clear"/>
+            <w:tcMar>
+              <w:top w:type="dxa" w:w="60"/>
+              <w:left w:type="dxa" w:w="90"/>
+              <w:bottom w:type="dxa" w:w="60"/>
+              <w:right w:type="dxa" w:w="90"/>
+            </w:tcMar>
+            <w:vAlign w:val="center"/>
+          </w:tcPr>
+          <w:p>
+            <w:pPr>
+              <w:spacing w:after="0"/>
+              <w:jc w:val="center"/>
+            </w:pPr>
+            <w:r>
+              <w:rPr>
+                <w:b w:val="false"/>
+                <w:bCs w:val="false"/>
+                <w:color w:val="1B7A3D"/>
+                <w:sz w:val="15"/>
+                <w:szCs w:val="15"/>
+              </w:rPr>
+              <w:t xml:space="preserve">Rgn</w:t>
+            </w:r>
+          </w:p>
+        </w:tc>
+        <w:tc>
+          <w:tcPr>
+            <w:tcW w:type="dxa" w:w="660"/>
+            <w:tcBorders>
+              <w:top w:val="single" w:color="D6E1EC" w:sz="4"/>
+              <w:left w:val="single" w:color="D6E1EC" w:sz="4"/>
+              <w:bottom w:val="single" w:color="D6E1EC" w:sz="4"/>
+              <w:right w:val="single" w:color="D6E1EC" w:sz="4"/>
+            </w:tcBorders>
+            <w:shd w:fill="FFFFFF" w:color="auto" w:val="clear"/>
+            <w:tcMar>
+              <w:top w:type="dxa" w:w="60"/>
+              <w:left w:type="dxa" w:w="90"/>
+              <w:bottom w:type="dxa" w:w="60"/>
+              <w:right w:type="dxa" w:w="90"/>
+            </w:tcMar>
+            <w:vAlign w:val="center"/>
+          </w:tcPr>
+          <w:p>
+            <w:pPr>
+              <w:spacing w:after="0"/>
+              <w:jc w:val="center"/>
+            </w:pPr>
+            <w:r>
+              <w:rPr>
+                <w:b w:val="false"/>
+                <w:bCs w:val="false"/>
+                <w:color w:val="1B7A3D"/>
+                <w:sz w:val="15"/>
+                <w:szCs w:val="15"/>
+              </w:rPr>
+              <w:t xml:space="preserve">All</w:t>
+            </w:r>
+          </w:p>
+        </w:tc>
+        <w:tc>
+          <w:tcPr>
+            <w:tcW w:type="dxa" w:w="660"/>
+            <w:tcBorders>
+              <w:top w:val="single" w:color="D6E1EC" w:sz="4"/>
+              <w:left w:val="single" w:color="D6E1EC" w:sz="4"/>
+              <w:bottom w:val="single" w:color="D6E1EC" w:sz="4"/>
+              <w:right w:val="single" w:color="D6E1EC" w:sz="4"/>
+            </w:tcBorders>
+            <w:shd w:fill="FFFFFF" w:color="auto" w:val="clear"/>
+            <w:tcMar>
+              <w:top w:type="dxa" w:w="60"/>
+              <w:left w:type="dxa" w:w="90"/>
+              <w:bottom w:type="dxa" w:w="60"/>
+              <w:right w:type="dxa" w:w="90"/>
+            </w:tcMar>
+            <w:vAlign w:val="center"/>
+          </w:tcPr>
+          <w:p>
+            <w:pPr>
+              <w:spacing w:after="0"/>
+              <w:jc w:val="center"/>
+            </w:pPr>
+            <w:r>
+              <w:rPr>
+                <w:b w:val="false"/>
+                <w:bCs w:val="false"/>
+                <w:color w:val="1B7A3D"/>
+                <w:sz w:val="15"/>
+                <w:szCs w:val="15"/>
+              </w:rPr>
+              <w:t xml:space="preserve">All</w:t>
+            </w:r>
+          </w:p>
+        </w:tc>
+      </w:tr>
+      <w:tr>
+        <w:tc>
+          <w:tcPr>
+            <w:tcW w:type="dxa" w:w="3086"/>
+            <w:tcBorders>
+              <w:top w:val="single" w:color="D6E1EC" w:sz="4"/>
+              <w:left w:val="single" w:color="D6E1EC" w:sz="4"/>
+              <w:bottom w:val="single" w:color="D6E1EC" w:sz="4"/>
+              <w:right w:val="single" w:color="D6E1EC" w:sz="4"/>
+            </w:tcBorders>
+            <w:shd w:fill="EAF0F6" w:color="auto" w:val="clear"/>
+            <w:tcMar>
+              <w:top w:type="dxa" w:w="60"/>
+              <w:left w:type="dxa" w:w="90"/>
+              <w:bottom w:type="dxa" w:w="60"/>
+              <w:right w:type="dxa" w:w="90"/>
+            </w:tcMar>
+            <w:vAlign w:val="center"/>
+          </w:tcPr>
+          <w:p>
+            <w:pPr>
+              <w:spacing w:after="0"/>
+              <w:jc w:val="left"/>
+            </w:pPr>
+            <w:r>
+              <w:rPr>
+                <w:b/>
+                <w:bCs/>
+                <w:sz w:val="15"/>
+                <w:szCs w:val="15"/>
+              </w:rPr>
               <w:t xml:space="preserve">Export customer data (scope-filtered)</w:t>
             </w:r>
           </w:p>
         </w:tc>
         <w:tc>
           <w:tcPr>
-            <w:tcW w:type="dxa" w:w="720"/>
+            <w:tcW w:type="dxa" w:w="660"/>
             <w:tcBorders>
               <w:top w:val="single" w:color="D6E1EC" w:sz="4"/>
               <w:left w:val="single" w:color="D6E1EC" w:sz="4"/>
@@ -10769,14 +12984,14 @@
         </w:tc>
         <w:tc>
           <w:tcPr>
-            <w:tcW w:type="dxa" w:w="720"/>
-            <w:tcBorders>
-              <w:top w:val="single" w:color="D6E1EC" w:sz="4"/>
-              <w:left w:val="single" w:color="D6E1EC" w:sz="4"/>
-              <w:bottom w:val="single" w:color="D6E1EC" w:sz="4"/>
-              <w:right w:val="single" w:color="D6E1EC" w:sz="4"/>
-            </w:tcBorders>
-            <w:shd w:fill="FFFFFF" w:color="auto" w:val="clear"/>
+            <w:tcW w:type="dxa" w:w="660"/>
+            <w:tcBorders>
+              <w:top w:val="single" w:color="D6E1EC" w:sz="4"/>
+              <w:left w:val="single" w:color="D6E1EC" w:sz="4"/>
+              <w:bottom w:val="single" w:color="D6E1EC" w:sz="4"/>
+              <w:right w:val="single" w:color="D6E1EC" w:sz="4"/>
+            </w:tcBorders>
+            <w:shd w:fill="EAF0F6" w:color="auto" w:val="clear"/>
             <w:tcMar>
               <w:top w:type="dxa" w:w="60"/>
               <w:left w:type="dxa" w:w="90"/>
@@ -10804,14 +13019,14 @@
         </w:tc>
         <w:tc>
           <w:tcPr>
-            <w:tcW w:type="dxa" w:w="720"/>
-            <w:tcBorders>
-              <w:top w:val="single" w:color="D6E1EC" w:sz="4"/>
-              <w:left w:val="single" w:color="D6E1EC" w:sz="4"/>
-              <w:bottom w:val="single" w:color="D6E1EC" w:sz="4"/>
-              <w:right w:val="single" w:color="D6E1EC" w:sz="4"/>
-            </w:tcBorders>
-            <w:shd w:fill="FFFFFF" w:color="auto" w:val="clear"/>
+            <w:tcW w:type="dxa" w:w="660"/>
+            <w:tcBorders>
+              <w:top w:val="single" w:color="D6E1EC" w:sz="4"/>
+              <w:left w:val="single" w:color="D6E1EC" w:sz="4"/>
+              <w:bottom w:val="single" w:color="D6E1EC" w:sz="4"/>
+              <w:right w:val="single" w:color="D6E1EC" w:sz="4"/>
+            </w:tcBorders>
+            <w:shd w:fill="EAF0F6" w:color="auto" w:val="clear"/>
             <w:tcMar>
               <w:top w:type="dxa" w:w="60"/>
               <w:left w:type="dxa" w:w="90"/>
@@ -10839,14 +13054,14 @@
         </w:tc>
         <w:tc>
           <w:tcPr>
-            <w:tcW w:type="dxa" w:w="720"/>
-            <w:tcBorders>
-              <w:top w:val="single" w:color="D6E1EC" w:sz="4"/>
-              <w:left w:val="single" w:color="D6E1EC" w:sz="4"/>
-              <w:bottom w:val="single" w:color="D6E1EC" w:sz="4"/>
-              <w:right w:val="single" w:color="D6E1EC" w:sz="4"/>
-            </w:tcBorders>
-            <w:shd w:fill="FFFFFF" w:color="auto" w:val="clear"/>
+            <w:tcW w:type="dxa" w:w="660"/>
+            <w:tcBorders>
+              <w:top w:val="single" w:color="D6E1EC" w:sz="4"/>
+              <w:left w:val="single" w:color="D6E1EC" w:sz="4"/>
+              <w:bottom w:val="single" w:color="D6E1EC" w:sz="4"/>
+              <w:right w:val="single" w:color="D6E1EC" w:sz="4"/>
+            </w:tcBorders>
+            <w:shd w:fill="EAF0F6" w:color="auto" w:val="clear"/>
             <w:tcMar>
               <w:top w:type="dxa" w:w="60"/>
               <w:left w:type="dxa" w:w="90"/>
@@ -10874,14 +13089,14 @@
         </w:tc>
         <w:tc>
           <w:tcPr>
-            <w:tcW w:type="dxa" w:w="720"/>
-            <w:tcBorders>
-              <w:top w:val="single" w:color="D6E1EC" w:sz="4"/>
-              <w:left w:val="single" w:color="D6E1EC" w:sz="4"/>
-              <w:bottom w:val="single" w:color="D6E1EC" w:sz="4"/>
-              <w:right w:val="single" w:color="D6E1EC" w:sz="4"/>
-            </w:tcBorders>
-            <w:shd w:fill="FFFFFF" w:color="auto" w:val="clear"/>
+            <w:tcW w:type="dxa" w:w="660"/>
+            <w:tcBorders>
+              <w:top w:val="single" w:color="D6E1EC" w:sz="4"/>
+              <w:left w:val="single" w:color="D6E1EC" w:sz="4"/>
+              <w:bottom w:val="single" w:color="D6E1EC" w:sz="4"/>
+              <w:right w:val="single" w:color="D6E1EC" w:sz="4"/>
+            </w:tcBorders>
+            <w:shd w:fill="EAF0F6" w:color="auto" w:val="clear"/>
             <w:tcMar>
               <w:top w:type="dxa" w:w="60"/>
               <w:left w:type="dxa" w:w="90"/>
@@ -10909,14 +13124,14 @@
         </w:tc>
         <w:tc>
           <w:tcPr>
-            <w:tcW w:type="dxa" w:w="720"/>
-            <w:tcBorders>
-              <w:top w:val="single" w:color="D6E1EC" w:sz="4"/>
-              <w:left w:val="single" w:color="D6E1EC" w:sz="4"/>
-              <w:bottom w:val="single" w:color="D6E1EC" w:sz="4"/>
-              <w:right w:val="single" w:color="D6E1EC" w:sz="4"/>
-            </w:tcBorders>
-            <w:shd w:fill="FFFFFF" w:color="auto" w:val="clear"/>
+            <w:tcW w:type="dxa" w:w="660"/>
+            <w:tcBorders>
+              <w:top w:val="single" w:color="D6E1EC" w:sz="4"/>
+              <w:left w:val="single" w:color="D6E1EC" w:sz="4"/>
+              <w:bottom w:val="single" w:color="D6E1EC" w:sz="4"/>
+              <w:right w:val="single" w:color="D6E1EC" w:sz="4"/>
+            </w:tcBorders>
+            <w:shd w:fill="EAF0F6" w:color="auto" w:val="clear"/>
             <w:tcMar>
               <w:top w:type="dxa" w:w="60"/>
               <w:left w:type="dxa" w:w="90"/>
@@ -10938,20 +13153,55 @@
                 <w:sz w:val="15"/>
                 <w:szCs w:val="15"/>
               </w:rPr>
+              <w:t xml:space="preserve">All</w:t>
+            </w:r>
+          </w:p>
+        </w:tc>
+        <w:tc>
+          <w:tcPr>
+            <w:tcW w:type="dxa" w:w="660"/>
+            <w:tcBorders>
+              <w:top w:val="single" w:color="D6E1EC" w:sz="4"/>
+              <w:left w:val="single" w:color="D6E1EC" w:sz="4"/>
+              <w:bottom w:val="single" w:color="D6E1EC" w:sz="4"/>
+              <w:right w:val="single" w:color="D6E1EC" w:sz="4"/>
+            </w:tcBorders>
+            <w:shd w:fill="EAF0F6" w:color="auto" w:val="clear"/>
+            <w:tcMar>
+              <w:top w:type="dxa" w:w="60"/>
+              <w:left w:type="dxa" w:w="90"/>
+              <w:bottom w:type="dxa" w:w="60"/>
+              <w:right w:type="dxa" w:w="90"/>
+            </w:tcMar>
+            <w:vAlign w:val="center"/>
+          </w:tcPr>
+          <w:p>
+            <w:pPr>
+              <w:spacing w:after="0"/>
+              <w:jc w:val="center"/>
+            </w:pPr>
+            <w:r>
+              <w:rPr>
+                <w:b w:val="false"/>
+                <w:bCs w:val="false"/>
+                <w:color w:val="1B7A3D"/>
+                <w:sz w:val="15"/>
+                <w:szCs w:val="15"/>
+              </w:rPr>
               <w:t xml:space="preserve">Rgn</w:t>
             </w:r>
           </w:p>
         </w:tc>
         <w:tc>
           <w:tcPr>
-            <w:tcW w:type="dxa" w:w="720"/>
-            <w:tcBorders>
-              <w:top w:val="single" w:color="D6E1EC" w:sz="4"/>
-              <w:left w:val="single" w:color="D6E1EC" w:sz="4"/>
-              <w:bottom w:val="single" w:color="D6E1EC" w:sz="4"/>
-              <w:right w:val="single" w:color="D6E1EC" w:sz="4"/>
-            </w:tcBorders>
-            <w:shd w:fill="FFFFFF" w:color="auto" w:val="clear"/>
+            <w:tcW w:type="dxa" w:w="660"/>
+            <w:tcBorders>
+              <w:top w:val="single" w:color="D6E1EC" w:sz="4"/>
+              <w:left w:val="single" w:color="D6E1EC" w:sz="4"/>
+              <w:bottom w:val="single" w:color="D6E1EC" w:sz="4"/>
+              <w:right w:val="single" w:color="D6E1EC" w:sz="4"/>
+            </w:tcBorders>
+            <w:shd w:fill="EAF0F6" w:color="auto" w:val="clear"/>
             <w:tcMar>
               <w:top w:type="dxa" w:w="60"/>
               <w:left w:type="dxa" w:w="90"/>
@@ -10979,14 +13229,14 @@
         </w:tc>
         <w:tc>
           <w:tcPr>
-            <w:tcW w:type="dxa" w:w="720"/>
-            <w:tcBorders>
-              <w:top w:val="single" w:color="D6E1EC" w:sz="4"/>
-              <w:left w:val="single" w:color="D6E1EC" w:sz="4"/>
-              <w:bottom w:val="single" w:color="D6E1EC" w:sz="4"/>
-              <w:right w:val="single" w:color="D6E1EC" w:sz="4"/>
-            </w:tcBorders>
-            <w:shd w:fill="FFFFFF" w:color="auto" w:val="clear"/>
+            <w:tcW w:type="dxa" w:w="660"/>
+            <w:tcBorders>
+              <w:top w:val="single" w:color="D6E1EC" w:sz="4"/>
+              <w:left w:val="single" w:color="D6E1EC" w:sz="4"/>
+              <w:bottom w:val="single" w:color="D6E1EC" w:sz="4"/>
+              <w:right w:val="single" w:color="D6E1EC" w:sz="4"/>
+            </w:tcBorders>
+            <w:shd w:fill="EAF0F6" w:color="auto" w:val="clear"/>
             <w:tcMar>
               <w:top w:type="dxa" w:w="60"/>
               <w:left w:type="dxa" w:w="90"/>
@@ -11026,7 +13276,7 @@
           <w:sz w:val="16"/>
           <w:szCs w:val="16"/>
         </w:rPr>
-        <w:t xml:space="preserve">* Manager acts on the Supervisor step only as a fallback for their region when the submitter’s Supervisor is unavailable.  “bulk” = via the Steward import, not the per-customer create screen.  “req” = the salesman raises the reactivation request; a Manager approves it.</w:t>
+        <w:t xml:space="preserve">* Manager acts on the Supervisor step only as a fallback for their region when the submitter’s Supervisor is unavailable.  “bulk” = via the Steward import, not the per-customer create screen.  “req” = the salesman raises the reactivation request; a Manager approves it.  SD = Sales Director.  The signed credit application is the salesman’s own request only; nobody approves that step.  Every print is recorded in the audit log.</w:t>
       </w:r>
     </w:p>
     <w:p>
@@ -11037,7 +13287,7 @@
     <w:p>
       <w:pPr>
         <w:pStyle w:val="Heading1"/>
-        <w:spacing w:after="120" w:before="260"/>
+        <w:spacing w:before="260" w:after="120"/>
       </w:pPr>
       <w:r>
         <w:t xml:space="preserve">7.  Scenario Playbook</w:t>
@@ -11358,7 +13608,7 @@
               <w:jc w:val="left"/>
             </w:pPr>
             <w:r>
-              <w:t xml:space="preserve">Salesman submits with requested limit + guarantee → Supervisor → Finance Manager → GM → Accountant. Only after the Accountant’s approval does the credit take effect.</w:t>
+              <w:t xml:space="preserve">Salesman submits with the requested limit and days, the customer’s e-mail and the four credit documents → Supervisor → Sales Director → the credit application is printed, signed and stamped by the customer, and uploaded by the salesman (3 working days) → Finance Manager → GM → Accountant. Only after the Accountant’s approval does the credit take effect.</w:t>
             </w:r>
           </w:p>
         </w:tc>
@@ -11425,7 +13675,7 @@
                 <w:b/>
                 <w:bCs/>
               </w:rPr>
-              <w:t xml:space="preserve">Rejected &amp; corrected</w:t>
+              <w:t xml:space="preserve">Sent back &amp; corrected</w:t>
             </w:r>
           </w:p>
         </w:tc>
@@ -11453,7 +13703,7 @@
               <w:jc w:val="left"/>
             </w:pPr>
             <w:r>
-              <w:t xml:space="preserve">Any approver rejects with a reason → the request returns to the salesman as “needs correction” → the salesman fixes and resubmits → the chain restarts from the first step.</w:t>
+              <w:t xml:space="preserve">An approver sends the request back with a reason → it returns one step (a Finance Manager send-back returns to the signed-application step; the Supervisor’s returns it to the salesman as “needs correction”) → the salesman fixes and resubmits → the chain restarts from the first step.</w:t>
             </w:r>
           </w:p>
         </w:tc>
@@ -12404,6 +14654,101 @@
             </w:pPr>
             <w:r>
               <w:t xml:space="preserve">A rejected row is NOT in the master. The Steward reviews each one (rejected rows are listed first, with the reason), corrects the source file, and re-imports the affected customers. The load is not complete until every rejected and quarantined row is resolved or formally accepted (§8.4).</w:t>
+            </w:r>
+          </w:p>
+        </w:tc>
+      </w:tr>
+      <w:tr>
+        <w:tc>
+          <w:tcPr>
+            <w:tcW w:type="dxa" w:w="564"/>
+            <w:tcBorders>
+              <w:top w:val="single" w:color="D6E1EC" w:sz="4"/>
+              <w:left w:val="single" w:color="D6E1EC" w:sz="4"/>
+              <w:bottom w:val="single" w:color="D6E1EC" w:sz="4"/>
+              <w:right w:val="single" w:color="D6E1EC" w:sz="4"/>
+            </w:tcBorders>
+            <w:shd w:fill="1F3A5F" w:color="auto" w:val="clear"/>
+            <w:tcMar>
+              <w:top w:type="dxa" w:w="60"/>
+              <w:left w:type="dxa" w:w="90"/>
+              <w:bottom w:type="dxa" w:w="60"/>
+              <w:right w:type="dxa" w:w="90"/>
+            </w:tcMar>
+            <w:vAlign w:val="center"/>
+          </w:tcPr>
+          <w:p>
+            <w:pPr>
+              <w:spacing w:after="0"/>
+              <w:jc w:val="center"/>
+            </w:pPr>
+            <w:r>
+              <w:rPr>
+                <w:b/>
+                <w:bCs/>
+                <w:color w:val="FFFFFF"/>
+              </w:rPr>
+              <w:t xml:space="preserve">N</w:t>
+            </w:r>
+          </w:p>
+        </w:tc>
+        <w:tc>
+          <w:tcPr>
+            <w:tcW w:type="dxa" w:w="2933"/>
+            <w:tcBorders>
+              <w:top w:val="single" w:color="D6E1EC" w:sz="4"/>
+              <w:left w:val="single" w:color="D6E1EC" w:sz="4"/>
+              <w:bottom w:val="single" w:color="D6E1EC" w:sz="4"/>
+              <w:right w:val="single" w:color="D6E1EC" w:sz="4"/>
+            </w:tcBorders>
+            <w:shd w:fill="FFFFFF" w:color="auto" w:val="clear"/>
+            <w:tcMar>
+              <w:top w:type="dxa" w:w="60"/>
+              <w:left w:type="dxa" w:w="90"/>
+              <w:bottom w:type="dxa" w:w="60"/>
+              <w:right w:type="dxa" w:w="90"/>
+            </w:tcMar>
+            <w:vAlign w:val="center"/>
+          </w:tcPr>
+          <w:p>
+            <w:pPr>
+              <w:spacing w:after="0"/>
+              <w:jc w:val="left"/>
+            </w:pPr>
+            <w:r>
+              <w:rPr>
+                <w:b/>
+                <w:bCs/>
+              </w:rPr>
+              <w:t xml:space="preserve">Print a credit application or customer form</w:t>
+            </w:r>
+          </w:p>
+        </w:tc>
+        <w:tc>
+          <w:tcPr>
+            <w:tcW w:type="dxa" w:w="5529"/>
+            <w:tcBorders>
+              <w:top w:val="single" w:color="D6E1EC" w:sz="4"/>
+              <w:left w:val="single" w:color="D6E1EC" w:sz="4"/>
+              <w:bottom w:val="single" w:color="D6E1EC" w:sz="4"/>
+              <w:right w:val="single" w:color="D6E1EC" w:sz="4"/>
+            </w:tcBorders>
+            <w:shd w:fill="FFFFFF" w:color="auto" w:val="clear"/>
+            <w:tcMar>
+              <w:top w:type="dxa" w:w="60"/>
+              <w:left w:type="dxa" w:w="90"/>
+              <w:bottom w:type="dxa" w:w="60"/>
+              <w:right w:type="dxa" w:w="90"/>
+            </w:tcMar>
+            <w:vAlign w:val="center"/>
+          </w:tcPr>
+          <w:p>
+            <w:pPr>
+              <w:spacing w:after="0"/>
+              <w:jc w:val="left"/>
+            </w:pPr>
+            <w:r>
+              <w:t xml:space="preserve">Anyone but the salesman, within what they may see, uses the page’s Print button → the print is recorded in the audit log → the browser prints or saves a PDF. A credit application can be printed only while the request waits for the customer’s signature.</w:t>
             </w:r>
           </w:p>
         </w:tc>
@@ -12412,7 +14757,7 @@
     <w:p>
       <w:pPr>
         <w:pStyle w:val="Heading1"/>
-        <w:spacing w:after="120" w:before="260"/>
+        <w:spacing w:before="260" w:after="120"/>
       </w:pPr>
       <w:r>
         <w:t xml:space="preserve">8.  Bulk Data Load (Import) Procedure</w:t>
@@ -12430,7 +14775,7 @@
     <w:p>
       <w:pPr>
         <w:pStyle w:val="Heading2"/>
-        <w:spacing w:after="90" w:before="180"/>
+        <w:spacing w:before="180" w:after="90"/>
       </w:pPr>
       <w:r>
         <w:t xml:space="preserve">8.1  Order of loading (mandatory)</w:t>
@@ -12473,7 +14818,7 @@
         <w:t xml:space="preserve">2. Import the Account master </w:t>
       </w:r>
       <w:r>
-        <w:t xml:space="preserve">— regions, then routes, then people (salesmen, supervisors, accountants, Finance Manager, GM, viewers). Routes must exist before the customers that reference them.</w:t>
+        <w:t xml:space="preserve">— regions, then routes, then people (salesmen, supervisors, accountants, Finance Manager, GM, Sales Director, viewers). Routes must exist before the customers that reference them.</w:t>
       </w:r>
     </w:p>
     <w:p>
@@ -12515,7 +14860,7 @@
     <w:p>
       <w:pPr>
         <w:pStyle w:val="Heading2"/>
-        <w:spacing w:after="90" w:before="180"/>
+        <w:spacing w:before="180" w:after="90"/>
       </w:pPr>
       <w:r>
         <w:t xml:space="preserve">8.2  Two stages: stage, then promote</w:t>
@@ -12573,7 +14918,7 @@
     <w:p>
       <w:pPr>
         <w:pStyle w:val="Heading2"/>
-        <w:spacing w:after="90" w:before="180"/>
+        <w:spacing w:before="180" w:after="90"/>
       </w:pPr>
       <w:r>
         <w:t xml:space="preserve">8.3  Promotion runs in passes and may be resumed</w:t>
@@ -12671,7 +15016,7 @@
     <w:p>
       <w:pPr>
         <w:pStyle w:val="Heading2"/>
-        <w:spacing w:after="90" w:before="180"/>
+        <w:spacing w:before="180" w:after="90"/>
       </w:pPr>
       <w:r>
         <w:t xml:space="preserve">8.4  Mandatory reconciliation after every load</w:t>
@@ -13170,7 +15515,7 @@
     <w:p>
       <w:pPr>
         <w:pStyle w:val="Heading2"/>
-        <w:spacing w:after="90" w:before="180"/>
+        <w:spacing w:before="180" w:after="90"/>
       </w:pPr>
       <w:r>
         <w:t xml:space="preserve">8.5  Bulk-loaded customers do not pass through the approval chain</w:t>
@@ -13189,7 +15534,7 @@
         <w:t xml:space="preserve">This is a deliberate policy decision requiring management endorsement. </w:t>
       </w:r>
       <w:r>
-        <w:t xml:space="preserve">Customers introduced by a bulk import are existing NMWC customers being migrated or reconciled from Temix — not new applications — so they are created directly and do NOT travel the Supervisor / Finance Manager / GM / Accountant chain described in §5. Any customer created in the field after go-live does follow that chain in full.</w:t>
+        <w:t xml:space="preserve">Customers introduced by a bulk import are existing NMWC customers being migrated or reconciled from Temix — not new applications — so they are created directly and do NOT travel the Supervisor / Sales Director / Finance Manager / GM / Accountant chain described in §5. Any customer created in the field after go-live does follow that chain in full.</w:t>
       </w:r>
     </w:p>
     <w:p>
@@ -13204,7 +15549,7 @@
     <w:p>
       <w:pPr>
         <w:pStyle w:val="Heading2"/>
-        <w:spacing w:after="90" w:before="180"/>
+        <w:spacing w:before="180" w:after="90"/>
       </w:pPr>
       <w:r>
         <w:t xml:space="preserve">8.6  What an import may and may not create</w:t>
@@ -13227,7 +15572,7 @@
         <w:t xml:space="preserve">May create or update: </w:t>
       </w:r>
       <w:r>
-        <w:t xml:space="preserve">regions, routes, user accounts for salesmen, supervisors, accountants, Finance Manager, GM and viewers; customers and their branches.</w:t>
+        <w:t xml:space="preserve">regions, routes, user accounts for salesmen, supervisors, accountants, Finance Manager, GM, Sales Director and viewers; customers and their branches.</w:t>
       </w:r>
     </w:p>
     <w:p>
@@ -13283,7 +15628,7 @@
     <w:p>
       <w:pPr>
         <w:pStyle w:val="Heading1"/>
-        <w:spacing w:after="120" w:before="260"/>
+        <w:spacing w:before="260" w:after="120"/>
       </w:pPr>
       <w:r>
         <w:t xml:space="preserve">9.  Data Ownership &amp; the Temix Boundary</w:t>
@@ -13573,7 +15918,7 @@
     <w:p>
       <w:pPr>
         <w:pStyle w:val="Heading1"/>
-        <w:spacing w:after="120" w:before="260"/>
+        <w:spacing w:before="260" w:after="120"/>
       </w:pPr>
       <w:r>
         <w:t xml:space="preserve">10.  Controls, Safeguards &amp; Audit</w:t>
@@ -13596,7 +15941,7 @@
         <w:t xml:space="preserve">Evidence-gated creation: </w:t>
       </w:r>
       <w:r>
-        <w:t xml:space="preserve">a customer cannot be submitted without the CR photo and the branch shop/signboard photos; credit requires a guarantee document.</w:t>
+        <w:t xml:space="preserve">a customer cannot be submitted without the CR photo and the branch shop/signboard photos; credit requires the customer’s e-mail and the four credit documents, and the customer’s signed credit application before the finance review.</w:t>
       </w:r>
     </w:p>
     <w:p>
@@ -13613,10 +15958,10 @@
           <w:b/>
           <w:bCs/>
         </w:rPr>
-        <w:t xml:space="preserve">Three-tier credit control: </w:t>
+        <w:t xml:space="preserve">Four-tier credit control: </w:t>
       </w:r>
       <w:r>
-        <w:t xml:space="preserve">every credit customer is reviewed by Finance Manager, GM and Accountant; the requested figures cannot be silently amended by an approver.</w:t>
+        <w:t xml:space="preserve">every credit customer is reviewed by the Sales Director, the Finance Manager, the GM and the Accountant; the requested figures cannot be silently amended by an approver; nobody acts on two different steps of the same request.</w:t>
       </w:r>
     </w:p>
     <w:p>
@@ -13636,7 +15981,7 @@
         <w:t xml:space="preserve">Segregation of the approver tier: </w:t>
       </w:r>
       <w:r>
-        <w:t xml:space="preserve">only the Steward can create Accountant / Finance Manager / GM accounts — a regional Manager cannot mint or take over the credit-approval chain.</w:t>
+        <w:t xml:space="preserve">only the Steward can create Accountant / Finance Manager / GM / Sales Director accounts — a regional Manager cannot mint or take over the credit-approval chain.</w:t>
       </w:r>
     </w:p>
     <w:p>
@@ -13696,7 +16041,7 @@
         <w:t xml:space="preserve">Confidential documents: </w:t>
       </w:r>
       <w:r>
-        <w:t xml:space="preserve">CR and credit-guarantee documents are never cached by the browser and are access-checked on every view.</w:t>
+        <w:t xml:space="preserve">the CR copy, the credit documents, the signed credit application and guarantee documents are never cached by the browser, are access-checked on every view, and every view is recorded. Who opened which photo or document is readable by the Data Steward only, never by a Manager.</w:t>
       </w:r>
     </w:p>
     <w:p>
@@ -13756,13 +16101,13 @@
         <w:t xml:space="preserve">Full audit trail: </w:t>
       </w:r>
       <w:r>
-        <w:t xml:space="preserve">every create, approve, reject, edit, merge, import and administrative action is recorded immutably.</w:t>
+        <w:t xml:space="preserve">every create, approve, reject, edit, merge, import, print and administrative action is recorded immutably. A print record shows a deliberate request to print; it does not prevent a copy of what is on screen.</w:t>
       </w:r>
     </w:p>
     <w:p>
       <w:pPr>
         <w:pStyle w:val="Heading1"/>
-        <w:spacing w:after="120" w:before="260"/>
+        <w:spacing w:before="260" w:after="120"/>
       </w:pPr>
       <w:r>
         <w:t xml:space="preserve">11.  Exceptions &amp; Escalation</w:t>
@@ -13835,8 +16180,8 @@
       </w:r>
     </w:p>
     <w:sectPr>
-      <w:headerReference w:type="default" r:id="rId7"/>
-      <w:footerReference w:type="default" r:id="rId8"/>
+      <w:headerReference w:type="default" r:id="rId6"/>
+      <w:footerReference w:type="default" r:id="rId7"/>
       <w:pgSz w:w="11906" w:h="16838" w:orient="portrait"/>
       <w:pgMar w:top="1440" w:right="1440" w:bottom="1440" w:left="1440" w:header="708" w:footer="708" w:gutter="0"/>
       <w:pgNumType/>
@@ -13848,43 +16193,6 @@
 
 <file path=word/comments.xml><?xml version="1.0" encoding="utf-8"?>
 <w:comments xmlns:cx="http://schemas.microsoft.com/office/drawing/2014/chartex" xmlns:cx1="http://schemas.microsoft.com/office/drawing/2015/9/8/chartex" xmlns:cx2="http://schemas.microsoft.com/office/drawing/2015/10/21/chartex" xmlns:cx3="http://schemas.microsoft.com/office/drawing/2016/5/9/chartex" xmlns:cx4="http://schemas.microsoft.com/office/drawing/2016/5/10/chartex" xmlns:cx5="http://schemas.microsoft.com/office/drawing/2016/5/11/chartex" xmlns:cx6="http://schemas.microsoft.com/office/drawing/2016/5/12/chartex" xmlns:cx7="http://schemas.microsoft.com/office/drawing/2016/5/13/chartex" xmlns:cx8="http://schemas.microsoft.com/office/drawing/2016/5/14/chartex" xmlns:mc="http://schemas.openxmlformats.org/markup-compatibility/2006" xmlns:aink="http://schemas.microsoft.com/office/drawing/2016/ink" xmlns:am3d="http://schemas.microsoft.com/office/drawing/2017/model3d" xmlns:o="urn:schemas-microsoft-com:office:office" xmlns:r="http://schemas.openxmlformats.org/officeDocument/2006/relationships" xmlns:m="http://schemas.openxmlformats.org/officeDocument/2006/math" xmlns:v="urn:schemas-microsoft-com:vml" xmlns:wp14="http://schemas.microsoft.com/office/word/2010/wordprocessingDrawing" xmlns:wp="http://schemas.openxmlformats.org/drawingml/2006/wordprocessingDrawing" xmlns:w10="urn:schemas-microsoft-com:office:word" xmlns:w="http://schemas.openxmlformats.org/wordprocessingml/2006/main" xmlns:w14="http://schemas.microsoft.com/office/word/2010/wordml" xmlns:w15="http://schemas.microsoft.com/office/word/2012/wordml" xmlns:w16cex="http://schemas.microsoft.com/office/word/2018/wordml/cex" xmlns:w16cid="http://schemas.microsoft.com/office/word/2016/wordml/cid" xmlns:w16="http://schemas.microsoft.com/office/word/2018/wordml" xmlns:w16sdtdh="http://schemas.microsoft.com/office/word/2020/wordml/sdtdatahash" xmlns:w16se="http://schemas.microsoft.com/office/word/2015/wordml/symex" xmlns:wpg="http://schemas.microsoft.com/office/word/2010/wordprocessingGroup" xmlns:wpi="http://schemas.microsoft.com/office/word/2010/wordprocessingInk" xmlns:wne="http://schemas.microsoft.com/office/word/2006/wordml" xmlns:wps="http://schemas.microsoft.com/office/word/2010/wordprocessingShape"/>
-</file>
-
-<file path=word/endnotes.xml><?xml version="1.0" encoding="utf-8"?>
-<w:endnotes xmlns:wpc="http://schemas.microsoft.com/office/word/2010/wordprocessingCanvas" xmlns:mc="http://schemas.openxmlformats.org/markup-compatibility/2006" xmlns:o="urn:schemas-microsoft-com:office:office" xmlns:r="http://schemas.openxmlformats.org/officeDocument/2006/relationships" xmlns:m="http://schemas.openxmlformats.org/officeDocument/2006/math" xmlns:v="urn:schemas-microsoft-com:vml" xmlns:wp14="http://schemas.microsoft.com/office/word/2010/wordprocessingDrawing" xmlns:wp="http://schemas.openxmlformats.org/drawingml/2006/wordprocessingDrawing" xmlns:w10="urn:schemas-microsoft-com:office:word" xmlns:w="http://schemas.openxmlformats.org/wordprocessingml/2006/main" xmlns:w14="http://schemas.microsoft.com/office/word/2010/wordml" xmlns:w15="http://schemas.microsoft.com/office/word/2012/wordml" xmlns:wpg="http://schemas.microsoft.com/office/word/2010/wordprocessingGroup" xmlns:wpi="http://schemas.microsoft.com/office/word/2010/wordprocessingInk" xmlns:wne="http://schemas.microsoft.com/office/word/2006/wordml" xmlns:wps="http://schemas.microsoft.com/office/word/2010/wordprocessingShape" mc:Ignorable="w14 w15 wp14">
-  <w:endnote w:type="separator" w:id="-1">
-    <w:p>
-      <w:pPr>
-        <w:spacing w:after="0" w:line="240" w:lineRule="auto"/>
-      </w:pPr>
-      <w:r>
-        <w:rPr>
-          <w:rStyle w:val="EndnoteReference"/>
-        </w:rPr>
-        <w:endnoteRef/>
-      </w:r>
-      <w:r>
-        <w:separator/>
-      </w:r>
-    </w:p>
-  </w:endnote>
-  <w:endnote w:type="continuationSeparator" w:id="0">
-    <w:p>
-      <w:pPr>
-        <w:spacing w:after="0" w:line="240" w:lineRule="auto"/>
-      </w:pPr>
-      <w:r>
-        <w:rPr>
-          <w:rStyle w:val="EndnoteReference"/>
-        </w:rPr>
-        <w:endnoteRef/>
-      </w:r>
-      <w:r>
-        <w:continuationSeparator/>
-      </w:r>
-    </w:p>
-  </w:endnote>
-</w:endnotes>
 </file>
 
 <file path=word/footer1.xml><?xml version="1.0" encoding="utf-8"?>
@@ -14252,43 +16560,6 @@
       <w:szCs w:val="20"/>
     </w:rPr>
   </w:style>
-  <w:style w:type="character" w:styleId="EndnoteReference">
-    <w:name w:val="endnote reference"/>
-    <w:basedOn w:val="DefaultParagraphFont"/>
-    <w:uiPriority w:val="99"/>
-    <w:semiHidden/>
-    <w:unhideWhenUsed/>
-    <w:rPr>
-      <w:vertAlign w:val="superscript"/>
-    </w:rPr>
-  </w:style>
-  <w:style w:type="paragraph" w:styleId="EndnoteText">
-    <w:name w:val="endnote text"/>
-    <w:basedOn w:val="Normal"/>
-    <w:link w:val="EndnoteTextChar"/>
-    <w:uiPriority w:val="99"/>
-    <w:semiHidden/>
-    <w:unhideWhenUsed/>
-    <w:pPr>
-      <w:spacing w:after="0" w:line="240" w:lineRule="auto"/>
-    </w:pPr>
-    <w:rPr>
-      <w:sz w:val="20"/>
-      <w:szCs w:val="20"/>
-    </w:rPr>
-  </w:style>
-  <w:style w:type="character" w:styleId="EndnoteTextChar">
-    <w:name w:val="Endnote Text Char"/>
-    <w:basedOn w:val="DefaultParagraphFont"/>
-    <w:link w:val="EndnoteText"/>
-    <w:uiPriority w:val="99"/>
-    <w:semiHidden/>
-    <w:unhideWhenUsed/>
-    <w:rPr>
-      <w:sz w:val="20"/>
-      <w:szCs w:val="20"/>
-    </w:rPr>
-  </w:style>
   <w:style w:type="paragraph" w:styleId="Heading1">
     <w:name w:val="Heading 1"/>
     <w:basedOn w:val="Normal"/>
@@ -14298,7 +16569,7 @@
       <w:pBdr>
         <w:bottom w:val="single" w:color="D6E1EC" w:sz="6" w:space="4"/>
       </w:pBdr>
-      <w:spacing w:after="120" w:before="240"/>
+      <w:spacing w:before="240" w:after="120"/>
       <w:outlineLvl w:val="0"/>
     </w:pPr>
     <w:rPr>
@@ -14315,7 +16586,7 @@
     <w:next w:val="Normal"/>
     <w:qFormat/>
     <w:pPr>
-      <w:spacing w:after="80" w:before="180"/>
+      <w:spacing w:before="180" w:after="80"/>
       <w:outlineLvl w:val="1"/>
     </w:pPr>
     <w:rPr>
